--- a/TheorynCoding/Study Material/Java Overall/Java Overall/Quick Java/oza sir/Study This/study material/Interview Question/Collection/CopyOnWriteArrayList.docx
+++ b/TheorynCoding/Study Material/Java Overall/Java Overall/Quick Java/oza sir/Study This/study material/Interview Question/Collection/CopyOnWriteArrayList.docx
@@ -7294,6 +7294,119 @@
     </w:p>
     <w:p>
       <w:pPr>
+        <w:tabs>
+          <w:tab w:val="left" w:pos="916"/>
+          <w:tab w:val="left" w:pos="1832"/>
+          <w:tab w:val="left" w:pos="2748"/>
+          <w:tab w:val="left" w:pos="3664"/>
+          <w:tab w:val="left" w:pos="4580"/>
+          <w:tab w:val="left" w:pos="5496"/>
+          <w:tab w:val="left" w:pos="6412"/>
+          <w:tab w:val="left" w:pos="7328"/>
+          <w:tab w:val="left" w:pos="8244"/>
+          <w:tab w:val="left" w:pos="9160"/>
+          <w:tab w:val="left" w:pos="10076"/>
+          <w:tab w:val="left" w:pos="10992"/>
+          <w:tab w:val="left" w:pos="11908"/>
+          <w:tab w:val="left" w:pos="12824"/>
+          <w:tab w:val="left" w:pos="13740"/>
+          <w:tab w:val="left" w:pos="14656"/>
+        </w:tabs>
+        <w:spacing w:after="0" w:line="240" w:lineRule="auto"/>
+        <w:rPr>
+          <w:rFonts w:ascii="Courier New" w:eastAsia="Times New Roman" w:hAnsi="Courier New" w:cs="Courier New"/>
+          <w:sz w:val="20"/>
+          <w:szCs w:val="20"/>
+          <w:lang w:eastAsia="en-IN"/>
+        </w:rPr>
+      </w:pPr>
+    </w:p>
+    <w:p>
+      <w:pPr>
+        <w:tabs>
+          <w:tab w:val="left" w:pos="916"/>
+          <w:tab w:val="left" w:pos="1832"/>
+          <w:tab w:val="left" w:pos="2748"/>
+          <w:tab w:val="left" w:pos="3664"/>
+          <w:tab w:val="left" w:pos="4580"/>
+          <w:tab w:val="left" w:pos="5496"/>
+          <w:tab w:val="left" w:pos="6412"/>
+          <w:tab w:val="left" w:pos="7328"/>
+          <w:tab w:val="left" w:pos="8244"/>
+          <w:tab w:val="left" w:pos="9160"/>
+          <w:tab w:val="left" w:pos="10076"/>
+          <w:tab w:val="left" w:pos="10992"/>
+          <w:tab w:val="left" w:pos="11908"/>
+          <w:tab w:val="left" w:pos="12824"/>
+          <w:tab w:val="left" w:pos="13740"/>
+          <w:tab w:val="left" w:pos="14656"/>
+        </w:tabs>
+        <w:spacing w:after="0" w:line="240" w:lineRule="auto"/>
+        <w:rPr>
+          <w:rFonts w:ascii="Courier New" w:eastAsia="Times New Roman" w:hAnsi="Courier New" w:cs="Courier New"/>
+          <w:sz w:val="20"/>
+          <w:szCs w:val="20"/>
+          <w:lang w:eastAsia="en-IN"/>
+        </w:rPr>
+      </w:pPr>
+      <w:r>
+        <w:rPr>
+          <w:sz w:val="20"/>
+          <w:szCs w:val="20"/>
+        </w:rPr>
+        <w:t xml:space="preserve">It </w:t>
+      </w:r>
+      <w:r>
+        <w:rPr>
+          <w:rStyle w:val="Strong"/>
+          <w:sz w:val="20"/>
+          <w:szCs w:val="20"/>
+        </w:rPr>
+        <w:t xml:space="preserve">doesn't see or read </w:t>
+      </w:r>
+      <w:r>
+        <w:rPr>
+          <w:rStyle w:val="HTMLCode"/>
+          <w:rFonts w:eastAsiaTheme="minorHAnsi"/>
+          <w:b/>
+          <w:bCs/>
+        </w:rPr>
+        <w:t>D</w:t>
+      </w:r>
+      <w:r>
+        <w:rPr>
+          <w:sz w:val="20"/>
+          <w:szCs w:val="20"/>
+        </w:rPr>
+        <w:t xml:space="preserve">, and it </w:t>
+      </w:r>
+      <w:r>
+        <w:rPr>
+          <w:rStyle w:val="Strong"/>
+          <w:sz w:val="20"/>
+          <w:szCs w:val="20"/>
+        </w:rPr>
+        <w:t xml:space="preserve">doesn't throw </w:t>
+      </w:r>
+      <w:r>
+        <w:rPr>
+          <w:rStyle w:val="HTMLCode"/>
+          <w:rFonts w:eastAsiaTheme="minorHAnsi"/>
+          <w:b/>
+          <w:bCs/>
+        </w:rPr>
+        <w:t>ConcurrentModificationException</w:t>
+      </w:r>
+      <w:r>
+        <w:rPr>
+          <w:sz w:val="20"/>
+          <w:szCs w:val="20"/>
+        </w:rPr>
+        <w:t>.</w:t>
+      </w:r>
+    </w:p>
+    <w:p>
+      <w:pPr>
         <w:spacing w:after="0" w:line="240" w:lineRule="auto"/>
         <w:rPr>
           <w:rFonts w:ascii="Times New Roman" w:eastAsia="Times New Roman" w:hAnsi="Times New Roman" w:cs="Times New Roman"/>
@@ -8210,6 +8323,7 @@
           <w:szCs w:val="20"/>
           <w:lang w:eastAsia="en-IN"/>
         </w:rPr>
+        <w:lastRenderedPageBreak/>
         <w:t>Write</w:t>
       </w:r>
     </w:p>
@@ -8248,7 +8362,6 @@
           <w:szCs w:val="20"/>
           <w:lang w:eastAsia="en-IN"/>
         </w:rPr>
-        <w:lastRenderedPageBreak/>
         <w:t>write</w:t>
       </w:r>
     </w:p>
@@ -9395,6 +9508,7 @@
           <w:szCs w:val="20"/>
           <w:lang w:eastAsia="en-IN"/>
         </w:rPr>
+        <w:lastRenderedPageBreak/>
         <w:t>Iteration safe      → ✅</w:t>
       </w:r>
     </w:p>
@@ -9471,7 +9585,6 @@
           <w:szCs w:val="20"/>
           <w:lang w:eastAsia="en-IN"/>
         </w:rPr>
-        <w:lastRenderedPageBreak/>
         <w:t>Read performance    → ✅</w:t>
       </w:r>
     </w:p>
@@ -10847,6 +10960,7 @@
           <w:szCs w:val="20"/>
           <w:lang w:eastAsia="en-IN"/>
         </w:rPr>
+        <w:lastRenderedPageBreak/>
         <w:t>⭐ The one thing you were confused about</w:t>
       </w:r>
     </w:p>
@@ -10867,7 +10981,6 @@
           <w:szCs w:val="20"/>
           <w:lang w:eastAsia="en-IN"/>
         </w:rPr>
-        <w:lastRenderedPageBreak/>
         <w:t>You asked:</w:t>
       </w:r>
     </w:p>
@@ -12045,6 +12158,7 @@
           <w:szCs w:val="20"/>
           <w:lang w:eastAsia="en-IN"/>
         </w:rPr>
+        <w:lastRenderedPageBreak/>
         <w:t xml:space="preserve"> ↓</w:t>
       </w:r>
     </w:p>
@@ -12121,7 +12235,6 @@
           <w:szCs w:val="20"/>
           <w:lang w:eastAsia="en-IN"/>
         </w:rPr>
-        <w:lastRenderedPageBreak/>
         <w:t xml:space="preserve"> ↓</w:t>
       </w:r>
     </w:p>
@@ -13209,16 +13322,16 @@
         <w:spacing w:before="100" w:beforeAutospacing="1" w:after="100" w:afterAutospacing="1" w:line="240" w:lineRule="auto"/>
         <w:rPr>
           <w:rFonts w:ascii="Times New Roman" w:eastAsia="Times New Roman" w:hAnsi="Times New Roman" w:cs="Times New Roman"/>
-          <w:sz w:val="24"/>
-          <w:szCs w:val="24"/>
-          <w:lang w:eastAsia="en-IN"/>
-        </w:rPr>
-      </w:pPr>
-      <w:r>
-        <w:rPr>
-          <w:rFonts w:ascii="Times New Roman" w:eastAsia="Times New Roman" w:hAnsi="Times New Roman" w:cs="Times New Roman"/>
-          <w:sz w:val="24"/>
-          <w:szCs w:val="24"/>
+          <w:sz w:val="20"/>
+          <w:szCs w:val="20"/>
+          <w:lang w:eastAsia="en-IN"/>
+        </w:rPr>
+      </w:pPr>
+      <w:r>
+        <w:rPr>
+          <w:rFonts w:ascii="Times New Roman" w:eastAsia="Times New Roman" w:hAnsi="Times New Roman" w:cs="Times New Roman"/>
+          <w:sz w:val="20"/>
+          <w:szCs w:val="20"/>
           <w:lang w:eastAsia="en-IN"/>
         </w:rPr>
         <w:t xml:space="preserve">Yes. Here are the </w:t>
@@ -13228,8 +13341,8 @@
           <w:rFonts w:ascii="Times New Roman" w:eastAsia="Times New Roman" w:hAnsi="Times New Roman" w:cs="Times New Roman"/>
           <w:b/>
           <w:bCs/>
-          <w:sz w:val="24"/>
-          <w:szCs w:val="24"/>
+          <w:sz w:val="20"/>
+          <w:szCs w:val="20"/>
           <w:lang w:eastAsia="en-IN"/>
         </w:rPr>
         <w:t>main modifying operations</w:t>
@@ -13237,8 +13350,8 @@
       <w:r>
         <w:rPr>
           <w:rFonts w:ascii="Times New Roman" w:eastAsia="Times New Roman" w:hAnsi="Times New Roman" w:cs="Times New Roman"/>
-          <w:sz w:val="24"/>
-          <w:szCs w:val="24"/>
+          <w:sz w:val="20"/>
+          <w:szCs w:val="20"/>
           <w:lang w:eastAsia="en-IN"/>
         </w:rPr>
         <w:t xml:space="preserve"> of </w:t>
@@ -13255,8 +13368,8 @@
       <w:r>
         <w:rPr>
           <w:rFonts w:ascii="Times New Roman" w:eastAsia="Times New Roman" w:hAnsi="Times New Roman" w:cs="Times New Roman"/>
-          <w:sz w:val="24"/>
-          <w:szCs w:val="24"/>
+          <w:sz w:val="20"/>
+          <w:szCs w:val="20"/>
           <w:lang w:eastAsia="en-IN"/>
         </w:rPr>
         <w:t xml:space="preserve"> with the same simple flow.</w:t>
@@ -13271,8 +13384,8 @@
           <w:b/>
           <w:bCs/>
           <w:kern w:val="36"/>
-          <w:sz w:val="48"/>
-          <w:szCs w:val="48"/>
+          <w:sz w:val="20"/>
+          <w:szCs w:val="20"/>
           <w:lang w:eastAsia="en-IN"/>
         </w:rPr>
       </w:pPr>
@@ -13282,8 +13395,8 @@
           <w:b/>
           <w:bCs/>
           <w:kern w:val="36"/>
-          <w:sz w:val="48"/>
-          <w:szCs w:val="48"/>
+          <w:sz w:val="20"/>
+          <w:szCs w:val="20"/>
           <w:lang w:eastAsia="en-IN"/>
         </w:rPr>
         <w:lastRenderedPageBreak/>
@@ -13295,16 +13408,16 @@
         <w:spacing w:before="100" w:beforeAutospacing="1" w:after="100" w:afterAutospacing="1" w:line="240" w:lineRule="auto"/>
         <w:rPr>
           <w:rFonts w:ascii="Times New Roman" w:eastAsia="Times New Roman" w:hAnsi="Times New Roman" w:cs="Times New Roman"/>
-          <w:sz w:val="24"/>
-          <w:szCs w:val="24"/>
-          <w:lang w:eastAsia="en-IN"/>
-        </w:rPr>
-      </w:pPr>
-      <w:r>
-        <w:rPr>
-          <w:rFonts w:ascii="Times New Roman" w:eastAsia="Times New Roman" w:hAnsi="Times New Roman" w:cs="Times New Roman"/>
-          <w:sz w:val="24"/>
-          <w:szCs w:val="24"/>
+          <w:sz w:val="20"/>
+          <w:szCs w:val="20"/>
+          <w:lang w:eastAsia="en-IN"/>
+        </w:rPr>
+      </w:pPr>
+      <w:r>
+        <w:rPr>
+          <w:rFonts w:ascii="Times New Roman" w:eastAsia="Times New Roman" w:hAnsi="Times New Roman" w:cs="Times New Roman"/>
+          <w:sz w:val="20"/>
+          <w:szCs w:val="20"/>
           <w:lang w:eastAsia="en-IN"/>
         </w:rPr>
         <w:t>Starting:</w:t>
@@ -13429,16 +13542,16 @@
         <w:spacing w:after="0" w:line="240" w:lineRule="auto"/>
         <w:rPr>
           <w:rFonts w:ascii="Times New Roman" w:eastAsia="Times New Roman" w:hAnsi="Times New Roman" w:cs="Times New Roman"/>
-          <w:sz w:val="24"/>
-          <w:szCs w:val="24"/>
-          <w:lang w:eastAsia="en-IN"/>
-        </w:rPr>
-      </w:pPr>
-      <w:r>
-        <w:rPr>
-          <w:rFonts w:ascii="Times New Roman" w:eastAsia="Times New Roman" w:hAnsi="Times New Roman" w:cs="Times New Roman"/>
-          <w:sz w:val="24"/>
-          <w:szCs w:val="24"/>
+          <w:sz w:val="20"/>
+          <w:szCs w:val="20"/>
+          <w:lang w:eastAsia="en-IN"/>
+        </w:rPr>
+      </w:pPr>
+      <w:r>
+        <w:rPr>
+          <w:rFonts w:ascii="Times New Roman" w:eastAsia="Times New Roman" w:hAnsi="Times New Roman" w:cs="Times New Roman"/>
+          <w:sz w:val="20"/>
+          <w:szCs w:val="20"/>
           <w:lang w:eastAsia="en-IN"/>
         </w:rPr>
         <w:pict>
@@ -13454,8 +13567,8 @@
           <w:rFonts w:ascii="Times New Roman" w:eastAsia="Times New Roman" w:hAnsi="Times New Roman" w:cs="Times New Roman"/>
           <w:b/>
           <w:bCs/>
-          <w:sz w:val="36"/>
-          <w:szCs w:val="36"/>
+          <w:sz w:val="20"/>
+          <w:szCs w:val="20"/>
           <w:lang w:eastAsia="en-IN"/>
         </w:rPr>
       </w:pPr>
@@ -13464,8 +13577,8 @@
           <w:rFonts w:ascii="Times New Roman" w:eastAsia="Times New Roman" w:hAnsi="Times New Roman" w:cs="Times New Roman"/>
           <w:b/>
           <w:bCs/>
-          <w:sz w:val="36"/>
-          <w:szCs w:val="36"/>
+          <w:sz w:val="20"/>
+          <w:szCs w:val="20"/>
           <w:lang w:eastAsia="en-IN"/>
         </w:rPr>
         <w:t xml:space="preserve">1. </w:t>
@@ -13715,8 +13828,8 @@
         <w:spacing w:before="100" w:beforeAutospacing="1" w:after="100" w:afterAutospacing="1" w:line="240" w:lineRule="auto"/>
         <w:rPr>
           <w:rFonts w:ascii="Times New Roman" w:eastAsia="Times New Roman" w:hAnsi="Times New Roman" w:cs="Times New Roman"/>
-          <w:sz w:val="24"/>
-          <w:szCs w:val="24"/>
+          <w:sz w:val="20"/>
+          <w:szCs w:val="20"/>
           <w:lang w:eastAsia="en-IN"/>
         </w:rPr>
       </w:pPr>
@@ -13725,8 +13838,8 @@
           <w:rFonts w:ascii="Times New Roman" w:eastAsia="Times New Roman" w:hAnsi="Times New Roman" w:cs="Times New Roman"/>
           <w:b/>
           <w:bCs/>
-          <w:sz w:val="24"/>
-          <w:szCs w:val="24"/>
+          <w:sz w:val="20"/>
+          <w:szCs w:val="20"/>
           <w:lang w:eastAsia="en-IN"/>
         </w:rPr>
         <w:t>Old array is not changed.</w:t>
@@ -13737,16 +13850,16 @@
         <w:spacing w:after="0" w:line="240" w:lineRule="auto"/>
         <w:rPr>
           <w:rFonts w:ascii="Times New Roman" w:eastAsia="Times New Roman" w:hAnsi="Times New Roman" w:cs="Times New Roman"/>
-          <w:sz w:val="24"/>
-          <w:szCs w:val="24"/>
-          <w:lang w:eastAsia="en-IN"/>
-        </w:rPr>
-      </w:pPr>
-      <w:r>
-        <w:rPr>
-          <w:rFonts w:ascii="Times New Roman" w:eastAsia="Times New Roman" w:hAnsi="Times New Roman" w:cs="Times New Roman"/>
-          <w:sz w:val="24"/>
-          <w:szCs w:val="24"/>
+          <w:sz w:val="20"/>
+          <w:szCs w:val="20"/>
+          <w:lang w:eastAsia="en-IN"/>
+        </w:rPr>
+      </w:pPr>
+      <w:r>
+        <w:rPr>
+          <w:rFonts w:ascii="Times New Roman" w:eastAsia="Times New Roman" w:hAnsi="Times New Roman" w:cs="Times New Roman"/>
+          <w:sz w:val="20"/>
+          <w:szCs w:val="20"/>
           <w:lang w:eastAsia="en-IN"/>
         </w:rPr>
         <w:pict>
@@ -13762,8 +13875,8 @@
           <w:rFonts w:ascii="Times New Roman" w:eastAsia="Times New Roman" w:hAnsi="Times New Roman" w:cs="Times New Roman"/>
           <w:b/>
           <w:bCs/>
-          <w:sz w:val="36"/>
-          <w:szCs w:val="36"/>
+          <w:sz w:val="20"/>
+          <w:szCs w:val="20"/>
           <w:lang w:eastAsia="en-IN"/>
         </w:rPr>
       </w:pPr>
@@ -13772,8 +13885,8 @@
           <w:rFonts w:ascii="Times New Roman" w:eastAsia="Times New Roman" w:hAnsi="Times New Roman" w:cs="Times New Roman"/>
           <w:b/>
           <w:bCs/>
-          <w:sz w:val="36"/>
-          <w:szCs w:val="36"/>
+          <w:sz w:val="20"/>
+          <w:szCs w:val="20"/>
           <w:lang w:eastAsia="en-IN"/>
         </w:rPr>
         <w:t xml:space="preserve">2. </w:t>
@@ -13833,16 +13946,16 @@
         <w:spacing w:before="100" w:beforeAutospacing="1" w:after="100" w:afterAutospacing="1" w:line="240" w:lineRule="auto"/>
         <w:rPr>
           <w:rFonts w:ascii="Times New Roman" w:eastAsia="Times New Roman" w:hAnsi="Times New Roman" w:cs="Times New Roman"/>
-          <w:sz w:val="24"/>
-          <w:szCs w:val="24"/>
-          <w:lang w:eastAsia="en-IN"/>
-        </w:rPr>
-      </w:pPr>
-      <w:r>
-        <w:rPr>
-          <w:rFonts w:ascii="Times New Roman" w:eastAsia="Times New Roman" w:hAnsi="Times New Roman" w:cs="Times New Roman"/>
-          <w:sz w:val="24"/>
-          <w:szCs w:val="24"/>
+          <w:sz w:val="20"/>
+          <w:szCs w:val="20"/>
+          <w:lang w:eastAsia="en-IN"/>
+        </w:rPr>
+      </w:pPr>
+      <w:r>
+        <w:rPr>
+          <w:rFonts w:ascii="Times New Roman" w:eastAsia="Times New Roman" w:hAnsi="Times New Roman" w:cs="Times New Roman"/>
+          <w:sz w:val="20"/>
+          <w:szCs w:val="20"/>
           <w:lang w:eastAsia="en-IN"/>
         </w:rPr>
         <w:t>Starting:</w:t>
@@ -13891,16 +14004,16 @@
         <w:spacing w:before="100" w:beforeAutospacing="1" w:after="100" w:afterAutospacing="1" w:line="240" w:lineRule="auto"/>
         <w:rPr>
           <w:rFonts w:ascii="Times New Roman" w:eastAsia="Times New Roman" w:hAnsi="Times New Roman" w:cs="Times New Roman"/>
-          <w:sz w:val="24"/>
-          <w:szCs w:val="24"/>
-          <w:lang w:eastAsia="en-IN"/>
-        </w:rPr>
-      </w:pPr>
-      <w:r>
-        <w:rPr>
-          <w:rFonts w:ascii="Times New Roman" w:eastAsia="Times New Roman" w:hAnsi="Times New Roman" w:cs="Times New Roman"/>
-          <w:sz w:val="24"/>
-          <w:szCs w:val="24"/>
+          <w:sz w:val="20"/>
+          <w:szCs w:val="20"/>
+          <w:lang w:eastAsia="en-IN"/>
+        </w:rPr>
+      </w:pPr>
+      <w:r>
+        <w:rPr>
+          <w:rFonts w:ascii="Times New Roman" w:eastAsia="Times New Roman" w:hAnsi="Times New Roman" w:cs="Times New Roman"/>
+          <w:sz w:val="20"/>
+          <w:szCs w:val="20"/>
           <w:lang w:eastAsia="en-IN"/>
         </w:rPr>
         <w:t>New copy:</w:t>
@@ -14139,19 +14252,18 @@
         <w:spacing w:after="0" w:line="240" w:lineRule="auto"/>
         <w:rPr>
           <w:rFonts w:ascii="Times New Roman" w:eastAsia="Times New Roman" w:hAnsi="Times New Roman" w:cs="Times New Roman"/>
-          <w:sz w:val="24"/>
-          <w:szCs w:val="24"/>
-          <w:lang w:eastAsia="en-IN"/>
-        </w:rPr>
-      </w:pPr>
-      <w:r>
-        <w:rPr>
-          <w:rFonts w:ascii="Times New Roman" w:eastAsia="Times New Roman" w:hAnsi="Times New Roman" w:cs="Times New Roman"/>
-          <w:sz w:val="24"/>
-          <w:szCs w:val="24"/>
-          <w:lang w:eastAsia="en-IN"/>
-        </w:rPr>
-        <w:lastRenderedPageBreak/>
+          <w:sz w:val="20"/>
+          <w:szCs w:val="20"/>
+          <w:lang w:eastAsia="en-IN"/>
+        </w:rPr>
+      </w:pPr>
+      <w:r>
+        <w:rPr>
+          <w:rFonts w:ascii="Times New Roman" w:eastAsia="Times New Roman" w:hAnsi="Times New Roman" w:cs="Times New Roman"/>
+          <w:sz w:val="20"/>
+          <w:szCs w:val="20"/>
+          <w:lang w:eastAsia="en-IN"/>
+        </w:rPr>
         <w:pict>
           <v:rect id="_x0000_i1044" style="width:0;height:1.5pt" o:hralign="center" o:hrstd="t" o:hr="t" fillcolor="#a0a0a0" stroked="f"/>
         </w:pict>
@@ -14165,8 +14277,8 @@
           <w:rFonts w:ascii="Times New Roman" w:eastAsia="Times New Roman" w:hAnsi="Times New Roman" w:cs="Times New Roman"/>
           <w:b/>
           <w:bCs/>
-          <w:sz w:val="36"/>
-          <w:szCs w:val="36"/>
+          <w:sz w:val="20"/>
+          <w:szCs w:val="20"/>
           <w:lang w:eastAsia="en-IN"/>
         </w:rPr>
       </w:pPr>
@@ -14175,8 +14287,8 @@
           <w:rFonts w:ascii="Times New Roman" w:eastAsia="Times New Roman" w:hAnsi="Times New Roman" w:cs="Times New Roman"/>
           <w:b/>
           <w:bCs/>
-          <w:sz w:val="36"/>
-          <w:szCs w:val="36"/>
+          <w:sz w:val="20"/>
+          <w:szCs w:val="20"/>
           <w:lang w:eastAsia="en-IN"/>
         </w:rPr>
         <w:t xml:space="preserve">3. </w:t>
@@ -14236,18 +14348,19 @@
         <w:spacing w:before="100" w:beforeAutospacing="1" w:after="100" w:afterAutospacing="1" w:line="240" w:lineRule="auto"/>
         <w:rPr>
           <w:rFonts w:ascii="Times New Roman" w:eastAsia="Times New Roman" w:hAnsi="Times New Roman" w:cs="Times New Roman"/>
-          <w:sz w:val="24"/>
-          <w:szCs w:val="24"/>
-          <w:lang w:eastAsia="en-IN"/>
-        </w:rPr>
-      </w:pPr>
-      <w:r>
-        <w:rPr>
-          <w:rFonts w:ascii="Times New Roman" w:eastAsia="Times New Roman" w:hAnsi="Times New Roman" w:cs="Times New Roman"/>
-          <w:sz w:val="24"/>
-          <w:szCs w:val="24"/>
-          <w:lang w:eastAsia="en-IN"/>
-        </w:rPr>
+          <w:sz w:val="20"/>
+          <w:szCs w:val="20"/>
+          <w:lang w:eastAsia="en-IN"/>
+        </w:rPr>
+      </w:pPr>
+      <w:r>
+        <w:rPr>
+          <w:rFonts w:ascii="Times New Roman" w:eastAsia="Times New Roman" w:hAnsi="Times New Roman" w:cs="Times New Roman"/>
+          <w:sz w:val="20"/>
+          <w:szCs w:val="20"/>
+          <w:lang w:eastAsia="en-IN"/>
+        </w:rPr>
+        <w:lastRenderedPageBreak/>
         <w:t>Starting:</w:t>
       </w:r>
     </w:p>
@@ -14294,16 +14407,16 @@
         <w:spacing w:before="100" w:beforeAutospacing="1" w:after="100" w:afterAutospacing="1" w:line="240" w:lineRule="auto"/>
         <w:rPr>
           <w:rFonts w:ascii="Times New Roman" w:eastAsia="Times New Roman" w:hAnsi="Times New Roman" w:cs="Times New Roman"/>
-          <w:sz w:val="24"/>
-          <w:szCs w:val="24"/>
-          <w:lang w:eastAsia="en-IN"/>
-        </w:rPr>
-      </w:pPr>
-      <w:r>
-        <w:rPr>
-          <w:rFonts w:ascii="Times New Roman" w:eastAsia="Times New Roman" w:hAnsi="Times New Roman" w:cs="Times New Roman"/>
-          <w:sz w:val="24"/>
-          <w:szCs w:val="24"/>
+          <w:sz w:val="20"/>
+          <w:szCs w:val="20"/>
+          <w:lang w:eastAsia="en-IN"/>
+        </w:rPr>
+      </w:pPr>
+      <w:r>
+        <w:rPr>
+          <w:rFonts w:ascii="Times New Roman" w:eastAsia="Times New Roman" w:hAnsi="Times New Roman" w:cs="Times New Roman"/>
+          <w:sz w:val="20"/>
+          <w:szCs w:val="20"/>
           <w:lang w:eastAsia="en-IN"/>
         </w:rPr>
         <w:t>New copy:</w:t>
@@ -14542,16 +14655,16 @@
         <w:spacing w:after="0" w:line="240" w:lineRule="auto"/>
         <w:rPr>
           <w:rFonts w:ascii="Times New Roman" w:eastAsia="Times New Roman" w:hAnsi="Times New Roman" w:cs="Times New Roman"/>
-          <w:sz w:val="24"/>
-          <w:szCs w:val="24"/>
-          <w:lang w:eastAsia="en-IN"/>
-        </w:rPr>
-      </w:pPr>
-      <w:r>
-        <w:rPr>
-          <w:rFonts w:ascii="Times New Roman" w:eastAsia="Times New Roman" w:hAnsi="Times New Roman" w:cs="Times New Roman"/>
-          <w:sz w:val="24"/>
-          <w:szCs w:val="24"/>
+          <w:sz w:val="20"/>
+          <w:szCs w:val="20"/>
+          <w:lang w:eastAsia="en-IN"/>
+        </w:rPr>
+      </w:pPr>
+      <w:r>
+        <w:rPr>
+          <w:rFonts w:ascii="Times New Roman" w:eastAsia="Times New Roman" w:hAnsi="Times New Roman" w:cs="Times New Roman"/>
+          <w:sz w:val="20"/>
+          <w:szCs w:val="20"/>
           <w:lang w:eastAsia="en-IN"/>
         </w:rPr>
         <w:pict>
@@ -14567,8 +14680,8 @@
           <w:rFonts w:ascii="Times New Roman" w:eastAsia="Times New Roman" w:hAnsi="Times New Roman" w:cs="Times New Roman"/>
           <w:b/>
           <w:bCs/>
-          <w:sz w:val="36"/>
-          <w:szCs w:val="36"/>
+          <w:sz w:val="20"/>
+          <w:szCs w:val="20"/>
           <w:lang w:eastAsia="en-IN"/>
         </w:rPr>
       </w:pPr>
@@ -14577,8 +14690,8 @@
           <w:rFonts w:ascii="Times New Roman" w:eastAsia="Times New Roman" w:hAnsi="Times New Roman" w:cs="Times New Roman"/>
           <w:b/>
           <w:bCs/>
-          <w:sz w:val="36"/>
-          <w:szCs w:val="36"/>
+          <w:sz w:val="20"/>
+          <w:szCs w:val="20"/>
           <w:lang w:eastAsia="en-IN"/>
         </w:rPr>
         <w:t xml:space="preserve">4. </w:t>
@@ -14638,16 +14751,16 @@
         <w:spacing w:before="100" w:beforeAutospacing="1" w:after="100" w:afterAutospacing="1" w:line="240" w:lineRule="auto"/>
         <w:rPr>
           <w:rFonts w:ascii="Times New Roman" w:eastAsia="Times New Roman" w:hAnsi="Times New Roman" w:cs="Times New Roman"/>
-          <w:sz w:val="24"/>
-          <w:szCs w:val="24"/>
-          <w:lang w:eastAsia="en-IN"/>
-        </w:rPr>
-      </w:pPr>
-      <w:r>
-        <w:rPr>
-          <w:rFonts w:ascii="Times New Roman" w:eastAsia="Times New Roman" w:hAnsi="Times New Roman" w:cs="Times New Roman"/>
-          <w:sz w:val="24"/>
-          <w:szCs w:val="24"/>
+          <w:sz w:val="20"/>
+          <w:szCs w:val="20"/>
+          <w:lang w:eastAsia="en-IN"/>
+        </w:rPr>
+      </w:pPr>
+      <w:r>
+        <w:rPr>
+          <w:rFonts w:ascii="Times New Roman" w:eastAsia="Times New Roman" w:hAnsi="Times New Roman" w:cs="Times New Roman"/>
+          <w:sz w:val="20"/>
+          <w:szCs w:val="20"/>
           <w:lang w:eastAsia="en-IN"/>
         </w:rPr>
         <w:t>Starting:</w:t>
@@ -14696,16 +14809,16 @@
         <w:spacing w:before="100" w:beforeAutospacing="1" w:after="100" w:afterAutospacing="1" w:line="240" w:lineRule="auto"/>
         <w:rPr>
           <w:rFonts w:ascii="Times New Roman" w:eastAsia="Times New Roman" w:hAnsi="Times New Roman" w:cs="Times New Roman"/>
-          <w:sz w:val="24"/>
-          <w:szCs w:val="24"/>
-          <w:lang w:eastAsia="en-IN"/>
-        </w:rPr>
-      </w:pPr>
-      <w:r>
-        <w:rPr>
-          <w:rFonts w:ascii="Times New Roman" w:eastAsia="Times New Roman" w:hAnsi="Times New Roman" w:cs="Times New Roman"/>
-          <w:sz w:val="24"/>
-          <w:szCs w:val="24"/>
+          <w:sz w:val="20"/>
+          <w:szCs w:val="20"/>
+          <w:lang w:eastAsia="en-IN"/>
+        </w:rPr>
+      </w:pPr>
+      <w:r>
+        <w:rPr>
+          <w:rFonts w:ascii="Times New Roman" w:eastAsia="Times New Roman" w:hAnsi="Times New Roman" w:cs="Times New Roman"/>
+          <w:sz w:val="20"/>
+          <w:szCs w:val="20"/>
           <w:lang w:eastAsia="en-IN"/>
         </w:rPr>
         <w:t>New copy:</w:t>
@@ -14944,16 +15057,16 @@
         <w:spacing w:after="0" w:line="240" w:lineRule="auto"/>
         <w:rPr>
           <w:rFonts w:ascii="Times New Roman" w:eastAsia="Times New Roman" w:hAnsi="Times New Roman" w:cs="Times New Roman"/>
-          <w:sz w:val="24"/>
-          <w:szCs w:val="24"/>
-          <w:lang w:eastAsia="en-IN"/>
-        </w:rPr>
-      </w:pPr>
-      <w:r>
-        <w:rPr>
-          <w:rFonts w:ascii="Times New Roman" w:eastAsia="Times New Roman" w:hAnsi="Times New Roman" w:cs="Times New Roman"/>
-          <w:sz w:val="24"/>
-          <w:szCs w:val="24"/>
+          <w:sz w:val="20"/>
+          <w:szCs w:val="20"/>
+          <w:lang w:eastAsia="en-IN"/>
+        </w:rPr>
+      </w:pPr>
+      <w:r>
+        <w:rPr>
+          <w:rFonts w:ascii="Times New Roman" w:eastAsia="Times New Roman" w:hAnsi="Times New Roman" w:cs="Times New Roman"/>
+          <w:sz w:val="20"/>
+          <w:szCs w:val="20"/>
           <w:lang w:eastAsia="en-IN"/>
         </w:rPr>
         <w:pict>
@@ -14969,8 +15082,8 @@
           <w:rFonts w:ascii="Times New Roman" w:eastAsia="Times New Roman" w:hAnsi="Times New Roman" w:cs="Times New Roman"/>
           <w:b/>
           <w:bCs/>
-          <w:sz w:val="36"/>
-          <w:szCs w:val="36"/>
+          <w:sz w:val="20"/>
+          <w:szCs w:val="20"/>
           <w:lang w:eastAsia="en-IN"/>
         </w:rPr>
       </w:pPr>
@@ -14979,8 +15092,8 @@
           <w:rFonts w:ascii="Times New Roman" w:eastAsia="Times New Roman" w:hAnsi="Times New Roman" w:cs="Times New Roman"/>
           <w:b/>
           <w:bCs/>
-          <w:sz w:val="36"/>
-          <w:szCs w:val="36"/>
+          <w:sz w:val="20"/>
+          <w:szCs w:val="20"/>
           <w:lang w:eastAsia="en-IN"/>
         </w:rPr>
         <w:t xml:space="preserve">5. </w:t>
@@ -15032,161 +15145,161 @@
           <w:szCs w:val="20"/>
           <w:lang w:eastAsia="en-IN"/>
         </w:rPr>
+        <w:t>list.remove("B");</w:t>
+      </w:r>
+    </w:p>
+    <w:p>
+      <w:pPr>
+        <w:spacing w:before="100" w:beforeAutospacing="1" w:after="100" w:afterAutospacing="1" w:line="240" w:lineRule="auto"/>
+        <w:rPr>
+          <w:rFonts w:ascii="Times New Roman" w:eastAsia="Times New Roman" w:hAnsi="Times New Roman" w:cs="Times New Roman"/>
+          <w:sz w:val="20"/>
+          <w:szCs w:val="20"/>
+          <w:lang w:eastAsia="en-IN"/>
+        </w:rPr>
+      </w:pPr>
+      <w:r>
+        <w:rPr>
+          <w:rFonts w:ascii="Times New Roman" w:eastAsia="Times New Roman" w:hAnsi="Times New Roman" w:cs="Times New Roman"/>
+          <w:sz w:val="20"/>
+          <w:szCs w:val="20"/>
+          <w:lang w:eastAsia="en-IN"/>
+        </w:rPr>
+        <w:t>Starting:</w:t>
+      </w:r>
+    </w:p>
+    <w:p>
+      <w:pPr>
+        <w:tabs>
+          <w:tab w:val="left" w:pos="916"/>
+          <w:tab w:val="left" w:pos="1832"/>
+          <w:tab w:val="left" w:pos="2748"/>
+          <w:tab w:val="left" w:pos="3664"/>
+          <w:tab w:val="left" w:pos="4580"/>
+          <w:tab w:val="left" w:pos="5496"/>
+          <w:tab w:val="left" w:pos="6412"/>
+          <w:tab w:val="left" w:pos="7328"/>
+          <w:tab w:val="left" w:pos="8244"/>
+          <w:tab w:val="left" w:pos="9160"/>
+          <w:tab w:val="left" w:pos="10076"/>
+          <w:tab w:val="left" w:pos="10992"/>
+          <w:tab w:val="left" w:pos="11908"/>
+          <w:tab w:val="left" w:pos="12824"/>
+          <w:tab w:val="left" w:pos="13740"/>
+          <w:tab w:val="left" w:pos="14656"/>
+        </w:tabs>
+        <w:spacing w:after="0" w:line="240" w:lineRule="auto"/>
+        <w:rPr>
+          <w:rFonts w:ascii="Courier New" w:eastAsia="Times New Roman" w:hAnsi="Courier New" w:cs="Courier New"/>
+          <w:sz w:val="20"/>
+          <w:szCs w:val="20"/>
+          <w:lang w:eastAsia="en-IN"/>
+        </w:rPr>
+      </w:pPr>
+      <w:r>
+        <w:rPr>
+          <w:rFonts w:ascii="Courier New" w:eastAsia="Times New Roman" w:hAnsi="Courier New" w:cs="Courier New"/>
+          <w:sz w:val="20"/>
+          <w:szCs w:val="20"/>
+          <w:lang w:eastAsia="en-IN"/>
+        </w:rPr>
+        <w:t>[A, B, C]</w:t>
+      </w:r>
+    </w:p>
+    <w:p>
+      <w:pPr>
+        <w:spacing w:before="100" w:beforeAutospacing="1" w:after="100" w:afterAutospacing="1" w:line="240" w:lineRule="auto"/>
+        <w:rPr>
+          <w:rFonts w:ascii="Times New Roman" w:eastAsia="Times New Roman" w:hAnsi="Times New Roman" w:cs="Times New Roman"/>
+          <w:sz w:val="20"/>
+          <w:szCs w:val="20"/>
+          <w:lang w:eastAsia="en-IN"/>
+        </w:rPr>
+      </w:pPr>
+      <w:r>
+        <w:rPr>
+          <w:rFonts w:ascii="Times New Roman" w:eastAsia="Times New Roman" w:hAnsi="Times New Roman" w:cs="Times New Roman"/>
+          <w:sz w:val="20"/>
+          <w:szCs w:val="20"/>
+          <w:lang w:eastAsia="en-IN"/>
+        </w:rPr>
+        <w:t>New copy:</w:t>
+      </w:r>
+    </w:p>
+    <w:p>
+      <w:pPr>
+        <w:tabs>
+          <w:tab w:val="left" w:pos="916"/>
+          <w:tab w:val="left" w:pos="1832"/>
+          <w:tab w:val="left" w:pos="2748"/>
+          <w:tab w:val="left" w:pos="3664"/>
+          <w:tab w:val="left" w:pos="4580"/>
+          <w:tab w:val="left" w:pos="5496"/>
+          <w:tab w:val="left" w:pos="6412"/>
+          <w:tab w:val="left" w:pos="7328"/>
+          <w:tab w:val="left" w:pos="8244"/>
+          <w:tab w:val="left" w:pos="9160"/>
+          <w:tab w:val="left" w:pos="10076"/>
+          <w:tab w:val="left" w:pos="10992"/>
+          <w:tab w:val="left" w:pos="11908"/>
+          <w:tab w:val="left" w:pos="12824"/>
+          <w:tab w:val="left" w:pos="13740"/>
+          <w:tab w:val="left" w:pos="14656"/>
+        </w:tabs>
+        <w:spacing w:after="0" w:line="240" w:lineRule="auto"/>
+        <w:rPr>
+          <w:rFonts w:ascii="Courier New" w:eastAsia="Times New Roman" w:hAnsi="Courier New" w:cs="Courier New"/>
+          <w:sz w:val="20"/>
+          <w:szCs w:val="20"/>
+          <w:lang w:eastAsia="en-IN"/>
+        </w:rPr>
+      </w:pPr>
+      <w:r>
+        <w:rPr>
+          <w:rFonts w:ascii="Courier New" w:eastAsia="Times New Roman" w:hAnsi="Courier New" w:cs="Courier New"/>
+          <w:sz w:val="20"/>
+          <w:szCs w:val="20"/>
+          <w:lang w:eastAsia="en-IN"/>
+        </w:rPr>
+        <w:t>[A, C]</w:t>
+      </w:r>
+    </w:p>
+    <w:p>
+      <w:pPr>
+        <w:tabs>
+          <w:tab w:val="left" w:pos="916"/>
+          <w:tab w:val="left" w:pos="1832"/>
+          <w:tab w:val="left" w:pos="2748"/>
+          <w:tab w:val="left" w:pos="3664"/>
+          <w:tab w:val="left" w:pos="4580"/>
+          <w:tab w:val="left" w:pos="5496"/>
+          <w:tab w:val="left" w:pos="6412"/>
+          <w:tab w:val="left" w:pos="7328"/>
+          <w:tab w:val="left" w:pos="8244"/>
+          <w:tab w:val="left" w:pos="9160"/>
+          <w:tab w:val="left" w:pos="10076"/>
+          <w:tab w:val="left" w:pos="10992"/>
+          <w:tab w:val="left" w:pos="11908"/>
+          <w:tab w:val="left" w:pos="12824"/>
+          <w:tab w:val="left" w:pos="13740"/>
+          <w:tab w:val="left" w:pos="14656"/>
+        </w:tabs>
+        <w:spacing w:after="0" w:line="240" w:lineRule="auto"/>
+        <w:rPr>
+          <w:rFonts w:ascii="Courier New" w:eastAsia="Times New Roman" w:hAnsi="Courier New" w:cs="Courier New"/>
+          <w:sz w:val="20"/>
+          <w:szCs w:val="20"/>
+          <w:lang w:eastAsia="en-IN"/>
+        </w:rPr>
+      </w:pPr>
+      <w:r>
+        <w:rPr>
+          <w:rFonts w:ascii="Courier New" w:eastAsia="Times New Roman" w:hAnsi="Courier New" w:cs="Courier New"/>
+          <w:sz w:val="20"/>
+          <w:szCs w:val="20"/>
+          <w:lang w:eastAsia="en-IN"/>
+        </w:rPr>
         <w:lastRenderedPageBreak/>
-        <w:t>list.remove("B");</w:t>
-      </w:r>
-    </w:p>
-    <w:p>
-      <w:pPr>
-        <w:spacing w:before="100" w:beforeAutospacing="1" w:after="100" w:afterAutospacing="1" w:line="240" w:lineRule="auto"/>
-        <w:rPr>
-          <w:rFonts w:ascii="Times New Roman" w:eastAsia="Times New Roman" w:hAnsi="Times New Roman" w:cs="Times New Roman"/>
-          <w:sz w:val="24"/>
-          <w:szCs w:val="24"/>
-          <w:lang w:eastAsia="en-IN"/>
-        </w:rPr>
-      </w:pPr>
-      <w:r>
-        <w:rPr>
-          <w:rFonts w:ascii="Times New Roman" w:eastAsia="Times New Roman" w:hAnsi="Times New Roman" w:cs="Times New Roman"/>
-          <w:sz w:val="24"/>
-          <w:szCs w:val="24"/>
-          <w:lang w:eastAsia="en-IN"/>
-        </w:rPr>
-        <w:t>Starting:</w:t>
-      </w:r>
-    </w:p>
-    <w:p>
-      <w:pPr>
-        <w:tabs>
-          <w:tab w:val="left" w:pos="916"/>
-          <w:tab w:val="left" w:pos="1832"/>
-          <w:tab w:val="left" w:pos="2748"/>
-          <w:tab w:val="left" w:pos="3664"/>
-          <w:tab w:val="left" w:pos="4580"/>
-          <w:tab w:val="left" w:pos="5496"/>
-          <w:tab w:val="left" w:pos="6412"/>
-          <w:tab w:val="left" w:pos="7328"/>
-          <w:tab w:val="left" w:pos="8244"/>
-          <w:tab w:val="left" w:pos="9160"/>
-          <w:tab w:val="left" w:pos="10076"/>
-          <w:tab w:val="left" w:pos="10992"/>
-          <w:tab w:val="left" w:pos="11908"/>
-          <w:tab w:val="left" w:pos="12824"/>
-          <w:tab w:val="left" w:pos="13740"/>
-          <w:tab w:val="left" w:pos="14656"/>
-        </w:tabs>
-        <w:spacing w:after="0" w:line="240" w:lineRule="auto"/>
-        <w:rPr>
-          <w:rFonts w:ascii="Courier New" w:eastAsia="Times New Roman" w:hAnsi="Courier New" w:cs="Courier New"/>
-          <w:sz w:val="20"/>
-          <w:szCs w:val="20"/>
-          <w:lang w:eastAsia="en-IN"/>
-        </w:rPr>
-      </w:pPr>
-      <w:r>
-        <w:rPr>
-          <w:rFonts w:ascii="Courier New" w:eastAsia="Times New Roman" w:hAnsi="Courier New" w:cs="Courier New"/>
-          <w:sz w:val="20"/>
-          <w:szCs w:val="20"/>
-          <w:lang w:eastAsia="en-IN"/>
-        </w:rPr>
-        <w:t>[A, B, C]</w:t>
-      </w:r>
-    </w:p>
-    <w:p>
-      <w:pPr>
-        <w:spacing w:before="100" w:beforeAutospacing="1" w:after="100" w:afterAutospacing="1" w:line="240" w:lineRule="auto"/>
-        <w:rPr>
-          <w:rFonts w:ascii="Times New Roman" w:eastAsia="Times New Roman" w:hAnsi="Times New Roman" w:cs="Times New Roman"/>
-          <w:sz w:val="24"/>
-          <w:szCs w:val="24"/>
-          <w:lang w:eastAsia="en-IN"/>
-        </w:rPr>
-      </w:pPr>
-      <w:r>
-        <w:rPr>
-          <w:rFonts w:ascii="Times New Roman" w:eastAsia="Times New Roman" w:hAnsi="Times New Roman" w:cs="Times New Roman"/>
-          <w:sz w:val="24"/>
-          <w:szCs w:val="24"/>
-          <w:lang w:eastAsia="en-IN"/>
-        </w:rPr>
-        <w:t>New copy:</w:t>
-      </w:r>
-    </w:p>
-    <w:p>
-      <w:pPr>
-        <w:tabs>
-          <w:tab w:val="left" w:pos="916"/>
-          <w:tab w:val="left" w:pos="1832"/>
-          <w:tab w:val="left" w:pos="2748"/>
-          <w:tab w:val="left" w:pos="3664"/>
-          <w:tab w:val="left" w:pos="4580"/>
-          <w:tab w:val="left" w:pos="5496"/>
-          <w:tab w:val="left" w:pos="6412"/>
-          <w:tab w:val="left" w:pos="7328"/>
-          <w:tab w:val="left" w:pos="8244"/>
-          <w:tab w:val="left" w:pos="9160"/>
-          <w:tab w:val="left" w:pos="10076"/>
-          <w:tab w:val="left" w:pos="10992"/>
-          <w:tab w:val="left" w:pos="11908"/>
-          <w:tab w:val="left" w:pos="12824"/>
-          <w:tab w:val="left" w:pos="13740"/>
-          <w:tab w:val="left" w:pos="14656"/>
-        </w:tabs>
-        <w:spacing w:after="0" w:line="240" w:lineRule="auto"/>
-        <w:rPr>
-          <w:rFonts w:ascii="Courier New" w:eastAsia="Times New Roman" w:hAnsi="Courier New" w:cs="Courier New"/>
-          <w:sz w:val="20"/>
-          <w:szCs w:val="20"/>
-          <w:lang w:eastAsia="en-IN"/>
-        </w:rPr>
-      </w:pPr>
-      <w:r>
-        <w:rPr>
-          <w:rFonts w:ascii="Courier New" w:eastAsia="Times New Roman" w:hAnsi="Courier New" w:cs="Courier New"/>
-          <w:sz w:val="20"/>
-          <w:szCs w:val="20"/>
-          <w:lang w:eastAsia="en-IN"/>
-        </w:rPr>
-        <w:t>[A, C]</w:t>
-      </w:r>
-    </w:p>
-    <w:p>
-      <w:pPr>
-        <w:tabs>
-          <w:tab w:val="left" w:pos="916"/>
-          <w:tab w:val="left" w:pos="1832"/>
-          <w:tab w:val="left" w:pos="2748"/>
-          <w:tab w:val="left" w:pos="3664"/>
-          <w:tab w:val="left" w:pos="4580"/>
-          <w:tab w:val="left" w:pos="5496"/>
-          <w:tab w:val="left" w:pos="6412"/>
-          <w:tab w:val="left" w:pos="7328"/>
-          <w:tab w:val="left" w:pos="8244"/>
-          <w:tab w:val="left" w:pos="9160"/>
-          <w:tab w:val="left" w:pos="10076"/>
-          <w:tab w:val="left" w:pos="10992"/>
-          <w:tab w:val="left" w:pos="11908"/>
-          <w:tab w:val="left" w:pos="12824"/>
-          <w:tab w:val="left" w:pos="13740"/>
-          <w:tab w:val="left" w:pos="14656"/>
-        </w:tabs>
-        <w:spacing w:after="0" w:line="240" w:lineRule="auto"/>
-        <w:rPr>
-          <w:rFonts w:ascii="Courier New" w:eastAsia="Times New Roman" w:hAnsi="Courier New" w:cs="Courier New"/>
-          <w:sz w:val="20"/>
-          <w:szCs w:val="20"/>
-          <w:lang w:eastAsia="en-IN"/>
-        </w:rPr>
-      </w:pPr>
-      <w:r>
-        <w:rPr>
-          <w:rFonts w:ascii="Courier New" w:eastAsia="Times New Roman" w:hAnsi="Courier New" w:cs="Courier New"/>
-          <w:sz w:val="20"/>
-          <w:szCs w:val="20"/>
-          <w:lang w:eastAsia="en-IN"/>
-        </w:rPr>
         <w:t>Old → [A, B, C]</w:t>
       </w:r>
     </w:p>
@@ -15347,16 +15460,16 @@
         <w:spacing w:after="0" w:line="240" w:lineRule="auto"/>
         <w:rPr>
           <w:rFonts w:ascii="Times New Roman" w:eastAsia="Times New Roman" w:hAnsi="Times New Roman" w:cs="Times New Roman"/>
-          <w:sz w:val="24"/>
-          <w:szCs w:val="24"/>
-          <w:lang w:eastAsia="en-IN"/>
-        </w:rPr>
-      </w:pPr>
-      <w:r>
-        <w:rPr>
-          <w:rFonts w:ascii="Times New Roman" w:eastAsia="Times New Roman" w:hAnsi="Times New Roman" w:cs="Times New Roman"/>
-          <w:sz w:val="24"/>
-          <w:szCs w:val="24"/>
+          <w:sz w:val="20"/>
+          <w:szCs w:val="20"/>
+          <w:lang w:eastAsia="en-IN"/>
+        </w:rPr>
+      </w:pPr>
+      <w:r>
+        <w:rPr>
+          <w:rFonts w:ascii="Times New Roman" w:eastAsia="Times New Roman" w:hAnsi="Times New Roman" w:cs="Times New Roman"/>
+          <w:sz w:val="20"/>
+          <w:szCs w:val="20"/>
           <w:lang w:eastAsia="en-IN"/>
         </w:rPr>
         <w:pict>
@@ -15372,8 +15485,8 @@
           <w:rFonts w:ascii="Times New Roman" w:eastAsia="Times New Roman" w:hAnsi="Times New Roman" w:cs="Times New Roman"/>
           <w:b/>
           <w:bCs/>
-          <w:sz w:val="36"/>
-          <w:szCs w:val="36"/>
+          <w:sz w:val="20"/>
+          <w:szCs w:val="20"/>
           <w:lang w:eastAsia="en-IN"/>
         </w:rPr>
       </w:pPr>
@@ -15382,8 +15495,8 @@
           <w:rFonts w:ascii="Times New Roman" w:eastAsia="Times New Roman" w:hAnsi="Times New Roman" w:cs="Times New Roman"/>
           <w:b/>
           <w:bCs/>
-          <w:sz w:val="36"/>
-          <w:szCs w:val="36"/>
+          <w:sz w:val="20"/>
+          <w:szCs w:val="20"/>
           <w:lang w:eastAsia="en-IN"/>
         </w:rPr>
         <w:t xml:space="preserve">6. </w:t>
@@ -15443,16 +15556,16 @@
         <w:spacing w:before="100" w:beforeAutospacing="1" w:after="100" w:afterAutospacing="1" w:line="240" w:lineRule="auto"/>
         <w:rPr>
           <w:rFonts w:ascii="Times New Roman" w:eastAsia="Times New Roman" w:hAnsi="Times New Roman" w:cs="Times New Roman"/>
-          <w:sz w:val="24"/>
-          <w:szCs w:val="24"/>
-          <w:lang w:eastAsia="en-IN"/>
-        </w:rPr>
-      </w:pPr>
-      <w:r>
-        <w:rPr>
-          <w:rFonts w:ascii="Times New Roman" w:eastAsia="Times New Roman" w:hAnsi="Times New Roman" w:cs="Times New Roman"/>
-          <w:sz w:val="24"/>
-          <w:szCs w:val="24"/>
+          <w:sz w:val="20"/>
+          <w:szCs w:val="20"/>
+          <w:lang w:eastAsia="en-IN"/>
+        </w:rPr>
+      </w:pPr>
+      <w:r>
+        <w:rPr>
+          <w:rFonts w:ascii="Times New Roman" w:eastAsia="Times New Roman" w:hAnsi="Times New Roman" w:cs="Times New Roman"/>
+          <w:sz w:val="20"/>
+          <w:szCs w:val="20"/>
           <w:lang w:eastAsia="en-IN"/>
         </w:rPr>
         <w:t>Starting:</w:t>
@@ -15501,16 +15614,16 @@
         <w:spacing w:before="100" w:beforeAutospacing="1" w:after="100" w:afterAutospacing="1" w:line="240" w:lineRule="auto"/>
         <w:rPr>
           <w:rFonts w:ascii="Times New Roman" w:eastAsia="Times New Roman" w:hAnsi="Times New Roman" w:cs="Times New Roman"/>
-          <w:sz w:val="24"/>
-          <w:szCs w:val="24"/>
-          <w:lang w:eastAsia="en-IN"/>
-        </w:rPr>
-      </w:pPr>
-      <w:r>
-        <w:rPr>
-          <w:rFonts w:ascii="Times New Roman" w:eastAsia="Times New Roman" w:hAnsi="Times New Roman" w:cs="Times New Roman"/>
-          <w:sz w:val="24"/>
-          <w:szCs w:val="24"/>
+          <w:sz w:val="20"/>
+          <w:szCs w:val="20"/>
+          <w:lang w:eastAsia="en-IN"/>
+        </w:rPr>
+      </w:pPr>
+      <w:r>
+        <w:rPr>
+          <w:rFonts w:ascii="Times New Roman" w:eastAsia="Times New Roman" w:hAnsi="Times New Roman" w:cs="Times New Roman"/>
+          <w:sz w:val="20"/>
+          <w:szCs w:val="20"/>
           <w:lang w:eastAsia="en-IN"/>
         </w:rPr>
         <w:t>After:</w:t>
@@ -15559,16 +15672,16 @@
         <w:spacing w:before="100" w:beforeAutospacing="1" w:after="100" w:afterAutospacing="1" w:line="240" w:lineRule="auto"/>
         <w:rPr>
           <w:rFonts w:ascii="Times New Roman" w:eastAsia="Times New Roman" w:hAnsi="Times New Roman" w:cs="Times New Roman"/>
-          <w:sz w:val="24"/>
-          <w:szCs w:val="24"/>
-          <w:lang w:eastAsia="en-IN"/>
-        </w:rPr>
-      </w:pPr>
-      <w:r>
-        <w:rPr>
-          <w:rFonts w:ascii="Times New Roman" w:eastAsia="Times New Roman" w:hAnsi="Times New Roman" w:cs="Times New Roman"/>
-          <w:sz w:val="24"/>
-          <w:szCs w:val="24"/>
+          <w:sz w:val="20"/>
+          <w:szCs w:val="20"/>
+          <w:lang w:eastAsia="en-IN"/>
+        </w:rPr>
+      </w:pPr>
+      <w:r>
+        <w:rPr>
+          <w:rFonts w:ascii="Times New Roman" w:eastAsia="Times New Roman" w:hAnsi="Times New Roman" w:cs="Times New Roman"/>
+          <w:sz w:val="20"/>
+          <w:szCs w:val="20"/>
           <w:lang w:eastAsia="en-IN"/>
         </w:rPr>
         <w:t>Conceptually:</w:t>
@@ -15769,16 +15882,16 @@
         <w:spacing w:after="0" w:line="240" w:lineRule="auto"/>
         <w:rPr>
           <w:rFonts w:ascii="Times New Roman" w:eastAsia="Times New Roman" w:hAnsi="Times New Roman" w:cs="Times New Roman"/>
-          <w:sz w:val="24"/>
-          <w:szCs w:val="24"/>
-          <w:lang w:eastAsia="en-IN"/>
-        </w:rPr>
-      </w:pPr>
-      <w:r>
-        <w:rPr>
-          <w:rFonts w:ascii="Times New Roman" w:eastAsia="Times New Roman" w:hAnsi="Times New Roman" w:cs="Times New Roman"/>
-          <w:sz w:val="24"/>
-          <w:szCs w:val="24"/>
+          <w:sz w:val="20"/>
+          <w:szCs w:val="20"/>
+          <w:lang w:eastAsia="en-IN"/>
+        </w:rPr>
+      </w:pPr>
+      <w:r>
+        <w:rPr>
+          <w:rFonts w:ascii="Times New Roman" w:eastAsia="Times New Roman" w:hAnsi="Times New Roman" w:cs="Times New Roman"/>
+          <w:sz w:val="20"/>
+          <w:szCs w:val="20"/>
           <w:lang w:eastAsia="en-IN"/>
         </w:rPr>
         <w:pict>
@@ -15795,8 +15908,8 @@
           <w:b/>
           <w:bCs/>
           <w:kern w:val="36"/>
-          <w:sz w:val="48"/>
-          <w:szCs w:val="48"/>
+          <w:sz w:val="20"/>
+          <w:szCs w:val="20"/>
           <w:lang w:eastAsia="en-IN"/>
         </w:rPr>
       </w:pPr>
@@ -15806,8 +15919,8 @@
           <w:b/>
           <w:bCs/>
           <w:kern w:val="36"/>
-          <w:sz w:val="48"/>
-          <w:szCs w:val="48"/>
+          <w:sz w:val="20"/>
+          <w:szCs w:val="20"/>
           <w:lang w:eastAsia="en-IN"/>
         </w:rPr>
         <w:t>Read Operations</w:t>
@@ -15818,16 +15931,16 @@
         <w:spacing w:before="100" w:beforeAutospacing="1" w:after="100" w:afterAutospacing="1" w:line="240" w:lineRule="auto"/>
         <w:rPr>
           <w:rFonts w:ascii="Times New Roman" w:eastAsia="Times New Roman" w:hAnsi="Times New Roman" w:cs="Times New Roman"/>
-          <w:sz w:val="24"/>
-          <w:szCs w:val="24"/>
-          <w:lang w:eastAsia="en-IN"/>
-        </w:rPr>
-      </w:pPr>
-      <w:r>
-        <w:rPr>
-          <w:rFonts w:ascii="Times New Roman" w:eastAsia="Times New Roman" w:hAnsi="Times New Roman" w:cs="Times New Roman"/>
-          <w:sz w:val="24"/>
-          <w:szCs w:val="24"/>
+          <w:sz w:val="20"/>
+          <w:szCs w:val="20"/>
+          <w:lang w:eastAsia="en-IN"/>
+        </w:rPr>
+      </w:pPr>
+      <w:r>
+        <w:rPr>
+          <w:rFonts w:ascii="Times New Roman" w:eastAsia="Times New Roman" w:hAnsi="Times New Roman" w:cs="Times New Roman"/>
+          <w:sz w:val="20"/>
+          <w:szCs w:val="20"/>
           <w:lang w:eastAsia="en-IN"/>
         </w:rPr>
         <w:t xml:space="preserve">These </w:t>
@@ -15837,8 +15950,8 @@
           <w:rFonts w:ascii="Times New Roman" w:eastAsia="Times New Roman" w:hAnsi="Times New Roman" w:cs="Times New Roman"/>
           <w:b/>
           <w:bCs/>
-          <w:sz w:val="24"/>
-          <w:szCs w:val="24"/>
+          <w:sz w:val="20"/>
+          <w:szCs w:val="20"/>
           <w:lang w:eastAsia="en-IN"/>
         </w:rPr>
         <w:t>do NOT create a copy</w:t>
@@ -15846,8 +15959,8 @@
       <w:r>
         <w:rPr>
           <w:rFonts w:ascii="Times New Roman" w:eastAsia="Times New Roman" w:hAnsi="Times New Roman" w:cs="Times New Roman"/>
-          <w:sz w:val="24"/>
-          <w:szCs w:val="24"/>
+          <w:sz w:val="20"/>
+          <w:szCs w:val="20"/>
           <w:lang w:eastAsia="en-IN"/>
         </w:rPr>
         <w:t>.</w:t>
@@ -15861,8 +15974,8 @@
           <w:rFonts w:ascii="Times New Roman" w:eastAsia="Times New Roman" w:hAnsi="Times New Roman" w:cs="Times New Roman"/>
           <w:b/>
           <w:bCs/>
-          <w:sz w:val="36"/>
-          <w:szCs w:val="36"/>
+          <w:sz w:val="20"/>
+          <w:szCs w:val="20"/>
           <w:lang w:eastAsia="en-IN"/>
         </w:rPr>
       </w:pPr>
@@ -15875,7 +15988,6 @@
           <w:szCs w:val="20"/>
           <w:lang w:eastAsia="en-IN"/>
         </w:rPr>
-        <w:lastRenderedPageBreak/>
         <w:t>get()</w:t>
       </w:r>
     </w:p>
@@ -16179,16 +16291,16 @@
         <w:spacing w:after="0" w:line="240" w:lineRule="auto"/>
         <w:rPr>
           <w:rFonts w:ascii="Times New Roman" w:eastAsia="Times New Roman" w:hAnsi="Times New Roman" w:cs="Times New Roman"/>
-          <w:sz w:val="24"/>
-          <w:szCs w:val="24"/>
-          <w:lang w:eastAsia="en-IN"/>
-        </w:rPr>
-      </w:pPr>
-      <w:r>
-        <w:rPr>
-          <w:rFonts w:ascii="Times New Roman" w:eastAsia="Times New Roman" w:hAnsi="Times New Roman" w:cs="Times New Roman"/>
-          <w:sz w:val="24"/>
-          <w:szCs w:val="24"/>
+          <w:sz w:val="20"/>
+          <w:szCs w:val="20"/>
+          <w:lang w:eastAsia="en-IN"/>
+        </w:rPr>
+      </w:pPr>
+      <w:r>
+        <w:rPr>
+          <w:rFonts w:ascii="Times New Roman" w:eastAsia="Times New Roman" w:hAnsi="Times New Roman" w:cs="Times New Roman"/>
+          <w:sz w:val="20"/>
+          <w:szCs w:val="20"/>
           <w:lang w:eastAsia="en-IN"/>
         </w:rPr>
         <w:pict>
@@ -16204,8 +16316,8 @@
           <w:rFonts w:ascii="Times New Roman" w:eastAsia="Times New Roman" w:hAnsi="Times New Roman" w:cs="Times New Roman"/>
           <w:b/>
           <w:bCs/>
-          <w:sz w:val="36"/>
-          <w:szCs w:val="36"/>
+          <w:sz w:val="20"/>
+          <w:szCs w:val="20"/>
           <w:lang w:eastAsia="en-IN"/>
         </w:rPr>
       </w:pPr>
@@ -16218,6 +16330,7 @@
           <w:szCs w:val="20"/>
           <w:lang w:eastAsia="en-IN"/>
         </w:rPr>
+        <w:lastRenderedPageBreak/>
         <w:t>contains()</w:t>
       </w:r>
     </w:p>
@@ -16454,16 +16567,16 @@
         <w:spacing w:before="100" w:beforeAutospacing="1" w:after="100" w:afterAutospacing="1" w:line="240" w:lineRule="auto"/>
         <w:rPr>
           <w:rFonts w:ascii="Times New Roman" w:eastAsia="Times New Roman" w:hAnsi="Times New Roman" w:cs="Times New Roman"/>
-          <w:sz w:val="24"/>
-          <w:szCs w:val="24"/>
-          <w:lang w:eastAsia="en-IN"/>
-        </w:rPr>
-      </w:pPr>
-      <w:r>
-        <w:rPr>
-          <w:rFonts w:ascii="Times New Roman" w:eastAsia="Times New Roman" w:hAnsi="Times New Roman" w:cs="Times New Roman"/>
-          <w:sz w:val="24"/>
-          <w:szCs w:val="24"/>
+          <w:sz w:val="20"/>
+          <w:szCs w:val="20"/>
+          <w:lang w:eastAsia="en-IN"/>
+        </w:rPr>
+      </w:pPr>
+      <w:r>
+        <w:rPr>
+          <w:rFonts w:ascii="Times New Roman" w:eastAsia="Times New Roman" w:hAnsi="Times New Roman" w:cs="Times New Roman"/>
+          <w:sz w:val="20"/>
+          <w:szCs w:val="20"/>
           <w:lang w:eastAsia="en-IN"/>
         </w:rPr>
         <w:t>No copy.</w:t>
@@ -16474,16 +16587,16 @@
         <w:spacing w:after="0" w:line="240" w:lineRule="auto"/>
         <w:rPr>
           <w:rFonts w:ascii="Times New Roman" w:eastAsia="Times New Roman" w:hAnsi="Times New Roman" w:cs="Times New Roman"/>
-          <w:sz w:val="24"/>
-          <w:szCs w:val="24"/>
-          <w:lang w:eastAsia="en-IN"/>
-        </w:rPr>
-      </w:pPr>
-      <w:r>
-        <w:rPr>
-          <w:rFonts w:ascii="Times New Roman" w:eastAsia="Times New Roman" w:hAnsi="Times New Roman" w:cs="Times New Roman"/>
-          <w:sz w:val="24"/>
-          <w:szCs w:val="24"/>
+          <w:sz w:val="20"/>
+          <w:szCs w:val="20"/>
+          <w:lang w:eastAsia="en-IN"/>
+        </w:rPr>
+      </w:pPr>
+      <w:r>
+        <w:rPr>
+          <w:rFonts w:ascii="Times New Roman" w:eastAsia="Times New Roman" w:hAnsi="Times New Roman" w:cs="Times New Roman"/>
+          <w:sz w:val="20"/>
+          <w:szCs w:val="20"/>
           <w:lang w:eastAsia="en-IN"/>
         </w:rPr>
         <w:pict>
@@ -16499,8 +16612,8 @@
           <w:rFonts w:ascii="Times New Roman" w:eastAsia="Times New Roman" w:hAnsi="Times New Roman" w:cs="Times New Roman"/>
           <w:b/>
           <w:bCs/>
-          <w:sz w:val="36"/>
-          <w:szCs w:val="36"/>
+          <w:sz w:val="20"/>
+          <w:szCs w:val="20"/>
           <w:lang w:eastAsia="en-IN"/>
         </w:rPr>
       </w:pPr>
@@ -16673,16 +16786,16 @@
         <w:spacing w:before="100" w:beforeAutospacing="1" w:after="100" w:afterAutospacing="1" w:line="240" w:lineRule="auto"/>
         <w:rPr>
           <w:rFonts w:ascii="Times New Roman" w:eastAsia="Times New Roman" w:hAnsi="Times New Roman" w:cs="Times New Roman"/>
-          <w:sz w:val="24"/>
-          <w:szCs w:val="24"/>
-          <w:lang w:eastAsia="en-IN"/>
-        </w:rPr>
-      </w:pPr>
-      <w:r>
-        <w:rPr>
-          <w:rFonts w:ascii="Times New Roman" w:eastAsia="Times New Roman" w:hAnsi="Times New Roman" w:cs="Times New Roman"/>
-          <w:sz w:val="24"/>
-          <w:szCs w:val="24"/>
+          <w:sz w:val="20"/>
+          <w:szCs w:val="20"/>
+          <w:lang w:eastAsia="en-IN"/>
+        </w:rPr>
+      </w:pPr>
+      <w:r>
+        <w:rPr>
+          <w:rFonts w:ascii="Times New Roman" w:eastAsia="Times New Roman" w:hAnsi="Times New Roman" w:cs="Times New Roman"/>
+          <w:sz w:val="20"/>
+          <w:szCs w:val="20"/>
           <w:lang w:eastAsia="en-IN"/>
         </w:rPr>
         <w:t>No copy.</w:t>
@@ -16693,16 +16806,16 @@
         <w:spacing w:after="0" w:line="240" w:lineRule="auto"/>
         <w:rPr>
           <w:rFonts w:ascii="Times New Roman" w:eastAsia="Times New Roman" w:hAnsi="Times New Roman" w:cs="Times New Roman"/>
-          <w:sz w:val="24"/>
-          <w:szCs w:val="24"/>
-          <w:lang w:eastAsia="en-IN"/>
-        </w:rPr>
-      </w:pPr>
-      <w:r>
-        <w:rPr>
-          <w:rFonts w:ascii="Times New Roman" w:eastAsia="Times New Roman" w:hAnsi="Times New Roman" w:cs="Times New Roman"/>
-          <w:sz w:val="24"/>
-          <w:szCs w:val="24"/>
+          <w:sz w:val="20"/>
+          <w:szCs w:val="20"/>
+          <w:lang w:eastAsia="en-IN"/>
+        </w:rPr>
+      </w:pPr>
+      <w:r>
+        <w:rPr>
+          <w:rFonts w:ascii="Times New Roman" w:eastAsia="Times New Roman" w:hAnsi="Times New Roman" w:cs="Times New Roman"/>
+          <w:sz w:val="20"/>
+          <w:szCs w:val="20"/>
           <w:lang w:eastAsia="en-IN"/>
         </w:rPr>
         <w:pict>
@@ -16719,8 +16832,8 @@
           <w:b/>
           <w:bCs/>
           <w:kern w:val="36"/>
-          <w:sz w:val="48"/>
-          <w:szCs w:val="48"/>
+          <w:sz w:val="20"/>
+          <w:szCs w:val="20"/>
           <w:lang w:eastAsia="en-IN"/>
         </w:rPr>
       </w:pPr>
@@ -16730,8 +16843,8 @@
           <w:b/>
           <w:bCs/>
           <w:kern w:val="36"/>
-          <w:sz w:val="48"/>
-          <w:szCs w:val="48"/>
+          <w:sz w:val="20"/>
+          <w:szCs w:val="20"/>
           <w:lang w:eastAsia="en-IN"/>
         </w:rPr>
         <w:t>⭐ Quick Summary</w:t>
@@ -16751,8 +16864,8 @@
       </w:tblPr>
       <w:tblGrid>
         <w:gridCol w:w="1756"/>
-        <w:gridCol w:w="1414"/>
-        <w:gridCol w:w="1375"/>
+        <w:gridCol w:w="1188"/>
+        <w:gridCol w:w="1159"/>
       </w:tblGrid>
       <w:tr>
         <w:trPr>
@@ -16773,8 +16886,8 @@
                 <w:rFonts w:ascii="Times New Roman" w:eastAsia="Times New Roman" w:hAnsi="Times New Roman" w:cs="Times New Roman"/>
                 <w:b/>
                 <w:bCs/>
-                <w:sz w:val="24"/>
-                <w:szCs w:val="24"/>
+                <w:sz w:val="20"/>
+                <w:szCs w:val="20"/>
                 <w:lang w:eastAsia="en-IN"/>
               </w:rPr>
             </w:pPr>
@@ -16783,8 +16896,8 @@
                 <w:rFonts w:ascii="Times New Roman" w:eastAsia="Times New Roman" w:hAnsi="Times New Roman" w:cs="Times New Roman"/>
                 <w:b/>
                 <w:bCs/>
-                <w:sz w:val="24"/>
-                <w:szCs w:val="24"/>
+                <w:sz w:val="20"/>
+                <w:szCs w:val="20"/>
                 <w:lang w:eastAsia="en-IN"/>
               </w:rPr>
               <w:t>Operation</w:t>
@@ -16805,8 +16918,8 @@
                 <w:rFonts w:ascii="Times New Roman" w:eastAsia="Times New Roman" w:hAnsi="Times New Roman" w:cs="Times New Roman"/>
                 <w:b/>
                 <w:bCs/>
-                <w:sz w:val="24"/>
-                <w:szCs w:val="24"/>
+                <w:sz w:val="20"/>
+                <w:szCs w:val="20"/>
                 <w:lang w:eastAsia="en-IN"/>
               </w:rPr>
             </w:pPr>
@@ -16815,8 +16928,8 @@
                 <w:rFonts w:ascii="Times New Roman" w:eastAsia="Times New Roman" w:hAnsi="Times New Roman" w:cs="Times New Roman"/>
                 <w:b/>
                 <w:bCs/>
-                <w:sz w:val="24"/>
-                <w:szCs w:val="24"/>
+                <w:sz w:val="20"/>
+                <w:szCs w:val="20"/>
                 <w:lang w:eastAsia="en-IN"/>
               </w:rPr>
               <w:t>Copy Array?</w:t>
@@ -16837,8 +16950,8 @@
                 <w:rFonts w:ascii="Times New Roman" w:eastAsia="Times New Roman" w:hAnsi="Times New Roman" w:cs="Times New Roman"/>
                 <w:b/>
                 <w:bCs/>
-                <w:sz w:val="24"/>
-                <w:szCs w:val="24"/>
+                <w:sz w:val="20"/>
+                <w:szCs w:val="20"/>
                 <w:lang w:eastAsia="en-IN"/>
               </w:rPr>
             </w:pPr>
@@ -16847,8 +16960,8 @@
                 <w:rFonts w:ascii="Times New Roman" w:eastAsia="Times New Roman" w:hAnsi="Times New Roman" w:cs="Times New Roman"/>
                 <w:b/>
                 <w:bCs/>
-                <w:sz w:val="24"/>
-                <w:szCs w:val="24"/>
+                <w:sz w:val="20"/>
+                <w:szCs w:val="20"/>
                 <w:lang w:eastAsia="en-IN"/>
               </w:rPr>
               <w:t>Write Lock?</w:t>
@@ -16871,8 +16984,8 @@
               <w:spacing w:after="0" w:line="240" w:lineRule="auto"/>
               <w:rPr>
                 <w:rFonts w:ascii="Times New Roman" w:eastAsia="Times New Roman" w:hAnsi="Times New Roman" w:cs="Times New Roman"/>
-                <w:sz w:val="24"/>
-                <w:szCs w:val="24"/>
+                <w:sz w:val="20"/>
+                <w:szCs w:val="20"/>
                 <w:lang w:eastAsia="en-IN"/>
               </w:rPr>
             </w:pPr>
@@ -16898,16 +17011,16 @@
               <w:spacing w:after="0" w:line="240" w:lineRule="auto"/>
               <w:rPr>
                 <w:rFonts w:ascii="Times New Roman" w:eastAsia="Times New Roman" w:hAnsi="Times New Roman" w:cs="Times New Roman"/>
-                <w:sz w:val="24"/>
-                <w:szCs w:val="24"/>
+                <w:sz w:val="20"/>
+                <w:szCs w:val="20"/>
                 <w:lang w:eastAsia="en-IN"/>
               </w:rPr>
             </w:pPr>
             <w:r>
               <w:rPr>
                 <w:rFonts w:ascii="Times New Roman" w:eastAsia="Times New Roman" w:hAnsi="Times New Roman" w:cs="Times New Roman"/>
-                <w:sz w:val="24"/>
-                <w:szCs w:val="24"/>
+                <w:sz w:val="20"/>
+                <w:szCs w:val="20"/>
                 <w:lang w:eastAsia="en-IN"/>
               </w:rPr>
               <w:t>✅</w:t>
@@ -16925,16 +17038,16 @@
               <w:spacing w:after="0" w:line="240" w:lineRule="auto"/>
               <w:rPr>
                 <w:rFonts w:ascii="Times New Roman" w:eastAsia="Times New Roman" w:hAnsi="Times New Roman" w:cs="Times New Roman"/>
-                <w:sz w:val="24"/>
-                <w:szCs w:val="24"/>
+                <w:sz w:val="20"/>
+                <w:szCs w:val="20"/>
                 <w:lang w:eastAsia="en-IN"/>
               </w:rPr>
             </w:pPr>
             <w:r>
               <w:rPr>
                 <w:rFonts w:ascii="Times New Roman" w:eastAsia="Times New Roman" w:hAnsi="Times New Roman" w:cs="Times New Roman"/>
-                <w:sz w:val="24"/>
-                <w:szCs w:val="24"/>
+                <w:sz w:val="20"/>
+                <w:szCs w:val="20"/>
                 <w:lang w:eastAsia="en-IN"/>
               </w:rPr>
               <w:t>✅</w:t>
@@ -16957,8 +17070,8 @@
               <w:spacing w:after="0" w:line="240" w:lineRule="auto"/>
               <w:rPr>
                 <w:rFonts w:ascii="Times New Roman" w:eastAsia="Times New Roman" w:hAnsi="Times New Roman" w:cs="Times New Roman"/>
-                <w:sz w:val="24"/>
-                <w:szCs w:val="24"/>
+                <w:sz w:val="20"/>
+                <w:szCs w:val="20"/>
                 <w:lang w:eastAsia="en-IN"/>
               </w:rPr>
             </w:pPr>
@@ -16984,16 +17097,16 @@
               <w:spacing w:after="0" w:line="240" w:lineRule="auto"/>
               <w:rPr>
                 <w:rFonts w:ascii="Times New Roman" w:eastAsia="Times New Roman" w:hAnsi="Times New Roman" w:cs="Times New Roman"/>
-                <w:sz w:val="24"/>
-                <w:szCs w:val="24"/>
+                <w:sz w:val="20"/>
+                <w:szCs w:val="20"/>
                 <w:lang w:eastAsia="en-IN"/>
               </w:rPr>
             </w:pPr>
             <w:r>
               <w:rPr>
                 <w:rFonts w:ascii="Times New Roman" w:eastAsia="Times New Roman" w:hAnsi="Times New Roman" w:cs="Times New Roman"/>
-                <w:sz w:val="24"/>
-                <w:szCs w:val="24"/>
+                <w:sz w:val="20"/>
+                <w:szCs w:val="20"/>
                 <w:lang w:eastAsia="en-IN"/>
               </w:rPr>
               <w:t>✅</w:t>
@@ -17011,16 +17124,16 @@
               <w:spacing w:after="0" w:line="240" w:lineRule="auto"/>
               <w:rPr>
                 <w:rFonts w:ascii="Times New Roman" w:eastAsia="Times New Roman" w:hAnsi="Times New Roman" w:cs="Times New Roman"/>
-                <w:sz w:val="24"/>
-                <w:szCs w:val="24"/>
+                <w:sz w:val="20"/>
+                <w:szCs w:val="20"/>
                 <w:lang w:eastAsia="en-IN"/>
               </w:rPr>
             </w:pPr>
             <w:r>
               <w:rPr>
                 <w:rFonts w:ascii="Times New Roman" w:eastAsia="Times New Roman" w:hAnsi="Times New Roman" w:cs="Times New Roman"/>
-                <w:sz w:val="24"/>
-                <w:szCs w:val="24"/>
+                <w:sz w:val="20"/>
+                <w:szCs w:val="20"/>
                 <w:lang w:eastAsia="en-IN"/>
               </w:rPr>
               <w:t>✅</w:t>
@@ -17043,8 +17156,8 @@
               <w:spacing w:after="0" w:line="240" w:lineRule="auto"/>
               <w:rPr>
                 <w:rFonts w:ascii="Times New Roman" w:eastAsia="Times New Roman" w:hAnsi="Times New Roman" w:cs="Times New Roman"/>
-                <w:sz w:val="24"/>
-                <w:szCs w:val="24"/>
+                <w:sz w:val="20"/>
+                <w:szCs w:val="20"/>
                 <w:lang w:eastAsia="en-IN"/>
               </w:rPr>
             </w:pPr>
@@ -17055,7 +17168,6 @@
                 <w:szCs w:val="20"/>
                 <w:lang w:eastAsia="en-IN"/>
               </w:rPr>
-              <w:lastRenderedPageBreak/>
               <w:t>set()</w:t>
             </w:r>
           </w:p>
@@ -17071,16 +17183,16 @@
               <w:spacing w:after="0" w:line="240" w:lineRule="auto"/>
               <w:rPr>
                 <w:rFonts w:ascii="Times New Roman" w:eastAsia="Times New Roman" w:hAnsi="Times New Roman" w:cs="Times New Roman"/>
-                <w:sz w:val="24"/>
-                <w:szCs w:val="24"/>
+                <w:sz w:val="20"/>
+                <w:szCs w:val="20"/>
                 <w:lang w:eastAsia="en-IN"/>
               </w:rPr>
             </w:pPr>
             <w:r>
               <w:rPr>
                 <w:rFonts w:ascii="Times New Roman" w:eastAsia="Times New Roman" w:hAnsi="Times New Roman" w:cs="Times New Roman"/>
-                <w:sz w:val="24"/>
-                <w:szCs w:val="24"/>
+                <w:sz w:val="20"/>
+                <w:szCs w:val="20"/>
                 <w:lang w:eastAsia="en-IN"/>
               </w:rPr>
               <w:t>✅</w:t>
@@ -17098,16 +17210,16 @@
               <w:spacing w:after="0" w:line="240" w:lineRule="auto"/>
               <w:rPr>
                 <w:rFonts w:ascii="Times New Roman" w:eastAsia="Times New Roman" w:hAnsi="Times New Roman" w:cs="Times New Roman"/>
-                <w:sz w:val="24"/>
-                <w:szCs w:val="24"/>
+                <w:sz w:val="20"/>
+                <w:szCs w:val="20"/>
                 <w:lang w:eastAsia="en-IN"/>
               </w:rPr>
             </w:pPr>
             <w:r>
               <w:rPr>
                 <w:rFonts w:ascii="Times New Roman" w:eastAsia="Times New Roman" w:hAnsi="Times New Roman" w:cs="Times New Roman"/>
-                <w:sz w:val="24"/>
-                <w:szCs w:val="24"/>
+                <w:sz w:val="20"/>
+                <w:szCs w:val="20"/>
                 <w:lang w:eastAsia="en-IN"/>
               </w:rPr>
               <w:t>✅</w:t>
@@ -17130,8 +17242,8 @@
               <w:spacing w:after="0" w:line="240" w:lineRule="auto"/>
               <w:rPr>
                 <w:rFonts w:ascii="Times New Roman" w:eastAsia="Times New Roman" w:hAnsi="Times New Roman" w:cs="Times New Roman"/>
-                <w:sz w:val="24"/>
-                <w:szCs w:val="24"/>
+                <w:sz w:val="20"/>
+                <w:szCs w:val="20"/>
                 <w:lang w:eastAsia="en-IN"/>
               </w:rPr>
             </w:pPr>
@@ -17157,16 +17269,16 @@
               <w:spacing w:after="0" w:line="240" w:lineRule="auto"/>
               <w:rPr>
                 <w:rFonts w:ascii="Times New Roman" w:eastAsia="Times New Roman" w:hAnsi="Times New Roman" w:cs="Times New Roman"/>
-                <w:sz w:val="24"/>
-                <w:szCs w:val="24"/>
+                <w:sz w:val="20"/>
+                <w:szCs w:val="20"/>
                 <w:lang w:eastAsia="en-IN"/>
               </w:rPr>
             </w:pPr>
             <w:r>
               <w:rPr>
                 <w:rFonts w:ascii="Times New Roman" w:eastAsia="Times New Roman" w:hAnsi="Times New Roman" w:cs="Times New Roman"/>
-                <w:sz w:val="24"/>
-                <w:szCs w:val="24"/>
+                <w:sz w:val="20"/>
+                <w:szCs w:val="20"/>
                 <w:lang w:eastAsia="en-IN"/>
               </w:rPr>
               <w:t>✅</w:t>
@@ -17184,16 +17296,16 @@
               <w:spacing w:after="0" w:line="240" w:lineRule="auto"/>
               <w:rPr>
                 <w:rFonts w:ascii="Times New Roman" w:eastAsia="Times New Roman" w:hAnsi="Times New Roman" w:cs="Times New Roman"/>
-                <w:sz w:val="24"/>
-                <w:szCs w:val="24"/>
+                <w:sz w:val="20"/>
+                <w:szCs w:val="20"/>
                 <w:lang w:eastAsia="en-IN"/>
               </w:rPr>
             </w:pPr>
             <w:r>
               <w:rPr>
                 <w:rFonts w:ascii="Times New Roman" w:eastAsia="Times New Roman" w:hAnsi="Times New Roman" w:cs="Times New Roman"/>
-                <w:sz w:val="24"/>
-                <w:szCs w:val="24"/>
+                <w:sz w:val="20"/>
+                <w:szCs w:val="20"/>
                 <w:lang w:eastAsia="en-IN"/>
               </w:rPr>
               <w:t>✅</w:t>
@@ -17216,8 +17328,8 @@
               <w:spacing w:after="0" w:line="240" w:lineRule="auto"/>
               <w:rPr>
                 <w:rFonts w:ascii="Times New Roman" w:eastAsia="Times New Roman" w:hAnsi="Times New Roman" w:cs="Times New Roman"/>
-                <w:sz w:val="24"/>
-                <w:szCs w:val="24"/>
+                <w:sz w:val="20"/>
+                <w:szCs w:val="20"/>
                 <w:lang w:eastAsia="en-IN"/>
               </w:rPr>
             </w:pPr>
@@ -17243,16 +17355,16 @@
               <w:spacing w:after="0" w:line="240" w:lineRule="auto"/>
               <w:rPr>
                 <w:rFonts w:ascii="Times New Roman" w:eastAsia="Times New Roman" w:hAnsi="Times New Roman" w:cs="Times New Roman"/>
-                <w:sz w:val="24"/>
-                <w:szCs w:val="24"/>
+                <w:sz w:val="20"/>
+                <w:szCs w:val="20"/>
                 <w:lang w:eastAsia="en-IN"/>
               </w:rPr>
             </w:pPr>
             <w:r>
               <w:rPr>
                 <w:rFonts w:ascii="Times New Roman" w:eastAsia="Times New Roman" w:hAnsi="Times New Roman" w:cs="Times New Roman"/>
-                <w:sz w:val="24"/>
-                <w:szCs w:val="24"/>
+                <w:sz w:val="20"/>
+                <w:szCs w:val="20"/>
                 <w:lang w:eastAsia="en-IN"/>
               </w:rPr>
               <w:t>✅</w:t>
@@ -17270,16 +17382,16 @@
               <w:spacing w:after="0" w:line="240" w:lineRule="auto"/>
               <w:rPr>
                 <w:rFonts w:ascii="Times New Roman" w:eastAsia="Times New Roman" w:hAnsi="Times New Roman" w:cs="Times New Roman"/>
-                <w:sz w:val="24"/>
-                <w:szCs w:val="24"/>
+                <w:sz w:val="20"/>
+                <w:szCs w:val="20"/>
                 <w:lang w:eastAsia="en-IN"/>
               </w:rPr>
             </w:pPr>
             <w:r>
               <w:rPr>
                 <w:rFonts w:ascii="Times New Roman" w:eastAsia="Times New Roman" w:hAnsi="Times New Roman" w:cs="Times New Roman"/>
-                <w:sz w:val="24"/>
-                <w:szCs w:val="24"/>
+                <w:sz w:val="20"/>
+                <w:szCs w:val="20"/>
                 <w:lang w:eastAsia="en-IN"/>
               </w:rPr>
               <w:t>✅</w:t>
@@ -17302,8 +17414,8 @@
               <w:spacing w:after="0" w:line="240" w:lineRule="auto"/>
               <w:rPr>
                 <w:rFonts w:ascii="Times New Roman" w:eastAsia="Times New Roman" w:hAnsi="Times New Roman" w:cs="Times New Roman"/>
-                <w:sz w:val="24"/>
-                <w:szCs w:val="24"/>
+                <w:sz w:val="20"/>
+                <w:szCs w:val="20"/>
                 <w:lang w:eastAsia="en-IN"/>
               </w:rPr>
             </w:pPr>
@@ -17329,16 +17441,16 @@
               <w:spacing w:after="0" w:line="240" w:lineRule="auto"/>
               <w:rPr>
                 <w:rFonts w:ascii="Times New Roman" w:eastAsia="Times New Roman" w:hAnsi="Times New Roman" w:cs="Times New Roman"/>
-                <w:sz w:val="24"/>
-                <w:szCs w:val="24"/>
+                <w:sz w:val="20"/>
+                <w:szCs w:val="20"/>
                 <w:lang w:eastAsia="en-IN"/>
               </w:rPr>
             </w:pPr>
             <w:r>
               <w:rPr>
                 <w:rFonts w:ascii="Times New Roman" w:eastAsia="Times New Roman" w:hAnsi="Times New Roman" w:cs="Times New Roman"/>
-                <w:sz w:val="24"/>
-                <w:szCs w:val="24"/>
+                <w:sz w:val="20"/>
+                <w:szCs w:val="20"/>
                 <w:lang w:eastAsia="en-IN"/>
               </w:rPr>
               <w:t>✅/replace</w:t>
@@ -17356,16 +17468,16 @@
               <w:spacing w:after="0" w:line="240" w:lineRule="auto"/>
               <w:rPr>
                 <w:rFonts w:ascii="Times New Roman" w:eastAsia="Times New Roman" w:hAnsi="Times New Roman" w:cs="Times New Roman"/>
-                <w:sz w:val="24"/>
-                <w:szCs w:val="24"/>
+                <w:sz w:val="20"/>
+                <w:szCs w:val="20"/>
                 <w:lang w:eastAsia="en-IN"/>
               </w:rPr>
             </w:pPr>
             <w:r>
               <w:rPr>
                 <w:rFonts w:ascii="Times New Roman" w:eastAsia="Times New Roman" w:hAnsi="Times New Roman" w:cs="Times New Roman"/>
-                <w:sz w:val="24"/>
-                <w:szCs w:val="24"/>
+                <w:sz w:val="20"/>
+                <w:szCs w:val="20"/>
                 <w:lang w:eastAsia="en-IN"/>
               </w:rPr>
               <w:t>✅</w:t>
@@ -17388,8 +17500,8 @@
               <w:spacing w:after="0" w:line="240" w:lineRule="auto"/>
               <w:rPr>
                 <w:rFonts w:ascii="Times New Roman" w:eastAsia="Times New Roman" w:hAnsi="Times New Roman" w:cs="Times New Roman"/>
-                <w:sz w:val="24"/>
-                <w:szCs w:val="24"/>
+                <w:sz w:val="20"/>
+                <w:szCs w:val="20"/>
                 <w:lang w:eastAsia="en-IN"/>
               </w:rPr>
             </w:pPr>
@@ -17415,16 +17527,16 @@
               <w:spacing w:after="0" w:line="240" w:lineRule="auto"/>
               <w:rPr>
                 <w:rFonts w:ascii="Times New Roman" w:eastAsia="Times New Roman" w:hAnsi="Times New Roman" w:cs="Times New Roman"/>
-                <w:sz w:val="24"/>
-                <w:szCs w:val="24"/>
+                <w:sz w:val="20"/>
+                <w:szCs w:val="20"/>
                 <w:lang w:eastAsia="en-IN"/>
               </w:rPr>
             </w:pPr>
             <w:r>
               <w:rPr>
                 <w:rFonts w:ascii="Times New Roman" w:eastAsia="Times New Roman" w:hAnsi="Times New Roman" w:cs="Times New Roman"/>
-                <w:sz w:val="24"/>
-                <w:szCs w:val="24"/>
+                <w:sz w:val="20"/>
+                <w:szCs w:val="20"/>
                 <w:lang w:eastAsia="en-IN"/>
               </w:rPr>
               <w:t>❌</w:t>
@@ -17442,16 +17554,16 @@
               <w:spacing w:after="0" w:line="240" w:lineRule="auto"/>
               <w:rPr>
                 <w:rFonts w:ascii="Times New Roman" w:eastAsia="Times New Roman" w:hAnsi="Times New Roman" w:cs="Times New Roman"/>
-                <w:sz w:val="24"/>
-                <w:szCs w:val="24"/>
+                <w:sz w:val="20"/>
+                <w:szCs w:val="20"/>
                 <w:lang w:eastAsia="en-IN"/>
               </w:rPr>
             </w:pPr>
             <w:r>
               <w:rPr>
                 <w:rFonts w:ascii="Times New Roman" w:eastAsia="Times New Roman" w:hAnsi="Times New Roman" w:cs="Times New Roman"/>
-                <w:sz w:val="24"/>
-                <w:szCs w:val="24"/>
+                <w:sz w:val="20"/>
+                <w:szCs w:val="20"/>
                 <w:lang w:eastAsia="en-IN"/>
               </w:rPr>
               <w:t>❌</w:t>
@@ -17474,8 +17586,8 @@
               <w:spacing w:after="0" w:line="240" w:lineRule="auto"/>
               <w:rPr>
                 <w:rFonts w:ascii="Times New Roman" w:eastAsia="Times New Roman" w:hAnsi="Times New Roman" w:cs="Times New Roman"/>
-                <w:sz w:val="24"/>
-                <w:szCs w:val="24"/>
+                <w:sz w:val="20"/>
+                <w:szCs w:val="20"/>
                 <w:lang w:eastAsia="en-IN"/>
               </w:rPr>
             </w:pPr>
@@ -17501,16 +17613,16 @@
               <w:spacing w:after="0" w:line="240" w:lineRule="auto"/>
               <w:rPr>
                 <w:rFonts w:ascii="Times New Roman" w:eastAsia="Times New Roman" w:hAnsi="Times New Roman" w:cs="Times New Roman"/>
-                <w:sz w:val="24"/>
-                <w:szCs w:val="24"/>
+                <w:sz w:val="20"/>
+                <w:szCs w:val="20"/>
                 <w:lang w:eastAsia="en-IN"/>
               </w:rPr>
             </w:pPr>
             <w:r>
               <w:rPr>
                 <w:rFonts w:ascii="Times New Roman" w:eastAsia="Times New Roman" w:hAnsi="Times New Roman" w:cs="Times New Roman"/>
-                <w:sz w:val="24"/>
-                <w:szCs w:val="24"/>
+                <w:sz w:val="20"/>
+                <w:szCs w:val="20"/>
                 <w:lang w:eastAsia="en-IN"/>
               </w:rPr>
               <w:t>❌</w:t>
@@ -17528,16 +17640,16 @@
               <w:spacing w:after="0" w:line="240" w:lineRule="auto"/>
               <w:rPr>
                 <w:rFonts w:ascii="Times New Roman" w:eastAsia="Times New Roman" w:hAnsi="Times New Roman" w:cs="Times New Roman"/>
-                <w:sz w:val="24"/>
-                <w:szCs w:val="24"/>
+                <w:sz w:val="20"/>
+                <w:szCs w:val="20"/>
                 <w:lang w:eastAsia="en-IN"/>
               </w:rPr>
             </w:pPr>
             <w:r>
               <w:rPr>
                 <w:rFonts w:ascii="Times New Roman" w:eastAsia="Times New Roman" w:hAnsi="Times New Roman" w:cs="Times New Roman"/>
-                <w:sz w:val="24"/>
-                <w:szCs w:val="24"/>
+                <w:sz w:val="20"/>
+                <w:szCs w:val="20"/>
                 <w:lang w:eastAsia="en-IN"/>
               </w:rPr>
               <w:t>❌</w:t>
@@ -17560,8 +17672,8 @@
               <w:spacing w:after="0" w:line="240" w:lineRule="auto"/>
               <w:rPr>
                 <w:rFonts w:ascii="Times New Roman" w:eastAsia="Times New Roman" w:hAnsi="Times New Roman" w:cs="Times New Roman"/>
-                <w:sz w:val="24"/>
-                <w:szCs w:val="24"/>
+                <w:sz w:val="20"/>
+                <w:szCs w:val="20"/>
                 <w:lang w:eastAsia="en-IN"/>
               </w:rPr>
             </w:pPr>
@@ -17587,16 +17699,16 @@
               <w:spacing w:after="0" w:line="240" w:lineRule="auto"/>
               <w:rPr>
                 <w:rFonts w:ascii="Times New Roman" w:eastAsia="Times New Roman" w:hAnsi="Times New Roman" w:cs="Times New Roman"/>
-                <w:sz w:val="24"/>
-                <w:szCs w:val="24"/>
+                <w:sz w:val="20"/>
+                <w:szCs w:val="20"/>
                 <w:lang w:eastAsia="en-IN"/>
               </w:rPr>
             </w:pPr>
             <w:r>
               <w:rPr>
                 <w:rFonts w:ascii="Times New Roman" w:eastAsia="Times New Roman" w:hAnsi="Times New Roman" w:cs="Times New Roman"/>
-                <w:sz w:val="24"/>
-                <w:szCs w:val="24"/>
+                <w:sz w:val="20"/>
+                <w:szCs w:val="20"/>
                 <w:lang w:eastAsia="en-IN"/>
               </w:rPr>
               <w:t>❌</w:t>
@@ -17614,16 +17726,16 @@
               <w:spacing w:after="0" w:line="240" w:lineRule="auto"/>
               <w:rPr>
                 <w:rFonts w:ascii="Times New Roman" w:eastAsia="Times New Roman" w:hAnsi="Times New Roman" w:cs="Times New Roman"/>
-                <w:sz w:val="24"/>
-                <w:szCs w:val="24"/>
+                <w:sz w:val="20"/>
+                <w:szCs w:val="20"/>
                 <w:lang w:eastAsia="en-IN"/>
               </w:rPr>
             </w:pPr>
             <w:r>
               <w:rPr>
                 <w:rFonts w:ascii="Times New Roman" w:eastAsia="Times New Roman" w:hAnsi="Times New Roman" w:cs="Times New Roman"/>
-                <w:sz w:val="24"/>
-                <w:szCs w:val="24"/>
+                <w:sz w:val="20"/>
+                <w:szCs w:val="20"/>
                 <w:lang w:eastAsia="en-IN"/>
               </w:rPr>
               <w:t>❌</w:t>
@@ -17640,12 +17752,2586 @@
           <w:rFonts w:ascii="Times New Roman" w:eastAsia="Times New Roman" w:hAnsi="Times New Roman" w:cs="Times New Roman"/>
           <w:b/>
           <w:bCs/>
-          <w:sz w:val="27"/>
-          <w:szCs w:val="27"/>
-          <w:lang w:eastAsia="en-IN"/>
-        </w:rPr>
-      </w:pPr>
-      <w:r>
+          <w:sz w:val="20"/>
+          <w:szCs w:val="20"/>
+          <w:lang w:eastAsia="en-IN"/>
+        </w:rPr>
+      </w:pPr>
+      <w:r>
+        <w:rPr>
+          <w:rFonts w:ascii="Times New Roman" w:eastAsia="Times New Roman" w:hAnsi="Times New Roman" w:cs="Times New Roman"/>
+          <w:b/>
+          <w:bCs/>
+          <w:sz w:val="20"/>
+          <w:szCs w:val="20"/>
+          <w:lang w:eastAsia="en-IN"/>
+        </w:rPr>
+        <w:t>Remember</w:t>
+      </w:r>
+    </w:p>
+    <w:p>
+      <w:pPr>
+        <w:tabs>
+          <w:tab w:val="left" w:pos="916"/>
+          <w:tab w:val="left" w:pos="1832"/>
+          <w:tab w:val="left" w:pos="2748"/>
+          <w:tab w:val="left" w:pos="3664"/>
+          <w:tab w:val="left" w:pos="4580"/>
+          <w:tab w:val="left" w:pos="5496"/>
+          <w:tab w:val="left" w:pos="6412"/>
+          <w:tab w:val="left" w:pos="7328"/>
+          <w:tab w:val="left" w:pos="8244"/>
+          <w:tab w:val="left" w:pos="9160"/>
+          <w:tab w:val="left" w:pos="10076"/>
+          <w:tab w:val="left" w:pos="10992"/>
+          <w:tab w:val="left" w:pos="11908"/>
+          <w:tab w:val="left" w:pos="12824"/>
+          <w:tab w:val="left" w:pos="13740"/>
+          <w:tab w:val="left" w:pos="14656"/>
+        </w:tabs>
+        <w:spacing w:after="0" w:line="240" w:lineRule="auto"/>
+        <w:rPr>
+          <w:rFonts w:ascii="Courier New" w:eastAsia="Times New Roman" w:hAnsi="Courier New" w:cs="Courier New"/>
+          <w:sz w:val="20"/>
+          <w:szCs w:val="20"/>
+          <w:lang w:eastAsia="en-IN"/>
+        </w:rPr>
+      </w:pPr>
+      <w:r>
+        <w:rPr>
+          <w:rFonts w:ascii="Courier New" w:eastAsia="Times New Roman" w:hAnsi="Courier New" w:cs="Courier New"/>
+          <w:sz w:val="20"/>
+          <w:szCs w:val="20"/>
+          <w:lang w:eastAsia="en-IN"/>
+        </w:rPr>
+        <w:t>READ</w:t>
+      </w:r>
+    </w:p>
+    <w:p>
+      <w:pPr>
+        <w:tabs>
+          <w:tab w:val="left" w:pos="916"/>
+          <w:tab w:val="left" w:pos="1832"/>
+          <w:tab w:val="left" w:pos="2748"/>
+          <w:tab w:val="left" w:pos="3664"/>
+          <w:tab w:val="left" w:pos="4580"/>
+          <w:tab w:val="left" w:pos="5496"/>
+          <w:tab w:val="left" w:pos="6412"/>
+          <w:tab w:val="left" w:pos="7328"/>
+          <w:tab w:val="left" w:pos="8244"/>
+          <w:tab w:val="left" w:pos="9160"/>
+          <w:tab w:val="left" w:pos="10076"/>
+          <w:tab w:val="left" w:pos="10992"/>
+          <w:tab w:val="left" w:pos="11908"/>
+          <w:tab w:val="left" w:pos="12824"/>
+          <w:tab w:val="left" w:pos="13740"/>
+          <w:tab w:val="left" w:pos="14656"/>
+        </w:tabs>
+        <w:spacing w:after="0" w:line="240" w:lineRule="auto"/>
+        <w:rPr>
+          <w:rFonts w:ascii="Courier New" w:eastAsia="Times New Roman" w:hAnsi="Courier New" w:cs="Courier New"/>
+          <w:sz w:val="20"/>
+          <w:szCs w:val="20"/>
+          <w:lang w:eastAsia="en-IN"/>
+        </w:rPr>
+      </w:pPr>
+      <w:r>
+        <w:rPr>
+          <w:rFonts w:ascii="Courier New" w:eastAsia="Times New Roman" w:hAnsi="Courier New" w:cs="Courier New"/>
+          <w:sz w:val="20"/>
+          <w:szCs w:val="20"/>
+          <w:lang w:eastAsia="en-IN"/>
+        </w:rPr>
+        <w:t xml:space="preserve"> ↓</w:t>
+      </w:r>
+    </w:p>
+    <w:p>
+      <w:pPr>
+        <w:tabs>
+          <w:tab w:val="left" w:pos="916"/>
+          <w:tab w:val="left" w:pos="1832"/>
+          <w:tab w:val="left" w:pos="2748"/>
+          <w:tab w:val="left" w:pos="3664"/>
+          <w:tab w:val="left" w:pos="4580"/>
+          <w:tab w:val="left" w:pos="5496"/>
+          <w:tab w:val="left" w:pos="6412"/>
+          <w:tab w:val="left" w:pos="7328"/>
+          <w:tab w:val="left" w:pos="8244"/>
+          <w:tab w:val="left" w:pos="9160"/>
+          <w:tab w:val="left" w:pos="10076"/>
+          <w:tab w:val="left" w:pos="10992"/>
+          <w:tab w:val="left" w:pos="11908"/>
+          <w:tab w:val="left" w:pos="12824"/>
+          <w:tab w:val="left" w:pos="13740"/>
+          <w:tab w:val="left" w:pos="14656"/>
+        </w:tabs>
+        <w:spacing w:after="0" w:line="240" w:lineRule="auto"/>
+        <w:rPr>
+          <w:rFonts w:ascii="Courier New" w:eastAsia="Times New Roman" w:hAnsi="Courier New" w:cs="Courier New"/>
+          <w:sz w:val="20"/>
+          <w:szCs w:val="20"/>
+          <w:lang w:eastAsia="en-IN"/>
+        </w:rPr>
+      </w:pPr>
+      <w:r>
+        <w:rPr>
+          <w:rFonts w:ascii="Courier New" w:eastAsia="Times New Roman" w:hAnsi="Courier New" w:cs="Courier New"/>
+          <w:sz w:val="20"/>
+          <w:szCs w:val="20"/>
+          <w:lang w:eastAsia="en-IN"/>
+        </w:rPr>
+        <w:t>No copy</w:t>
+      </w:r>
+    </w:p>
+    <w:p>
+      <w:pPr>
+        <w:tabs>
+          <w:tab w:val="left" w:pos="916"/>
+          <w:tab w:val="left" w:pos="1832"/>
+          <w:tab w:val="left" w:pos="2748"/>
+          <w:tab w:val="left" w:pos="3664"/>
+          <w:tab w:val="left" w:pos="4580"/>
+          <w:tab w:val="left" w:pos="5496"/>
+          <w:tab w:val="left" w:pos="6412"/>
+          <w:tab w:val="left" w:pos="7328"/>
+          <w:tab w:val="left" w:pos="8244"/>
+          <w:tab w:val="left" w:pos="9160"/>
+          <w:tab w:val="left" w:pos="10076"/>
+          <w:tab w:val="left" w:pos="10992"/>
+          <w:tab w:val="left" w:pos="11908"/>
+          <w:tab w:val="left" w:pos="12824"/>
+          <w:tab w:val="left" w:pos="13740"/>
+          <w:tab w:val="left" w:pos="14656"/>
+        </w:tabs>
+        <w:spacing w:after="0" w:line="240" w:lineRule="auto"/>
+        <w:rPr>
+          <w:rFonts w:ascii="Courier New" w:eastAsia="Times New Roman" w:hAnsi="Courier New" w:cs="Courier New"/>
+          <w:sz w:val="20"/>
+          <w:szCs w:val="20"/>
+          <w:lang w:eastAsia="en-IN"/>
+        </w:rPr>
+      </w:pPr>
+      <w:r>
+        <w:rPr>
+          <w:rFonts w:ascii="Courier New" w:eastAsia="Times New Roman" w:hAnsi="Courier New" w:cs="Courier New"/>
+          <w:sz w:val="20"/>
+          <w:szCs w:val="20"/>
+          <w:lang w:eastAsia="en-IN"/>
+        </w:rPr>
+        <w:lastRenderedPageBreak/>
+        <w:t>No write lock</w:t>
+      </w:r>
+    </w:p>
+    <w:p>
+      <w:pPr>
+        <w:tabs>
+          <w:tab w:val="left" w:pos="916"/>
+          <w:tab w:val="left" w:pos="1832"/>
+          <w:tab w:val="left" w:pos="2748"/>
+          <w:tab w:val="left" w:pos="3664"/>
+          <w:tab w:val="left" w:pos="4580"/>
+          <w:tab w:val="left" w:pos="5496"/>
+          <w:tab w:val="left" w:pos="6412"/>
+          <w:tab w:val="left" w:pos="7328"/>
+          <w:tab w:val="left" w:pos="8244"/>
+          <w:tab w:val="left" w:pos="9160"/>
+          <w:tab w:val="left" w:pos="10076"/>
+          <w:tab w:val="left" w:pos="10992"/>
+          <w:tab w:val="left" w:pos="11908"/>
+          <w:tab w:val="left" w:pos="12824"/>
+          <w:tab w:val="left" w:pos="13740"/>
+          <w:tab w:val="left" w:pos="14656"/>
+        </w:tabs>
+        <w:spacing w:after="0" w:line="240" w:lineRule="auto"/>
+        <w:rPr>
+          <w:rFonts w:ascii="Courier New" w:eastAsia="Times New Roman" w:hAnsi="Courier New" w:cs="Courier New"/>
+          <w:sz w:val="20"/>
+          <w:szCs w:val="20"/>
+          <w:lang w:eastAsia="en-IN"/>
+        </w:rPr>
+      </w:pPr>
+      <w:r>
+        <w:rPr>
+          <w:rFonts w:ascii="Courier New" w:eastAsia="Times New Roman" w:hAnsi="Courier New" w:cs="Courier New"/>
+          <w:sz w:val="20"/>
+          <w:szCs w:val="20"/>
+          <w:lang w:eastAsia="en-IN"/>
+        </w:rPr>
+        <w:t>WRITE</w:t>
+      </w:r>
+    </w:p>
+    <w:p>
+      <w:pPr>
+        <w:tabs>
+          <w:tab w:val="left" w:pos="916"/>
+          <w:tab w:val="left" w:pos="1832"/>
+          <w:tab w:val="left" w:pos="2748"/>
+          <w:tab w:val="left" w:pos="3664"/>
+          <w:tab w:val="left" w:pos="4580"/>
+          <w:tab w:val="left" w:pos="5496"/>
+          <w:tab w:val="left" w:pos="6412"/>
+          <w:tab w:val="left" w:pos="7328"/>
+          <w:tab w:val="left" w:pos="8244"/>
+          <w:tab w:val="left" w:pos="9160"/>
+          <w:tab w:val="left" w:pos="10076"/>
+          <w:tab w:val="left" w:pos="10992"/>
+          <w:tab w:val="left" w:pos="11908"/>
+          <w:tab w:val="left" w:pos="12824"/>
+          <w:tab w:val="left" w:pos="13740"/>
+          <w:tab w:val="left" w:pos="14656"/>
+        </w:tabs>
+        <w:spacing w:after="0" w:line="240" w:lineRule="auto"/>
+        <w:rPr>
+          <w:rFonts w:ascii="Courier New" w:eastAsia="Times New Roman" w:hAnsi="Courier New" w:cs="Courier New"/>
+          <w:sz w:val="20"/>
+          <w:szCs w:val="20"/>
+          <w:lang w:eastAsia="en-IN"/>
+        </w:rPr>
+      </w:pPr>
+      <w:r>
+        <w:rPr>
+          <w:rFonts w:ascii="Courier New" w:eastAsia="Times New Roman" w:hAnsi="Courier New" w:cs="Courier New"/>
+          <w:sz w:val="20"/>
+          <w:szCs w:val="20"/>
+          <w:lang w:eastAsia="en-IN"/>
+        </w:rPr>
+        <w:t xml:space="preserve"> ↓</w:t>
+      </w:r>
+    </w:p>
+    <w:p>
+      <w:pPr>
+        <w:tabs>
+          <w:tab w:val="left" w:pos="916"/>
+          <w:tab w:val="left" w:pos="1832"/>
+          <w:tab w:val="left" w:pos="2748"/>
+          <w:tab w:val="left" w:pos="3664"/>
+          <w:tab w:val="left" w:pos="4580"/>
+          <w:tab w:val="left" w:pos="5496"/>
+          <w:tab w:val="left" w:pos="6412"/>
+          <w:tab w:val="left" w:pos="7328"/>
+          <w:tab w:val="left" w:pos="8244"/>
+          <w:tab w:val="left" w:pos="9160"/>
+          <w:tab w:val="left" w:pos="10076"/>
+          <w:tab w:val="left" w:pos="10992"/>
+          <w:tab w:val="left" w:pos="11908"/>
+          <w:tab w:val="left" w:pos="12824"/>
+          <w:tab w:val="left" w:pos="13740"/>
+          <w:tab w:val="left" w:pos="14656"/>
+        </w:tabs>
+        <w:spacing w:after="0" w:line="240" w:lineRule="auto"/>
+        <w:rPr>
+          <w:rFonts w:ascii="Courier New" w:eastAsia="Times New Roman" w:hAnsi="Courier New" w:cs="Courier New"/>
+          <w:sz w:val="20"/>
+          <w:szCs w:val="20"/>
+          <w:lang w:eastAsia="en-IN"/>
+        </w:rPr>
+      </w:pPr>
+      <w:r>
+        <w:rPr>
+          <w:rFonts w:ascii="Courier New" w:eastAsia="Times New Roman" w:hAnsi="Courier New" w:cs="Courier New"/>
+          <w:sz w:val="20"/>
+          <w:szCs w:val="20"/>
+          <w:lang w:eastAsia="en-IN"/>
+        </w:rPr>
+        <w:t>Lock</w:t>
+      </w:r>
+    </w:p>
+    <w:p>
+      <w:pPr>
+        <w:tabs>
+          <w:tab w:val="left" w:pos="916"/>
+          <w:tab w:val="left" w:pos="1832"/>
+          <w:tab w:val="left" w:pos="2748"/>
+          <w:tab w:val="left" w:pos="3664"/>
+          <w:tab w:val="left" w:pos="4580"/>
+          <w:tab w:val="left" w:pos="5496"/>
+          <w:tab w:val="left" w:pos="6412"/>
+          <w:tab w:val="left" w:pos="7328"/>
+          <w:tab w:val="left" w:pos="8244"/>
+          <w:tab w:val="left" w:pos="9160"/>
+          <w:tab w:val="left" w:pos="10076"/>
+          <w:tab w:val="left" w:pos="10992"/>
+          <w:tab w:val="left" w:pos="11908"/>
+          <w:tab w:val="left" w:pos="12824"/>
+          <w:tab w:val="left" w:pos="13740"/>
+          <w:tab w:val="left" w:pos="14656"/>
+        </w:tabs>
+        <w:spacing w:after="0" w:line="240" w:lineRule="auto"/>
+        <w:rPr>
+          <w:rFonts w:ascii="Courier New" w:eastAsia="Times New Roman" w:hAnsi="Courier New" w:cs="Courier New"/>
+          <w:sz w:val="20"/>
+          <w:szCs w:val="20"/>
+          <w:lang w:eastAsia="en-IN"/>
+        </w:rPr>
+      </w:pPr>
+      <w:r>
+        <w:rPr>
+          <w:rFonts w:ascii="Courier New" w:eastAsia="Times New Roman" w:hAnsi="Courier New" w:cs="Courier New"/>
+          <w:sz w:val="20"/>
+          <w:szCs w:val="20"/>
+          <w:lang w:eastAsia="en-IN"/>
+        </w:rPr>
+        <w:t xml:space="preserve"> ↓</w:t>
+      </w:r>
+    </w:p>
+    <w:p>
+      <w:pPr>
+        <w:tabs>
+          <w:tab w:val="left" w:pos="916"/>
+          <w:tab w:val="left" w:pos="1832"/>
+          <w:tab w:val="left" w:pos="2748"/>
+          <w:tab w:val="left" w:pos="3664"/>
+          <w:tab w:val="left" w:pos="4580"/>
+          <w:tab w:val="left" w:pos="5496"/>
+          <w:tab w:val="left" w:pos="6412"/>
+          <w:tab w:val="left" w:pos="7328"/>
+          <w:tab w:val="left" w:pos="8244"/>
+          <w:tab w:val="left" w:pos="9160"/>
+          <w:tab w:val="left" w:pos="10076"/>
+          <w:tab w:val="left" w:pos="10992"/>
+          <w:tab w:val="left" w:pos="11908"/>
+          <w:tab w:val="left" w:pos="12824"/>
+          <w:tab w:val="left" w:pos="13740"/>
+          <w:tab w:val="left" w:pos="14656"/>
+        </w:tabs>
+        <w:spacing w:after="0" w:line="240" w:lineRule="auto"/>
+        <w:rPr>
+          <w:rFonts w:ascii="Courier New" w:eastAsia="Times New Roman" w:hAnsi="Courier New" w:cs="Courier New"/>
+          <w:sz w:val="20"/>
+          <w:szCs w:val="20"/>
+          <w:lang w:eastAsia="en-IN"/>
+        </w:rPr>
+      </w:pPr>
+      <w:r>
+        <w:rPr>
+          <w:rFonts w:ascii="Courier New" w:eastAsia="Times New Roman" w:hAnsi="Courier New" w:cs="Courier New"/>
+          <w:sz w:val="20"/>
+          <w:szCs w:val="20"/>
+          <w:lang w:eastAsia="en-IN"/>
+        </w:rPr>
+        <w:t>Copy</w:t>
+      </w:r>
+    </w:p>
+    <w:p>
+      <w:pPr>
+        <w:tabs>
+          <w:tab w:val="left" w:pos="916"/>
+          <w:tab w:val="left" w:pos="1832"/>
+          <w:tab w:val="left" w:pos="2748"/>
+          <w:tab w:val="left" w:pos="3664"/>
+          <w:tab w:val="left" w:pos="4580"/>
+          <w:tab w:val="left" w:pos="5496"/>
+          <w:tab w:val="left" w:pos="6412"/>
+          <w:tab w:val="left" w:pos="7328"/>
+          <w:tab w:val="left" w:pos="8244"/>
+          <w:tab w:val="left" w:pos="9160"/>
+          <w:tab w:val="left" w:pos="10076"/>
+          <w:tab w:val="left" w:pos="10992"/>
+          <w:tab w:val="left" w:pos="11908"/>
+          <w:tab w:val="left" w:pos="12824"/>
+          <w:tab w:val="left" w:pos="13740"/>
+          <w:tab w:val="left" w:pos="14656"/>
+        </w:tabs>
+        <w:spacing w:after="0" w:line="240" w:lineRule="auto"/>
+        <w:rPr>
+          <w:rFonts w:ascii="Courier New" w:eastAsia="Times New Roman" w:hAnsi="Courier New" w:cs="Courier New"/>
+          <w:sz w:val="20"/>
+          <w:szCs w:val="20"/>
+          <w:lang w:eastAsia="en-IN"/>
+        </w:rPr>
+      </w:pPr>
+      <w:r>
+        <w:rPr>
+          <w:rFonts w:ascii="Courier New" w:eastAsia="Times New Roman" w:hAnsi="Courier New" w:cs="Courier New"/>
+          <w:sz w:val="20"/>
+          <w:szCs w:val="20"/>
+          <w:lang w:eastAsia="en-IN"/>
+        </w:rPr>
+        <w:t xml:space="preserve"> ↓</w:t>
+      </w:r>
+    </w:p>
+    <w:p>
+      <w:pPr>
+        <w:tabs>
+          <w:tab w:val="left" w:pos="916"/>
+          <w:tab w:val="left" w:pos="1832"/>
+          <w:tab w:val="left" w:pos="2748"/>
+          <w:tab w:val="left" w:pos="3664"/>
+          <w:tab w:val="left" w:pos="4580"/>
+          <w:tab w:val="left" w:pos="5496"/>
+          <w:tab w:val="left" w:pos="6412"/>
+          <w:tab w:val="left" w:pos="7328"/>
+          <w:tab w:val="left" w:pos="8244"/>
+          <w:tab w:val="left" w:pos="9160"/>
+          <w:tab w:val="left" w:pos="10076"/>
+          <w:tab w:val="left" w:pos="10992"/>
+          <w:tab w:val="left" w:pos="11908"/>
+          <w:tab w:val="left" w:pos="12824"/>
+          <w:tab w:val="left" w:pos="13740"/>
+          <w:tab w:val="left" w:pos="14656"/>
+        </w:tabs>
+        <w:spacing w:after="0" w:line="240" w:lineRule="auto"/>
+        <w:rPr>
+          <w:rFonts w:ascii="Courier New" w:eastAsia="Times New Roman" w:hAnsi="Courier New" w:cs="Courier New"/>
+          <w:sz w:val="20"/>
+          <w:szCs w:val="20"/>
+          <w:lang w:eastAsia="en-IN"/>
+        </w:rPr>
+      </w:pPr>
+      <w:r>
+        <w:rPr>
+          <w:rFonts w:ascii="Courier New" w:eastAsia="Times New Roman" w:hAnsi="Courier New" w:cs="Courier New"/>
+          <w:sz w:val="20"/>
+          <w:szCs w:val="20"/>
+          <w:lang w:eastAsia="en-IN"/>
+        </w:rPr>
+        <w:t>Modify</w:t>
+      </w:r>
+    </w:p>
+    <w:p>
+      <w:pPr>
+        <w:tabs>
+          <w:tab w:val="left" w:pos="916"/>
+          <w:tab w:val="left" w:pos="1832"/>
+          <w:tab w:val="left" w:pos="2748"/>
+          <w:tab w:val="left" w:pos="3664"/>
+          <w:tab w:val="left" w:pos="4580"/>
+          <w:tab w:val="left" w:pos="5496"/>
+          <w:tab w:val="left" w:pos="6412"/>
+          <w:tab w:val="left" w:pos="7328"/>
+          <w:tab w:val="left" w:pos="8244"/>
+          <w:tab w:val="left" w:pos="9160"/>
+          <w:tab w:val="left" w:pos="10076"/>
+          <w:tab w:val="left" w:pos="10992"/>
+          <w:tab w:val="left" w:pos="11908"/>
+          <w:tab w:val="left" w:pos="12824"/>
+          <w:tab w:val="left" w:pos="13740"/>
+          <w:tab w:val="left" w:pos="14656"/>
+        </w:tabs>
+        <w:spacing w:after="0" w:line="240" w:lineRule="auto"/>
+        <w:rPr>
+          <w:rFonts w:ascii="Courier New" w:eastAsia="Times New Roman" w:hAnsi="Courier New" w:cs="Courier New"/>
+          <w:sz w:val="20"/>
+          <w:szCs w:val="20"/>
+          <w:lang w:eastAsia="en-IN"/>
+        </w:rPr>
+      </w:pPr>
+      <w:r>
+        <w:rPr>
+          <w:rFonts w:ascii="Courier New" w:eastAsia="Times New Roman" w:hAnsi="Courier New" w:cs="Courier New"/>
+          <w:sz w:val="20"/>
+          <w:szCs w:val="20"/>
+          <w:lang w:eastAsia="en-IN"/>
+        </w:rPr>
+        <w:t xml:space="preserve"> ↓</w:t>
+      </w:r>
+    </w:p>
+    <w:p>
+      <w:pPr>
+        <w:tabs>
+          <w:tab w:val="left" w:pos="916"/>
+          <w:tab w:val="left" w:pos="1832"/>
+          <w:tab w:val="left" w:pos="2748"/>
+          <w:tab w:val="left" w:pos="3664"/>
+          <w:tab w:val="left" w:pos="4580"/>
+          <w:tab w:val="left" w:pos="5496"/>
+          <w:tab w:val="left" w:pos="6412"/>
+          <w:tab w:val="left" w:pos="7328"/>
+          <w:tab w:val="left" w:pos="8244"/>
+          <w:tab w:val="left" w:pos="9160"/>
+          <w:tab w:val="left" w:pos="10076"/>
+          <w:tab w:val="left" w:pos="10992"/>
+          <w:tab w:val="left" w:pos="11908"/>
+          <w:tab w:val="left" w:pos="12824"/>
+          <w:tab w:val="left" w:pos="13740"/>
+          <w:tab w:val="left" w:pos="14656"/>
+        </w:tabs>
+        <w:spacing w:after="0" w:line="240" w:lineRule="auto"/>
+        <w:rPr>
+          <w:rFonts w:ascii="Courier New" w:eastAsia="Times New Roman" w:hAnsi="Courier New" w:cs="Courier New"/>
+          <w:sz w:val="20"/>
+          <w:szCs w:val="20"/>
+          <w:lang w:eastAsia="en-IN"/>
+        </w:rPr>
+      </w:pPr>
+      <w:r>
+        <w:rPr>
+          <w:rFonts w:ascii="Courier New" w:eastAsia="Times New Roman" w:hAnsi="Courier New" w:cs="Courier New"/>
+          <w:sz w:val="20"/>
+          <w:szCs w:val="20"/>
+          <w:lang w:eastAsia="en-IN"/>
+        </w:rPr>
+        <w:t>Replace array</w:t>
+      </w:r>
+    </w:p>
+    <w:p>
+      <w:pPr>
+        <w:tabs>
+          <w:tab w:val="left" w:pos="916"/>
+          <w:tab w:val="left" w:pos="1832"/>
+          <w:tab w:val="left" w:pos="2748"/>
+          <w:tab w:val="left" w:pos="3664"/>
+          <w:tab w:val="left" w:pos="4580"/>
+          <w:tab w:val="left" w:pos="5496"/>
+          <w:tab w:val="left" w:pos="6412"/>
+          <w:tab w:val="left" w:pos="7328"/>
+          <w:tab w:val="left" w:pos="8244"/>
+          <w:tab w:val="left" w:pos="9160"/>
+          <w:tab w:val="left" w:pos="10076"/>
+          <w:tab w:val="left" w:pos="10992"/>
+          <w:tab w:val="left" w:pos="11908"/>
+          <w:tab w:val="left" w:pos="12824"/>
+          <w:tab w:val="left" w:pos="13740"/>
+          <w:tab w:val="left" w:pos="14656"/>
+        </w:tabs>
+        <w:spacing w:after="0" w:line="240" w:lineRule="auto"/>
+        <w:rPr>
+          <w:rFonts w:ascii="Courier New" w:eastAsia="Times New Roman" w:hAnsi="Courier New" w:cs="Courier New"/>
+          <w:sz w:val="20"/>
+          <w:szCs w:val="20"/>
+          <w:lang w:eastAsia="en-IN"/>
+        </w:rPr>
+      </w:pPr>
+      <w:r>
+        <w:rPr>
+          <w:rFonts w:ascii="Courier New" w:eastAsia="Times New Roman" w:hAnsi="Courier New" w:cs="Courier New"/>
+          <w:sz w:val="20"/>
+          <w:szCs w:val="20"/>
+          <w:lang w:eastAsia="en-IN"/>
+        </w:rPr>
+        <w:t xml:space="preserve"> ↓</w:t>
+      </w:r>
+    </w:p>
+    <w:p>
+      <w:pPr>
+        <w:tabs>
+          <w:tab w:val="left" w:pos="916"/>
+          <w:tab w:val="left" w:pos="1832"/>
+          <w:tab w:val="left" w:pos="2748"/>
+          <w:tab w:val="left" w:pos="3664"/>
+          <w:tab w:val="left" w:pos="4580"/>
+          <w:tab w:val="left" w:pos="5496"/>
+          <w:tab w:val="left" w:pos="6412"/>
+          <w:tab w:val="left" w:pos="7328"/>
+          <w:tab w:val="left" w:pos="8244"/>
+          <w:tab w:val="left" w:pos="9160"/>
+          <w:tab w:val="left" w:pos="10076"/>
+          <w:tab w:val="left" w:pos="10992"/>
+          <w:tab w:val="left" w:pos="11908"/>
+          <w:tab w:val="left" w:pos="12824"/>
+          <w:tab w:val="left" w:pos="13740"/>
+          <w:tab w:val="left" w:pos="14656"/>
+        </w:tabs>
+        <w:spacing w:after="0" w:line="240" w:lineRule="auto"/>
+        <w:rPr>
+          <w:rFonts w:ascii="Courier New" w:eastAsia="Times New Roman" w:hAnsi="Courier New" w:cs="Courier New"/>
+          <w:sz w:val="20"/>
+          <w:szCs w:val="20"/>
+          <w:lang w:eastAsia="en-IN"/>
+        </w:rPr>
+      </w:pPr>
+      <w:r>
+        <w:rPr>
+          <w:rFonts w:ascii="Courier New" w:eastAsia="Times New Roman" w:hAnsi="Courier New" w:cs="Courier New"/>
+          <w:sz w:val="20"/>
+          <w:szCs w:val="20"/>
+          <w:lang w:eastAsia="en-IN"/>
+        </w:rPr>
+        <w:t>Unlock</w:t>
+      </w:r>
+    </w:p>
+    <w:p>
+      <w:pPr>
+        <w:spacing w:before="100" w:beforeAutospacing="1" w:after="100" w:afterAutospacing="1" w:line="240" w:lineRule="auto"/>
+        <w:rPr>
+          <w:rFonts w:ascii="Times New Roman" w:eastAsia="Times New Roman" w:hAnsi="Times New Roman" w:cs="Times New Roman"/>
+          <w:sz w:val="20"/>
+          <w:szCs w:val="20"/>
+          <w:lang w:eastAsia="en-IN"/>
+        </w:rPr>
+      </w:pPr>
+      <w:r>
+        <w:rPr>
+          <w:rFonts w:ascii="Times New Roman" w:eastAsia="Times New Roman" w:hAnsi="Times New Roman" w:cs="Times New Roman"/>
+          <w:sz w:val="20"/>
+          <w:szCs w:val="20"/>
+          <w:lang w:eastAsia="en-IN"/>
+        </w:rPr>
+        <w:t xml:space="preserve">That's the </w:t>
+      </w:r>
+      <w:r>
+        <w:rPr>
+          <w:rFonts w:ascii="Times New Roman" w:eastAsia="Times New Roman" w:hAnsi="Times New Roman" w:cs="Times New Roman"/>
+          <w:b/>
+          <w:bCs/>
+          <w:sz w:val="20"/>
+          <w:szCs w:val="20"/>
+          <w:lang w:eastAsia="en-IN"/>
+        </w:rPr>
+        <w:t>complete operation-level picture</w:t>
+      </w:r>
+      <w:r>
+        <w:rPr>
+          <w:rFonts w:ascii="Times New Roman" w:eastAsia="Times New Roman" w:hAnsi="Times New Roman" w:cs="Times New Roman"/>
+          <w:sz w:val="20"/>
+          <w:szCs w:val="20"/>
+          <w:lang w:eastAsia="en-IN"/>
+        </w:rPr>
+        <w:t xml:space="preserve"> you need for </w:t>
+      </w:r>
+      <w:r>
+        <w:rPr>
+          <w:rFonts w:ascii="Courier New" w:eastAsia="Times New Roman" w:hAnsi="Courier New" w:cs="Courier New"/>
+          <w:sz w:val="20"/>
+          <w:szCs w:val="20"/>
+          <w:lang w:eastAsia="en-IN"/>
+        </w:rPr>
+        <w:t>CopyOnWriteArrayList</w:t>
+      </w:r>
+      <w:r>
+        <w:rPr>
+          <w:rFonts w:ascii="Times New Roman" w:eastAsia="Times New Roman" w:hAnsi="Times New Roman" w:cs="Times New Roman"/>
+          <w:sz w:val="20"/>
+          <w:szCs w:val="20"/>
+          <w:lang w:eastAsia="en-IN"/>
+        </w:rPr>
+        <w:t>.</w:t>
+      </w:r>
+    </w:p>
+    <w:p>
+      <w:pPr>
+        <w:rPr>
+          <w:sz w:val="20"/>
+          <w:szCs w:val="20"/>
+        </w:rPr>
+      </w:pPr>
+    </w:p>
+    <w:p>
+      <w:pPr>
+        <w:rPr>
+          <w:sz w:val="20"/>
+          <w:szCs w:val="20"/>
+        </w:rPr>
+      </w:pPr>
+      <w:r>
+        <w:rPr>
+          <w:sz w:val="20"/>
+          <w:szCs w:val="20"/>
+          <w:highlight w:val="yellow"/>
+        </w:rPr>
+        <w:t>Explanation</w:t>
+      </w:r>
+    </w:p>
+    <w:p>
+      <w:pPr>
+        <w:pStyle w:val="NormalWeb"/>
+        <w:rPr>
+          <w:sz w:val="20"/>
+          <w:szCs w:val="20"/>
+        </w:rPr>
+      </w:pPr>
+      <w:r>
+        <w:rPr>
+          <w:sz w:val="20"/>
+          <w:szCs w:val="20"/>
+        </w:rPr>
+        <w:t xml:space="preserve">Yes. Let's put </w:t>
+      </w:r>
+      <w:r>
+        <w:rPr>
+          <w:rStyle w:val="Strong"/>
+          <w:sz w:val="20"/>
+          <w:szCs w:val="20"/>
+        </w:rPr>
+        <w:t>4 threads</w:t>
+      </w:r>
+      <w:r>
+        <w:rPr>
+          <w:sz w:val="20"/>
+          <w:szCs w:val="20"/>
+        </w:rPr>
+        <w:t xml:space="preserve"> around </w:t>
+      </w:r>
+      <w:r>
+        <w:rPr>
+          <w:rStyle w:val="HTMLCode"/>
+        </w:rPr>
+        <w:t>CopyOnWriteArrayList</w:t>
+      </w:r>
+      <w:r>
+        <w:rPr>
+          <w:sz w:val="20"/>
+          <w:szCs w:val="20"/>
+        </w:rPr>
+        <w:t xml:space="preserve"> and show exactly what </w:t>
+      </w:r>
+      <w:r>
+        <w:rPr>
+          <w:rStyle w:val="HTMLCode"/>
+        </w:rPr>
+        <w:t>volatile</w:t>
+      </w:r>
+      <w:r>
+        <w:rPr>
+          <w:sz w:val="20"/>
+          <w:szCs w:val="20"/>
+        </w:rPr>
+        <w:t xml:space="preserve"> is doing.</w:t>
+      </w:r>
+    </w:p>
+    <w:p>
+      <w:pPr>
+        <w:pStyle w:val="NormalWeb"/>
+        <w:rPr>
+          <w:sz w:val="20"/>
+          <w:szCs w:val="20"/>
+        </w:rPr>
+      </w:pPr>
+      <w:r>
+        <w:rPr>
+          <w:sz w:val="20"/>
+          <w:szCs w:val="20"/>
+        </w:rPr>
+        <w:t>Assume initially:</w:t>
+      </w:r>
+    </w:p>
+    <w:p>
+      <w:pPr>
+        <w:pStyle w:val="HTMLPreformatted"/>
+        <w:rPr>
+          <w:rStyle w:val="HTMLCode"/>
+        </w:rPr>
+      </w:pPr>
+      <w:r>
+        <w:rPr>
+          <w:rStyle w:val="HTMLCode"/>
+        </w:rPr>
+        <w:t>volatile Object[] array</w:t>
+      </w:r>
+    </w:p>
+    <w:p>
+      <w:pPr>
+        <w:pStyle w:val="HTMLPreformatted"/>
+        <w:rPr>
+          <w:rStyle w:val="HTMLCode"/>
+        </w:rPr>
+      </w:pPr>
+      <w:r>
+        <w:rPr>
+          <w:rStyle w:val="HTMLCode"/>
+        </w:rPr>
+        <w:t xml:space="preserve">        ↓</w:t>
+      </w:r>
+    </w:p>
+    <w:p>
+      <w:pPr>
+        <w:pStyle w:val="HTMLPreformatted"/>
+      </w:pPr>
+      <w:r>
+        <w:rPr>
+          <w:rStyle w:val="HTMLCode"/>
+        </w:rPr>
+        <w:t xml:space="preserve">     [A, B, C]</w:t>
+      </w:r>
+    </w:p>
+    <w:p>
+      <w:pPr>
+        <w:pStyle w:val="NormalWeb"/>
+        <w:rPr>
+          <w:sz w:val="20"/>
+          <w:szCs w:val="20"/>
+        </w:rPr>
+      </w:pPr>
+      <w:r>
+        <w:rPr>
+          <w:sz w:val="20"/>
+          <w:szCs w:val="20"/>
+        </w:rPr>
+        <w:t>We have:</w:t>
+      </w:r>
+    </w:p>
+    <w:p>
+      <w:pPr>
+        <w:pStyle w:val="HTMLPreformatted"/>
+        <w:rPr>
+          <w:rStyle w:val="HTMLCode"/>
+        </w:rPr>
+      </w:pPr>
+      <w:r>
+        <w:rPr>
+          <w:rStyle w:val="HTMLCode"/>
+        </w:rPr>
+        <w:t>Thread 1 → GET</w:t>
+      </w:r>
+    </w:p>
+    <w:p>
+      <w:pPr>
+        <w:pStyle w:val="HTMLPreformatted"/>
+        <w:rPr>
+          <w:rStyle w:val="HTMLCode"/>
+        </w:rPr>
+      </w:pPr>
+      <w:r>
+        <w:rPr>
+          <w:rStyle w:val="HTMLCode"/>
+        </w:rPr>
+        <w:t>Thread 2 → WRITE(D)</w:t>
+      </w:r>
+    </w:p>
+    <w:p>
+      <w:pPr>
+        <w:pStyle w:val="HTMLPreformatted"/>
+        <w:rPr>
+          <w:rStyle w:val="HTMLCode"/>
+        </w:rPr>
+      </w:pPr>
+      <w:r>
+        <w:rPr>
+          <w:rStyle w:val="HTMLCode"/>
+        </w:rPr>
+        <w:t>Thread 3 → GET</w:t>
+      </w:r>
+    </w:p>
+    <w:p>
+      <w:pPr>
+        <w:pStyle w:val="HTMLPreformatted"/>
+      </w:pPr>
+      <w:r>
+        <w:rPr>
+          <w:rStyle w:val="HTMLCode"/>
+        </w:rPr>
+        <w:t>Thread 4 → WRITE(E)</w:t>
+      </w:r>
+    </w:p>
+    <w:p>
+      <w:pPr>
+        <w:pStyle w:val="Heading3"/>
+        <w:rPr>
+          <w:sz w:val="20"/>
+          <w:szCs w:val="20"/>
+        </w:rPr>
+      </w:pPr>
+      <w:r>
+        <w:rPr>
+          <w:sz w:val="20"/>
+          <w:szCs w:val="20"/>
+        </w:rPr>
+        <w:t>Timeline</w:t>
+      </w:r>
+    </w:p>
+    <w:p>
+      <w:pPr>
+        <w:pStyle w:val="HTMLPreformatted"/>
+        <w:rPr>
+          <w:rStyle w:val="HTMLCode"/>
+        </w:rPr>
+      </w:pPr>
+      <w:r>
+        <w:rPr>
+          <w:rStyle w:val="HTMLCode"/>
+        </w:rPr>
+        <w:t>TIME ──────────────────────────────────────────────────────────────→</w:t>
+      </w:r>
+    </w:p>
+    <w:p>
+      <w:pPr>
+        <w:pStyle w:val="HTMLPreformatted"/>
+        <w:rPr>
+          <w:rStyle w:val="HTMLCode"/>
+        </w:rPr>
+      </w:pPr>
+    </w:p>
+    <w:p>
+      <w:pPr>
+        <w:pStyle w:val="HTMLPreformatted"/>
+        <w:rPr>
+          <w:rStyle w:val="HTMLCode"/>
+        </w:rPr>
+      </w:pPr>
+    </w:p>
+    <w:p>
+      <w:pPr>
+        <w:pStyle w:val="HTMLPreformatted"/>
+        <w:rPr>
+          <w:rStyle w:val="HTMLCode"/>
+        </w:rPr>
+      </w:pPr>
+      <w:r>
+        <w:rPr>
+          <w:rStyle w:val="HTMLCode"/>
+        </w:rPr>
+        <w:t>Thread 1:  GET</w:t>
+      </w:r>
+    </w:p>
+    <w:p>
+      <w:pPr>
+        <w:pStyle w:val="HTMLPreformatted"/>
+        <w:rPr>
+          <w:rStyle w:val="HTMLCode"/>
+        </w:rPr>
+      </w:pPr>
+      <w:r>
+        <w:rPr>
+          <w:rStyle w:val="HTMLCode"/>
+        </w:rPr>
+        <w:lastRenderedPageBreak/>
+        <w:t xml:space="preserve">           │</w:t>
+      </w:r>
+    </w:p>
+    <w:p>
+      <w:pPr>
+        <w:pStyle w:val="HTMLPreformatted"/>
+        <w:rPr>
+          <w:rStyle w:val="HTMLCode"/>
+        </w:rPr>
+      </w:pPr>
+      <w:r>
+        <w:rPr>
+          <w:rStyle w:val="HTMLCode"/>
+        </w:rPr>
+        <w:t xml:space="preserve">           │ volatile read of array</w:t>
+      </w:r>
+    </w:p>
+    <w:p>
+      <w:pPr>
+        <w:pStyle w:val="HTMLPreformatted"/>
+        <w:rPr>
+          <w:rStyle w:val="HTMLCode"/>
+        </w:rPr>
+      </w:pPr>
+      <w:r>
+        <w:rPr>
+          <w:rStyle w:val="HTMLCode"/>
+        </w:rPr>
+        <w:t xml:space="preserve">           ↓</w:t>
+      </w:r>
+    </w:p>
+    <w:p>
+      <w:pPr>
+        <w:pStyle w:val="HTMLPreformatted"/>
+        <w:rPr>
+          <w:rStyle w:val="HTMLCode"/>
+        </w:rPr>
+      </w:pPr>
+      <w:r>
+        <w:rPr>
+          <w:rStyle w:val="HTMLCode"/>
+        </w:rPr>
+        <w:t xml:space="preserve">        [A,B,C]</w:t>
+      </w:r>
+    </w:p>
+    <w:p>
+      <w:pPr>
+        <w:pStyle w:val="HTMLPreformatted"/>
+        <w:rPr>
+          <w:rStyle w:val="HTMLCode"/>
+        </w:rPr>
+      </w:pPr>
+      <w:r>
+        <w:rPr>
+          <w:rStyle w:val="HTMLCode"/>
+        </w:rPr>
+        <w:t xml:space="preserve">           │</w:t>
+      </w:r>
+    </w:p>
+    <w:p>
+      <w:pPr>
+        <w:pStyle w:val="HTMLPreformatted"/>
+        <w:rPr>
+          <w:rStyle w:val="HTMLCode"/>
+        </w:rPr>
+      </w:pPr>
+      <w:r>
+        <w:rPr>
+          <w:rStyle w:val="HTMLCode"/>
+        </w:rPr>
+        <w:t xml:space="preserve">           └──→ reads A, B, C</w:t>
+      </w:r>
+    </w:p>
+    <w:p>
+      <w:pPr>
+        <w:pStyle w:val="HTMLPreformatted"/>
+        <w:rPr>
+          <w:rStyle w:val="HTMLCode"/>
+        </w:rPr>
+      </w:pPr>
+    </w:p>
+    <w:p>
+      <w:pPr>
+        <w:pStyle w:val="HTMLPreformatted"/>
+        <w:rPr>
+          <w:rStyle w:val="HTMLCode"/>
+        </w:rPr>
+      </w:pPr>
+    </w:p>
+    <w:p>
+      <w:pPr>
+        <w:pStyle w:val="HTMLPreformatted"/>
+        <w:rPr>
+          <w:rStyle w:val="HTMLCode"/>
+        </w:rPr>
+      </w:pPr>
+      <w:r>
+        <w:rPr>
+          <w:rStyle w:val="HTMLCode"/>
+        </w:rPr>
+        <w:t>Thread 2:       WRITE(D)</w:t>
+      </w:r>
+    </w:p>
+    <w:p>
+      <w:pPr>
+        <w:pStyle w:val="HTMLPreformatted"/>
+        <w:rPr>
+          <w:rStyle w:val="HTMLCode"/>
+        </w:rPr>
+      </w:pPr>
+      <w:r>
+        <w:rPr>
+          <w:rStyle w:val="HTMLCode"/>
+        </w:rPr>
+        <w:t xml:space="preserve">                   │</w:t>
+      </w:r>
+    </w:p>
+    <w:p>
+      <w:pPr>
+        <w:pStyle w:val="HTMLPreformatted"/>
+        <w:rPr>
+          <w:rStyle w:val="HTMLCode"/>
+        </w:rPr>
+      </w:pPr>
+      <w:r>
+        <w:rPr>
+          <w:rStyle w:val="HTMLCode"/>
+        </w:rPr>
+        <w:t xml:space="preserve">                   │ 🔒 acquire lock</w:t>
+      </w:r>
+    </w:p>
+    <w:p>
+      <w:pPr>
+        <w:pStyle w:val="HTMLPreformatted"/>
+        <w:rPr>
+          <w:rStyle w:val="HTMLCode"/>
+        </w:rPr>
+      </w:pPr>
+      <w:r>
+        <w:rPr>
+          <w:rStyle w:val="HTMLCode"/>
+        </w:rPr>
+        <w:t xml:space="preserve">                   ↓</w:t>
+      </w:r>
+    </w:p>
+    <w:p>
+      <w:pPr>
+        <w:pStyle w:val="HTMLPreformatted"/>
+        <w:rPr>
+          <w:rStyle w:val="HTMLCode"/>
+        </w:rPr>
+      </w:pPr>
+      <w:r>
+        <w:rPr>
+          <w:rStyle w:val="HTMLCode"/>
+        </w:rPr>
+        <w:t xml:space="preserve">              copy [A,B,C]</w:t>
+      </w:r>
+    </w:p>
+    <w:p>
+      <w:pPr>
+        <w:pStyle w:val="HTMLPreformatted"/>
+        <w:rPr>
+          <w:rStyle w:val="HTMLCode"/>
+        </w:rPr>
+      </w:pPr>
+      <w:r>
+        <w:rPr>
+          <w:rStyle w:val="HTMLCode"/>
+        </w:rPr>
+        <w:t xml:space="preserve">                   ↓</w:t>
+      </w:r>
+    </w:p>
+    <w:p>
+      <w:pPr>
+        <w:pStyle w:val="HTMLPreformatted"/>
+        <w:rPr>
+          <w:rStyle w:val="HTMLCode"/>
+        </w:rPr>
+      </w:pPr>
+      <w:r>
+        <w:rPr>
+          <w:rStyle w:val="HTMLCode"/>
+        </w:rPr>
+        <w:t xml:space="preserve">              new [A,B,C,D]</w:t>
+      </w:r>
+    </w:p>
+    <w:p>
+      <w:pPr>
+        <w:pStyle w:val="HTMLPreformatted"/>
+        <w:rPr>
+          <w:rStyle w:val="HTMLCode"/>
+        </w:rPr>
+      </w:pPr>
+      <w:r>
+        <w:rPr>
+          <w:rStyle w:val="HTMLCode"/>
+        </w:rPr>
+        <w:t xml:space="preserve">                   ↓</w:t>
+      </w:r>
+    </w:p>
+    <w:p>
+      <w:pPr>
+        <w:pStyle w:val="HTMLPreformatted"/>
+        <w:rPr>
+          <w:rStyle w:val="HTMLCode"/>
+        </w:rPr>
+      </w:pPr>
+      <w:r>
+        <w:rPr>
+          <w:rStyle w:val="HTMLCode"/>
+        </w:rPr>
+        <w:t xml:space="preserve">              volatile write</w:t>
+      </w:r>
+    </w:p>
+    <w:p>
+      <w:pPr>
+        <w:pStyle w:val="HTMLPreformatted"/>
+        <w:rPr>
+          <w:rStyle w:val="HTMLCode"/>
+        </w:rPr>
+      </w:pPr>
+      <w:r>
+        <w:rPr>
+          <w:rStyle w:val="HTMLCode"/>
+        </w:rPr>
+        <w:t xml:space="preserve">              array = [A,B,C,D]</w:t>
+      </w:r>
+    </w:p>
+    <w:p>
+      <w:pPr>
+        <w:pStyle w:val="HTMLPreformatted"/>
+        <w:rPr>
+          <w:rStyle w:val="HTMLCode"/>
+        </w:rPr>
+      </w:pPr>
+      <w:r>
+        <w:rPr>
+          <w:rStyle w:val="HTMLCode"/>
+        </w:rPr>
+        <w:t xml:space="preserve">                   ↓</w:t>
+      </w:r>
+    </w:p>
+    <w:p>
+      <w:pPr>
+        <w:pStyle w:val="HTMLPreformatted"/>
+        <w:rPr>
+          <w:rStyle w:val="HTMLCode"/>
+        </w:rPr>
+      </w:pPr>
+      <w:r>
+        <w:rPr>
+          <w:rStyle w:val="HTMLCode"/>
+        </w:rPr>
+        <w:t xml:space="preserve">                   🔓</w:t>
+      </w:r>
+    </w:p>
+    <w:p>
+      <w:pPr>
+        <w:pStyle w:val="HTMLPreformatted"/>
+        <w:rPr>
+          <w:rStyle w:val="HTMLCode"/>
+        </w:rPr>
+      </w:pPr>
+    </w:p>
+    <w:p>
+      <w:pPr>
+        <w:pStyle w:val="HTMLPreformatted"/>
+        <w:rPr>
+          <w:rStyle w:val="HTMLCode"/>
+        </w:rPr>
+      </w:pPr>
+    </w:p>
+    <w:p>
+      <w:pPr>
+        <w:pStyle w:val="HTMLPreformatted"/>
+        <w:rPr>
+          <w:rStyle w:val="HTMLCode"/>
+        </w:rPr>
+      </w:pPr>
+      <w:r>
+        <w:rPr>
+          <w:rStyle w:val="HTMLCode"/>
+        </w:rPr>
+        <w:t>Thread 3:                     GET</w:t>
+      </w:r>
+    </w:p>
+    <w:p>
+      <w:pPr>
+        <w:pStyle w:val="HTMLPreformatted"/>
+        <w:rPr>
+          <w:rStyle w:val="HTMLCode"/>
+        </w:rPr>
+      </w:pPr>
+      <w:r>
+        <w:rPr>
+          <w:rStyle w:val="HTMLCode"/>
+        </w:rPr>
+        <w:t xml:space="preserve">                              │</w:t>
+      </w:r>
+    </w:p>
+    <w:p>
+      <w:pPr>
+        <w:pStyle w:val="HTMLPreformatted"/>
+        <w:rPr>
+          <w:rStyle w:val="HTMLCode"/>
+        </w:rPr>
+      </w:pPr>
+      <w:r>
+        <w:rPr>
+          <w:rStyle w:val="HTMLCode"/>
+        </w:rPr>
+        <w:t xml:space="preserve">                              │ volatile read</w:t>
+      </w:r>
+    </w:p>
+    <w:p>
+      <w:pPr>
+        <w:pStyle w:val="HTMLPreformatted"/>
+        <w:rPr>
+          <w:rStyle w:val="HTMLCode"/>
+        </w:rPr>
+      </w:pPr>
+      <w:r>
+        <w:rPr>
+          <w:rStyle w:val="HTMLCode"/>
+        </w:rPr>
+        <w:t xml:space="preserve">                              ↓</w:t>
+      </w:r>
+    </w:p>
+    <w:p>
+      <w:pPr>
+        <w:pStyle w:val="HTMLPreformatted"/>
+        <w:rPr>
+          <w:rStyle w:val="HTMLCode"/>
+        </w:rPr>
+      </w:pPr>
+      <w:r>
+        <w:rPr>
+          <w:rStyle w:val="HTMLCode"/>
+        </w:rPr>
+        <w:t xml:space="preserve">                         [A,B,C,D]</w:t>
+      </w:r>
+    </w:p>
+    <w:p>
+      <w:pPr>
+        <w:pStyle w:val="HTMLPreformatted"/>
+        <w:rPr>
+          <w:rStyle w:val="HTMLCode"/>
+        </w:rPr>
+      </w:pPr>
+      <w:r>
+        <w:rPr>
+          <w:rStyle w:val="HTMLCode"/>
+        </w:rPr>
+        <w:t xml:space="preserve">                              │</w:t>
+      </w:r>
+    </w:p>
+    <w:p>
+      <w:pPr>
+        <w:pStyle w:val="HTMLPreformatted"/>
+        <w:rPr>
+          <w:rStyle w:val="HTMLCode"/>
+        </w:rPr>
+      </w:pPr>
+      <w:r>
+        <w:rPr>
+          <w:rStyle w:val="HTMLCode"/>
+        </w:rPr>
+        <w:t xml:space="preserve">                              └──→ reads A,B,C,D</w:t>
+      </w:r>
+    </w:p>
+    <w:p>
+      <w:pPr>
+        <w:pStyle w:val="HTMLPreformatted"/>
+        <w:rPr>
+          <w:rStyle w:val="HTMLCode"/>
+        </w:rPr>
+      </w:pPr>
+    </w:p>
+    <w:p>
+      <w:pPr>
+        <w:pStyle w:val="HTMLPreformatted"/>
+        <w:rPr>
+          <w:rStyle w:val="HTMLCode"/>
+        </w:rPr>
+      </w:pPr>
+    </w:p>
+    <w:p>
+      <w:pPr>
+        <w:pStyle w:val="HTMLPreformatted"/>
+        <w:rPr>
+          <w:rStyle w:val="HTMLCode"/>
+        </w:rPr>
+      </w:pPr>
+      <w:r>
+        <w:rPr>
+          <w:rStyle w:val="HTMLCode"/>
+        </w:rPr>
+        <w:t>Thread 4:                           WRITE(E)</w:t>
+      </w:r>
+    </w:p>
+    <w:p>
+      <w:pPr>
+        <w:pStyle w:val="HTMLPreformatted"/>
+        <w:rPr>
+          <w:rStyle w:val="HTMLCode"/>
+        </w:rPr>
+      </w:pPr>
+      <w:r>
+        <w:rPr>
+          <w:rStyle w:val="HTMLCode"/>
+        </w:rPr>
+        <w:t xml:space="preserve">                                      │</w:t>
+      </w:r>
+    </w:p>
+    <w:p>
+      <w:pPr>
+        <w:pStyle w:val="HTMLPreformatted"/>
+        <w:rPr>
+          <w:rStyle w:val="HTMLCode"/>
+        </w:rPr>
+      </w:pPr>
+      <w:r>
+        <w:rPr>
+          <w:rStyle w:val="HTMLCode"/>
+        </w:rPr>
+        <w:t xml:space="preserve">                                      │ 🔒 acquire lock</w:t>
+      </w:r>
+    </w:p>
+    <w:p>
+      <w:pPr>
+        <w:pStyle w:val="HTMLPreformatted"/>
+        <w:rPr>
+          <w:rStyle w:val="HTMLCode"/>
+        </w:rPr>
+      </w:pPr>
+      <w:r>
+        <w:rPr>
+          <w:rStyle w:val="HTMLCode"/>
+        </w:rPr>
+        <w:t xml:space="preserve">                                      ↓</w:t>
+      </w:r>
+    </w:p>
+    <w:p>
+      <w:pPr>
+        <w:pStyle w:val="HTMLPreformatted"/>
+        <w:rPr>
+          <w:rStyle w:val="HTMLCode"/>
+        </w:rPr>
+      </w:pPr>
+      <w:r>
+        <w:rPr>
+          <w:rStyle w:val="HTMLCode"/>
+        </w:rPr>
+        <w:t xml:space="preserve">                                 copy [A,B,C,D]</w:t>
+      </w:r>
+    </w:p>
+    <w:p>
+      <w:pPr>
+        <w:pStyle w:val="HTMLPreformatted"/>
+        <w:rPr>
+          <w:rStyle w:val="HTMLCode"/>
+        </w:rPr>
+      </w:pPr>
+      <w:r>
+        <w:rPr>
+          <w:rStyle w:val="HTMLCode"/>
+        </w:rPr>
+        <w:t xml:space="preserve">                                      ↓</w:t>
+      </w:r>
+    </w:p>
+    <w:p>
+      <w:pPr>
+        <w:pStyle w:val="HTMLPreformatted"/>
+        <w:rPr>
+          <w:rStyle w:val="HTMLCode"/>
+        </w:rPr>
+      </w:pPr>
+      <w:r>
+        <w:rPr>
+          <w:rStyle w:val="HTMLCode"/>
+        </w:rPr>
+        <w:t xml:space="preserve">                                 new [A,B,C,D,E]</w:t>
+      </w:r>
+    </w:p>
+    <w:p>
+      <w:pPr>
+        <w:pStyle w:val="HTMLPreformatted"/>
+        <w:rPr>
+          <w:rStyle w:val="HTMLCode"/>
+        </w:rPr>
+      </w:pPr>
+      <w:r>
+        <w:rPr>
+          <w:rStyle w:val="HTMLCode"/>
+        </w:rPr>
+        <w:t xml:space="preserve">                                      ↓</w:t>
+      </w:r>
+    </w:p>
+    <w:p>
+      <w:pPr>
+        <w:pStyle w:val="HTMLPreformatted"/>
+        <w:rPr>
+          <w:rStyle w:val="HTMLCode"/>
+        </w:rPr>
+      </w:pPr>
+      <w:r>
+        <w:rPr>
+          <w:rStyle w:val="HTMLCode"/>
+        </w:rPr>
+        <w:t xml:space="preserve">                                 volatile write</w:t>
+      </w:r>
+    </w:p>
+    <w:p>
+      <w:pPr>
+        <w:pStyle w:val="HTMLPreformatted"/>
+        <w:rPr>
+          <w:rStyle w:val="HTMLCode"/>
+        </w:rPr>
+      </w:pPr>
+      <w:r>
+        <w:rPr>
+          <w:rStyle w:val="HTMLCode"/>
+        </w:rPr>
+        <w:t xml:space="preserve">                                 array = [A,B,C,D,E]</w:t>
+      </w:r>
+    </w:p>
+    <w:p>
+      <w:pPr>
+        <w:pStyle w:val="HTMLPreformatted"/>
+        <w:rPr>
+          <w:rStyle w:val="HTMLCode"/>
+        </w:rPr>
+      </w:pPr>
+      <w:r>
+        <w:rPr>
+          <w:rStyle w:val="HTMLCode"/>
+        </w:rPr>
+        <w:t xml:space="preserve">                                      ↓</w:t>
+      </w:r>
+    </w:p>
+    <w:p>
+      <w:pPr>
+        <w:pStyle w:val="HTMLPreformatted"/>
+      </w:pPr>
+      <w:r>
+        <w:rPr>
+          <w:rStyle w:val="HTMLCode"/>
+        </w:rPr>
+        <w:t xml:space="preserve">                                      🔓</w:t>
+      </w:r>
+    </w:p>
+    <w:p>
+      <w:pPr>
+        <w:pStyle w:val="Heading3"/>
+        <w:rPr>
+          <w:sz w:val="20"/>
+          <w:szCs w:val="20"/>
+        </w:rPr>
+      </w:pPr>
+      <w:r>
+        <w:rPr>
+          <w:sz w:val="20"/>
+          <w:szCs w:val="20"/>
+        </w:rPr>
+        <w:t>The important part</w:t>
+      </w:r>
+    </w:p>
+    <w:p>
+      <w:pPr>
+        <w:pStyle w:val="NormalWeb"/>
+        <w:rPr>
+          <w:sz w:val="20"/>
+          <w:szCs w:val="20"/>
+        </w:rPr>
+      </w:pPr>
+      <w:r>
+        <w:rPr>
+          <w:sz w:val="20"/>
+          <w:szCs w:val="20"/>
+        </w:rPr>
+        <w:t xml:space="preserve">There are </w:t>
+      </w:r>
+      <w:r>
+        <w:rPr>
+          <w:rStyle w:val="Strong"/>
+          <w:sz w:val="20"/>
+          <w:szCs w:val="20"/>
+        </w:rPr>
+        <w:t>two different things happening</w:t>
+      </w:r>
+      <w:r>
+        <w:rPr>
+          <w:sz w:val="20"/>
+          <w:szCs w:val="20"/>
+        </w:rPr>
+        <w:t>:</w:t>
+      </w:r>
+    </w:p>
+    <w:p>
+      <w:pPr>
+        <w:pStyle w:val="Heading4"/>
+        <w:rPr>
+          <w:sz w:val="20"/>
+          <w:szCs w:val="20"/>
+        </w:rPr>
+      </w:pPr>
+      <w:r>
+        <w:rPr>
+          <w:sz w:val="20"/>
+          <w:szCs w:val="20"/>
+        </w:rPr>
+        <w:lastRenderedPageBreak/>
+        <w:t>GET threads don't take the writer lock</w:t>
+      </w:r>
+    </w:p>
+    <w:p>
+      <w:pPr>
+        <w:pStyle w:val="NormalWeb"/>
+        <w:rPr>
+          <w:sz w:val="20"/>
+          <w:szCs w:val="20"/>
+        </w:rPr>
+      </w:pPr>
+      <w:r>
+        <w:rPr>
+          <w:sz w:val="20"/>
+          <w:szCs w:val="20"/>
+        </w:rPr>
+        <w:t>Thread 1:</w:t>
+      </w:r>
+    </w:p>
+    <w:p>
+      <w:pPr>
+        <w:pStyle w:val="HTMLPreformatted"/>
+        <w:rPr>
+          <w:rStyle w:val="HTMLCode"/>
+        </w:rPr>
+      </w:pPr>
+      <w:r>
+        <w:rPr>
+          <w:rStyle w:val="HTMLCode"/>
+        </w:rPr>
+        <w:t>volatile read</w:t>
+      </w:r>
+    </w:p>
+    <w:p>
+      <w:pPr>
+        <w:pStyle w:val="HTMLPreformatted"/>
+        <w:rPr>
+          <w:rStyle w:val="HTMLCode"/>
+        </w:rPr>
+      </w:pPr>
+      <w:r>
+        <w:rPr>
+          <w:rStyle w:val="HTMLCode"/>
+        </w:rPr>
+        <w:t xml:space="preserve">     ↓</w:t>
+      </w:r>
+    </w:p>
+    <w:p>
+      <w:pPr>
+        <w:pStyle w:val="HTMLPreformatted"/>
+      </w:pPr>
+      <w:r>
+        <w:rPr>
+          <w:rStyle w:val="HTMLCode"/>
+        </w:rPr>
+        <w:t>[A,B,C]</w:t>
+      </w:r>
+    </w:p>
+    <w:p>
+      <w:pPr>
+        <w:pStyle w:val="NormalWeb"/>
+        <w:rPr>
+          <w:sz w:val="20"/>
+          <w:szCs w:val="20"/>
+        </w:rPr>
+      </w:pPr>
+      <w:r>
+        <w:rPr>
+          <w:sz w:val="20"/>
+          <w:szCs w:val="20"/>
+        </w:rPr>
+        <w:t>Thread 3:</w:t>
+      </w:r>
+    </w:p>
+    <w:p>
+      <w:pPr>
+        <w:pStyle w:val="HTMLPreformatted"/>
+        <w:rPr>
+          <w:rStyle w:val="HTMLCode"/>
+        </w:rPr>
+      </w:pPr>
+      <w:r>
+        <w:rPr>
+          <w:rStyle w:val="HTMLCode"/>
+        </w:rPr>
+        <w:t>volatile read</w:t>
+      </w:r>
+    </w:p>
+    <w:p>
+      <w:pPr>
+        <w:pStyle w:val="HTMLPreformatted"/>
+        <w:rPr>
+          <w:rStyle w:val="HTMLCode"/>
+        </w:rPr>
+      </w:pPr>
+      <w:r>
+        <w:rPr>
+          <w:rStyle w:val="HTMLCode"/>
+        </w:rPr>
+        <w:t xml:space="preserve">     ↓</w:t>
+      </w:r>
+    </w:p>
+    <w:p>
+      <w:pPr>
+        <w:pStyle w:val="HTMLPreformatted"/>
+      </w:pPr>
+      <w:r>
+        <w:rPr>
+          <w:rStyle w:val="HTMLCode"/>
+        </w:rPr>
+        <w:t>[A,B,C,D]</w:t>
+      </w:r>
+    </w:p>
+    <w:p>
+      <w:pPr>
+        <w:pStyle w:val="NormalWeb"/>
+        <w:rPr>
+          <w:sz w:val="20"/>
+          <w:szCs w:val="20"/>
+        </w:rPr>
+      </w:pPr>
+      <w:r>
+        <w:rPr>
+          <w:sz w:val="20"/>
+          <w:szCs w:val="20"/>
+        </w:rPr>
+        <w:t>They can read concurrently with other readers and don't need to lock.</w:t>
+      </w:r>
+    </w:p>
+    <w:p>
+      <w:pPr>
+        <w:pStyle w:val="Heading4"/>
+        <w:rPr>
+          <w:sz w:val="20"/>
+          <w:szCs w:val="20"/>
+        </w:rPr>
+      </w:pPr>
+      <w:r>
+        <w:rPr>
+          <w:sz w:val="20"/>
+          <w:szCs w:val="20"/>
+        </w:rPr>
+        <w:t>WRITE threads take the lock</w:t>
+      </w:r>
+    </w:p>
+    <w:p>
+      <w:pPr>
+        <w:pStyle w:val="NormalWeb"/>
+        <w:rPr>
+          <w:sz w:val="20"/>
+          <w:szCs w:val="20"/>
+        </w:rPr>
+      </w:pPr>
+      <w:r>
+        <w:rPr>
+          <w:sz w:val="20"/>
+          <w:szCs w:val="20"/>
+        </w:rPr>
+        <w:t>Thread 2:</w:t>
+      </w:r>
+    </w:p>
+    <w:p>
+      <w:pPr>
+        <w:pStyle w:val="HTMLPreformatted"/>
+        <w:rPr>
+          <w:rStyle w:val="HTMLCode"/>
+        </w:rPr>
+      </w:pPr>
+      <w:r>
+        <w:rPr>
+          <w:rStyle w:val="HTMLCode"/>
+        </w:rPr>
+        <w:t>🔒</w:t>
+      </w:r>
+    </w:p>
+    <w:p>
+      <w:pPr>
+        <w:pStyle w:val="HTMLPreformatted"/>
+        <w:rPr>
+          <w:rStyle w:val="HTMLCode"/>
+        </w:rPr>
+      </w:pPr>
+      <w:r>
+        <w:rPr>
+          <w:rStyle w:val="HTMLCode"/>
+        </w:rPr>
+        <w:t>[A,B,C] → copy → [A,B,C,D]</w:t>
+      </w:r>
+    </w:p>
+    <w:p>
+      <w:pPr>
+        <w:pStyle w:val="HTMLPreformatted"/>
+        <w:rPr>
+          <w:rStyle w:val="HTMLCode"/>
+        </w:rPr>
+      </w:pPr>
+      <w:r>
+        <w:rPr>
+          <w:rStyle w:val="HTMLCode"/>
+        </w:rPr>
+        <w:t xml:space="preserve">                    ↓</w:t>
+      </w:r>
+    </w:p>
+    <w:p>
+      <w:pPr>
+        <w:pStyle w:val="HTMLPreformatted"/>
+        <w:rPr>
+          <w:rStyle w:val="HTMLCode"/>
+        </w:rPr>
+      </w:pPr>
+      <w:r>
+        <w:rPr>
+          <w:rStyle w:val="HTMLCode"/>
+        </w:rPr>
+        <w:t xml:space="preserve">              volatile write</w:t>
+      </w:r>
+    </w:p>
+    <w:p>
+      <w:pPr>
+        <w:pStyle w:val="HTMLPreformatted"/>
+      </w:pPr>
+      <w:r>
+        <w:rPr>
+          <w:rStyle w:val="HTMLCode"/>
+        </w:rPr>
+        <w:t>🔓</w:t>
+      </w:r>
+    </w:p>
+    <w:p>
+      <w:pPr>
+        <w:pStyle w:val="NormalWeb"/>
+        <w:rPr>
+          <w:sz w:val="20"/>
+          <w:szCs w:val="20"/>
+        </w:rPr>
+      </w:pPr>
+      <w:r>
+        <w:rPr>
+          <w:sz w:val="20"/>
+          <w:szCs w:val="20"/>
+        </w:rPr>
+        <w:t>Thread 4 cannot modify simultaneously:</w:t>
+      </w:r>
+    </w:p>
+    <w:p>
+      <w:pPr>
+        <w:pStyle w:val="HTMLPreformatted"/>
+        <w:rPr>
+          <w:rStyle w:val="HTMLCode"/>
+        </w:rPr>
+      </w:pPr>
+      <w:r>
+        <w:rPr>
+          <w:rStyle w:val="HTMLCode"/>
+        </w:rPr>
+        <w:t>Thread 4</w:t>
+      </w:r>
+    </w:p>
+    <w:p>
+      <w:pPr>
+        <w:pStyle w:val="HTMLPreformatted"/>
+        <w:rPr>
+          <w:rStyle w:val="HTMLCode"/>
+        </w:rPr>
+      </w:pPr>
+      <w:r>
+        <w:rPr>
+          <w:rStyle w:val="HTMLCode"/>
+        </w:rPr>
+        <w:t xml:space="preserve">   ↓</w:t>
+      </w:r>
+    </w:p>
+    <w:p>
+      <w:pPr>
+        <w:pStyle w:val="HTMLPreformatted"/>
+        <w:rPr>
+          <w:rStyle w:val="HTMLCode"/>
+        </w:rPr>
+      </w:pPr>
+      <w:r>
+        <w:rPr>
+          <w:rStyle w:val="HTMLCode"/>
+        </w:rPr>
+        <w:t xml:space="preserve"> WAIT ⏳</w:t>
+      </w:r>
+    </w:p>
+    <w:p>
+      <w:pPr>
+        <w:pStyle w:val="HTMLPreformatted"/>
+        <w:rPr>
+          <w:rStyle w:val="HTMLCode"/>
+        </w:rPr>
+      </w:pPr>
+      <w:r>
+        <w:rPr>
+          <w:rStyle w:val="HTMLCode"/>
+        </w:rPr>
+        <w:t xml:space="preserve">   ↓</w:t>
+      </w:r>
+    </w:p>
+    <w:p>
+      <w:pPr>
+        <w:pStyle w:val="HTMLPreformatted"/>
+        <w:rPr>
+          <w:rStyle w:val="HTMLCode"/>
+        </w:rPr>
+      </w:pPr>
+      <w:r>
+        <w:rPr>
+          <w:rStyle w:val="HTMLCode"/>
+        </w:rPr>
+        <w:t>🔒</w:t>
+      </w:r>
+    </w:p>
+    <w:p>
+      <w:pPr>
+        <w:pStyle w:val="HTMLPreformatted"/>
+        <w:rPr>
+          <w:rStyle w:val="HTMLCode"/>
+        </w:rPr>
+      </w:pPr>
+      <w:r>
+        <w:rPr>
+          <w:rStyle w:val="HTMLCode"/>
+        </w:rPr>
+        <w:t xml:space="preserve">   ↓</w:t>
+      </w:r>
+    </w:p>
+    <w:p>
+      <w:pPr>
+        <w:pStyle w:val="HTMLPreformatted"/>
+        <w:rPr>
+          <w:rStyle w:val="HTMLCode"/>
+        </w:rPr>
+      </w:pPr>
+      <w:r>
+        <w:rPr>
+          <w:rStyle w:val="HTMLCode"/>
+        </w:rPr>
+        <w:t>[A,B,C,D] → copy → [A,B,C,D,E]</w:t>
+      </w:r>
+    </w:p>
+    <w:p>
+      <w:pPr>
+        <w:pStyle w:val="HTMLPreformatted"/>
+        <w:rPr>
+          <w:rStyle w:val="HTMLCode"/>
+        </w:rPr>
+      </w:pPr>
+      <w:r>
+        <w:rPr>
+          <w:rStyle w:val="HTMLCode"/>
+        </w:rPr>
+        <w:t xml:space="preserve">                         ↓</w:t>
+      </w:r>
+    </w:p>
+    <w:p>
+      <w:pPr>
+        <w:pStyle w:val="HTMLPreformatted"/>
+        <w:rPr>
+          <w:rStyle w:val="HTMLCode"/>
+        </w:rPr>
+      </w:pPr>
+      <w:r>
+        <w:rPr>
+          <w:rStyle w:val="HTMLCode"/>
+        </w:rPr>
+        <w:t xml:space="preserve">                   volatile write</w:t>
+      </w:r>
+    </w:p>
+    <w:p>
+      <w:pPr>
+        <w:pStyle w:val="HTMLPreformatted"/>
+      </w:pPr>
+      <w:r>
+        <w:rPr>
+          <w:rStyle w:val="HTMLCode"/>
+        </w:rPr>
+        <w:t>🔓</w:t>
+      </w:r>
+    </w:p>
+    <w:p>
+      <w:pPr>
+        <w:pStyle w:val="Heading3"/>
+        <w:rPr>
+          <w:sz w:val="20"/>
+          <w:szCs w:val="20"/>
+        </w:rPr>
+      </w:pPr>
+      <w:r>
+        <w:rPr>
+          <w:sz w:val="20"/>
+          <w:szCs w:val="20"/>
+        </w:rPr>
+        <w:t xml:space="preserve">Think of </w:t>
+      </w:r>
+      <w:r>
+        <w:rPr>
+          <w:rStyle w:val="HTMLCode"/>
+        </w:rPr>
+        <w:t>volatile array</w:t>
+      </w:r>
+      <w:r>
+        <w:rPr>
+          <w:sz w:val="20"/>
+          <w:szCs w:val="20"/>
+        </w:rPr>
+        <w:t xml:space="preserve"> as the "signpost"</w:t>
+      </w:r>
+    </w:p>
+    <w:p>
+      <w:pPr>
+        <w:pStyle w:val="NormalWeb"/>
+        <w:rPr>
+          <w:sz w:val="20"/>
+          <w:szCs w:val="20"/>
+        </w:rPr>
+      </w:pPr>
+      <w:r>
+        <w:rPr>
+          <w:sz w:val="20"/>
+          <w:szCs w:val="20"/>
+        </w:rPr>
+        <w:t>There is only one current array reference:</w:t>
+      </w:r>
+    </w:p>
+    <w:p>
+      <w:pPr>
+        <w:pStyle w:val="HTMLPreformatted"/>
+        <w:rPr>
+          <w:rStyle w:val="HTMLCode"/>
+        </w:rPr>
+      </w:pPr>
+      <w:r>
+        <w:rPr>
+          <w:rStyle w:val="HTMLCode"/>
+        </w:rPr>
+        <w:t xml:space="preserve">                 volatile array</w:t>
+      </w:r>
+    </w:p>
+    <w:p>
+      <w:pPr>
+        <w:pStyle w:val="HTMLPreformatted"/>
+        <w:rPr>
+          <w:rStyle w:val="HTMLCode"/>
+        </w:rPr>
+      </w:pPr>
+      <w:r>
+        <w:rPr>
+          <w:rStyle w:val="HTMLCode"/>
+        </w:rPr>
+        <w:lastRenderedPageBreak/>
+        <w:t xml:space="preserve">                       ↓</w:t>
+      </w:r>
+    </w:p>
+    <w:p>
+      <w:pPr>
+        <w:pStyle w:val="HTMLPreformatted"/>
+      </w:pPr>
+      <w:r>
+        <w:rPr>
+          <w:rStyle w:val="HTMLCode"/>
+        </w:rPr>
+        <w:t xml:space="preserve">                 [A,B,C,D,E]</w:t>
+      </w:r>
+    </w:p>
+    <w:p>
+      <w:pPr>
+        <w:pStyle w:val="NormalWeb"/>
+        <w:rPr>
+          <w:sz w:val="20"/>
+          <w:szCs w:val="20"/>
+        </w:rPr>
+      </w:pPr>
+      <w:r>
+        <w:rPr>
+          <w:sz w:val="20"/>
+          <w:szCs w:val="20"/>
+        </w:rPr>
+        <w:t>When Thread 2 does:</w:t>
+      </w:r>
+    </w:p>
+    <w:p>
+      <w:pPr>
+        <w:pStyle w:val="HTMLPreformatted"/>
+      </w:pPr>
+      <w:r>
+        <w:rPr>
+          <w:rStyle w:val="HTMLCode"/>
+        </w:rPr>
+        <w:t>array = newArray;</w:t>
+      </w:r>
+    </w:p>
+    <w:p>
+      <w:pPr>
+        <w:pStyle w:val="NormalWeb"/>
+        <w:rPr>
+          <w:sz w:val="20"/>
+          <w:szCs w:val="20"/>
+        </w:rPr>
+      </w:pPr>
+      <w:r>
+        <w:rPr>
+          <w:sz w:val="20"/>
+          <w:szCs w:val="20"/>
+        </w:rPr>
+        <w:t xml:space="preserve">that is a </w:t>
+      </w:r>
+      <w:r>
+        <w:rPr>
+          <w:rStyle w:val="Strong"/>
+          <w:sz w:val="20"/>
+          <w:szCs w:val="20"/>
+        </w:rPr>
+        <w:t>volatile write</w:t>
+      </w:r>
+      <w:r>
+        <w:rPr>
+          <w:sz w:val="20"/>
+          <w:szCs w:val="20"/>
+        </w:rPr>
+        <w:t>.</w:t>
+      </w:r>
+    </w:p>
+    <w:p>
+      <w:pPr>
+        <w:pStyle w:val="NormalWeb"/>
+        <w:rPr>
+          <w:sz w:val="20"/>
+          <w:szCs w:val="20"/>
+        </w:rPr>
+      </w:pPr>
+      <w:r>
+        <w:rPr>
+          <w:sz w:val="20"/>
+          <w:szCs w:val="20"/>
+        </w:rPr>
+        <w:t>Thread 3 doing:</w:t>
+      </w:r>
+    </w:p>
+    <w:p>
+      <w:pPr>
+        <w:pStyle w:val="HTMLPreformatted"/>
+      </w:pPr>
+      <w:r>
+        <w:rPr>
+          <w:rStyle w:val="HTMLCode"/>
+        </w:rPr>
+        <w:t>Object[] current = array;</w:t>
+      </w:r>
+    </w:p>
+    <w:p>
+      <w:pPr>
+        <w:pStyle w:val="NormalWeb"/>
+        <w:rPr>
+          <w:sz w:val="20"/>
+          <w:szCs w:val="20"/>
+        </w:rPr>
+      </w:pPr>
+      <w:r>
+        <w:rPr>
+          <w:sz w:val="20"/>
+          <w:szCs w:val="20"/>
+        </w:rPr>
+        <w:t xml:space="preserve">does a </w:t>
+      </w:r>
+      <w:r>
+        <w:rPr>
+          <w:rStyle w:val="Strong"/>
+          <w:sz w:val="20"/>
+          <w:szCs w:val="20"/>
+        </w:rPr>
+        <w:t>volatile read</w:t>
+      </w:r>
+      <w:r>
+        <w:rPr>
+          <w:sz w:val="20"/>
+          <w:szCs w:val="20"/>
+        </w:rPr>
+        <w:t>.</w:t>
+      </w:r>
+    </w:p>
+    <w:p>
+      <w:pPr>
+        <w:pStyle w:val="NormalWeb"/>
+        <w:rPr>
+          <w:sz w:val="20"/>
+          <w:szCs w:val="20"/>
+        </w:rPr>
+      </w:pPr>
+      <w:r>
+        <w:rPr>
+          <w:sz w:val="20"/>
+          <w:szCs w:val="20"/>
+        </w:rPr>
+        <w:t>So Thread 3 gets the newly published array rather than continuing to use an obsolete array reference.</w:t>
+      </w:r>
+    </w:p>
+    <w:p>
+      <w:pPr>
+        <w:pStyle w:val="Heading3"/>
+        <w:rPr>
+          <w:sz w:val="20"/>
+          <w:szCs w:val="20"/>
+        </w:rPr>
+      </w:pPr>
+      <w:r>
+        <w:rPr>
+          <w:sz w:val="20"/>
+          <w:szCs w:val="20"/>
+        </w:rPr>
+        <w:t>But Thread 1 can still see the old array</w:t>
+      </w:r>
+    </w:p>
+    <w:p>
+      <w:pPr>
+        <w:pStyle w:val="NormalWeb"/>
+        <w:rPr>
+          <w:sz w:val="20"/>
+          <w:szCs w:val="20"/>
+        </w:rPr>
+      </w:pPr>
+      <w:r>
+        <w:rPr>
+          <w:sz w:val="20"/>
+          <w:szCs w:val="20"/>
+        </w:rPr>
+        <w:t>This is important.</w:t>
+      </w:r>
+    </w:p>
+    <w:p>
+      <w:pPr>
+        <w:pStyle w:val="NormalWeb"/>
+        <w:rPr>
+          <w:sz w:val="20"/>
+          <w:szCs w:val="20"/>
+        </w:rPr>
+      </w:pPr>
+      <w:r>
+        <w:rPr>
+          <w:sz w:val="20"/>
+          <w:szCs w:val="20"/>
+        </w:rPr>
+        <w:t xml:space="preserve">Suppose Thread 1 does its GET </w:t>
+      </w:r>
+      <w:r>
+        <w:rPr>
+          <w:rStyle w:val="Strong"/>
+          <w:sz w:val="20"/>
+          <w:szCs w:val="20"/>
+        </w:rPr>
+        <w:t>before</w:t>
+      </w:r>
+      <w:r>
+        <w:rPr>
+          <w:sz w:val="20"/>
+          <w:szCs w:val="20"/>
+        </w:rPr>
+        <w:t xml:space="preserve"> Thread 2 writes:</w:t>
+      </w:r>
+    </w:p>
+    <w:p>
+      <w:pPr>
+        <w:pStyle w:val="HTMLPreformatted"/>
+        <w:rPr>
+          <w:rStyle w:val="HTMLCode"/>
+        </w:rPr>
+      </w:pPr>
+      <w:r>
+        <w:rPr>
+          <w:rStyle w:val="HTMLCode"/>
+        </w:rPr>
+        <w:t>Thread 1</w:t>
+      </w:r>
+    </w:p>
+    <w:p>
+      <w:pPr>
+        <w:pStyle w:val="HTMLPreformatted"/>
+        <w:rPr>
+          <w:rStyle w:val="HTMLCode"/>
+        </w:rPr>
+      </w:pPr>
+      <w:r>
+        <w:rPr>
+          <w:rStyle w:val="HTMLCode"/>
+        </w:rPr>
+        <w:t xml:space="preserve">   ↓</w:t>
+      </w:r>
+    </w:p>
+    <w:p>
+      <w:pPr>
+        <w:pStyle w:val="HTMLPreformatted"/>
+        <w:rPr>
+          <w:rStyle w:val="HTMLCode"/>
+        </w:rPr>
+      </w:pPr>
+      <w:r>
+        <w:rPr>
+          <w:rStyle w:val="HTMLCode"/>
+        </w:rPr>
+        <w:t>volatile read</w:t>
+      </w:r>
+    </w:p>
+    <w:p>
+      <w:pPr>
+        <w:pStyle w:val="HTMLPreformatted"/>
+        <w:rPr>
+          <w:rStyle w:val="HTMLCode"/>
+        </w:rPr>
+      </w:pPr>
+      <w:r>
+        <w:rPr>
+          <w:rStyle w:val="HTMLCode"/>
+        </w:rPr>
+        <w:t xml:space="preserve">   ↓</w:t>
+      </w:r>
+    </w:p>
+    <w:p>
+      <w:pPr>
+        <w:pStyle w:val="HTMLPreformatted"/>
+      </w:pPr>
+      <w:r>
+        <w:rPr>
+          <w:rStyle w:val="HTMLCode"/>
+        </w:rPr>
+        <w:t>[A,B,C]</w:t>
+      </w:r>
+    </w:p>
+    <w:p>
+      <w:pPr>
+        <w:pStyle w:val="NormalWeb"/>
+        <w:rPr>
+          <w:sz w:val="20"/>
+          <w:szCs w:val="20"/>
+        </w:rPr>
+      </w:pPr>
+      <w:r>
+        <w:rPr>
+          <w:sz w:val="20"/>
+          <w:szCs w:val="20"/>
+        </w:rPr>
+        <w:t>Then Thread 2 replaces the array:</w:t>
+      </w:r>
+    </w:p>
+    <w:p>
+      <w:pPr>
+        <w:pStyle w:val="HTMLPreformatted"/>
+        <w:rPr>
+          <w:rStyle w:val="HTMLCode"/>
+        </w:rPr>
+      </w:pPr>
+      <w:r>
+        <w:rPr>
+          <w:rStyle w:val="HTMLCode"/>
+        </w:rPr>
+        <w:t>volatile array</w:t>
+      </w:r>
+    </w:p>
+    <w:p>
+      <w:pPr>
+        <w:pStyle w:val="HTMLPreformatted"/>
+        <w:rPr>
+          <w:rStyle w:val="HTMLCode"/>
+        </w:rPr>
+      </w:pPr>
+      <w:r>
+        <w:rPr>
+          <w:rStyle w:val="HTMLCode"/>
+        </w:rPr>
+        <w:t xml:space="preserve">      ↓</w:t>
+      </w:r>
+    </w:p>
+    <w:p>
+      <w:pPr>
+        <w:pStyle w:val="HTMLPreformatted"/>
+      </w:pPr>
+      <w:r>
+        <w:rPr>
+          <w:rStyle w:val="HTMLCode"/>
+        </w:rPr>
+        <w:t>[A,B,C,D]</w:t>
+      </w:r>
+    </w:p>
+    <w:p>
+      <w:pPr>
+        <w:pStyle w:val="NormalWeb"/>
+        <w:rPr>
+          <w:sz w:val="20"/>
+          <w:szCs w:val="20"/>
+        </w:rPr>
+      </w:pPr>
+      <w:r>
+        <w:rPr>
+          <w:sz w:val="20"/>
+          <w:szCs w:val="20"/>
+        </w:rPr>
+        <w:t>Thread 1's already-obtained reference still points to:</w:t>
+      </w:r>
+    </w:p>
+    <w:p>
+      <w:pPr>
+        <w:pStyle w:val="HTMLPreformatted"/>
+      </w:pPr>
+      <w:r>
+        <w:rPr>
+          <w:rStyle w:val="HTMLCode"/>
+        </w:rPr>
+        <w:t>[A,B,C]</w:t>
+      </w:r>
+    </w:p>
+    <w:p>
+      <w:pPr>
+        <w:pStyle w:val="NormalWeb"/>
+        <w:rPr>
+          <w:sz w:val="20"/>
+          <w:szCs w:val="20"/>
+        </w:rPr>
+      </w:pPr>
+      <w:r>
+        <w:rPr>
+          <w:sz w:val="20"/>
+          <w:szCs w:val="20"/>
+        </w:rPr>
+        <w:t xml:space="preserve">It doesn't magically change into </w:t>
+      </w:r>
+      <w:r>
+        <w:rPr>
+          <w:rStyle w:val="HTMLCode"/>
+        </w:rPr>
+        <w:t>[A,B,C,D]</w:t>
+      </w:r>
+      <w:r>
+        <w:rPr>
+          <w:sz w:val="20"/>
+          <w:szCs w:val="20"/>
+        </w:rPr>
+        <w:t>.</w:t>
+      </w:r>
+    </w:p>
+    <w:p>
+      <w:pPr>
+        <w:pStyle w:val="NormalWeb"/>
+        <w:rPr>
+          <w:sz w:val="20"/>
+          <w:szCs w:val="20"/>
+        </w:rPr>
+      </w:pPr>
+      <w:r>
+        <w:rPr>
+          <w:sz w:val="20"/>
+          <w:szCs w:val="20"/>
+        </w:rPr>
+        <w:t xml:space="preserve">That's the core idea of </w:t>
+      </w:r>
+      <w:r>
+        <w:rPr>
+          <w:rStyle w:val="HTMLCode"/>
+        </w:rPr>
+        <w:t>CopyOnWriteArrayList</w:t>
+      </w:r>
+      <w:r>
+        <w:rPr>
+          <w:sz w:val="20"/>
+          <w:szCs w:val="20"/>
+        </w:rPr>
+        <w:t>:</w:t>
+      </w:r>
+    </w:p>
+    <w:p>
+      <w:pPr>
+        <w:pStyle w:val="HTMLPreformatted"/>
+        <w:rPr>
+          <w:rStyle w:val="HTMLCode"/>
+        </w:rPr>
+      </w:pPr>
+      <w:r>
+        <w:rPr>
+          <w:rStyle w:val="HTMLCode"/>
+        </w:rPr>
+        <w:lastRenderedPageBreak/>
+        <w:t>GET 1 → snapshot [A,B,C]</w:t>
+      </w:r>
+    </w:p>
+    <w:p>
+      <w:pPr>
+        <w:pStyle w:val="HTMLPreformatted"/>
+        <w:rPr>
+          <w:rStyle w:val="HTMLCode"/>
+        </w:rPr>
+      </w:pPr>
+    </w:p>
+    <w:p>
+      <w:pPr>
+        <w:pStyle w:val="HTMLPreformatted"/>
+        <w:rPr>
+          <w:rStyle w:val="HTMLCode"/>
+        </w:rPr>
+      </w:pPr>
+      <w:r>
+        <w:rPr>
+          <w:rStyle w:val="HTMLCode"/>
+        </w:rPr>
+        <w:t>WRITE D → creates [A,B,C,D]</w:t>
+      </w:r>
+    </w:p>
+    <w:p>
+      <w:pPr>
+        <w:pStyle w:val="HTMLPreformatted"/>
+        <w:rPr>
+          <w:rStyle w:val="HTMLCode"/>
+        </w:rPr>
+      </w:pPr>
+    </w:p>
+    <w:p>
+      <w:pPr>
+        <w:pStyle w:val="HTMLPreformatted"/>
+        <w:rPr>
+          <w:rStyle w:val="HTMLCode"/>
+        </w:rPr>
+      </w:pPr>
+      <w:r>
+        <w:rPr>
+          <w:rStyle w:val="HTMLCode"/>
+        </w:rPr>
+        <w:t>GET 3 → snapshot [A,B,C,D]</w:t>
+      </w:r>
+    </w:p>
+    <w:p>
+      <w:pPr>
+        <w:pStyle w:val="HTMLPreformatted"/>
+        <w:rPr>
+          <w:rStyle w:val="HTMLCode"/>
+        </w:rPr>
+      </w:pPr>
+    </w:p>
+    <w:p>
+      <w:pPr>
+        <w:pStyle w:val="HTMLPreformatted"/>
+      </w:pPr>
+      <w:r>
+        <w:rPr>
+          <w:rStyle w:val="HTMLCode"/>
+        </w:rPr>
+        <w:t>WRITE E → creates [A,B,C,D,E]</w:t>
+      </w:r>
+    </w:p>
+    <w:p>
+      <w:pPr>
+        <w:pStyle w:val="NormalWeb"/>
+        <w:rPr>
+          <w:sz w:val="20"/>
+          <w:szCs w:val="20"/>
+        </w:rPr>
+      </w:pPr>
+      <w:r>
+        <w:rPr>
+          <w:sz w:val="20"/>
+          <w:szCs w:val="20"/>
+        </w:rPr>
+        <w:t xml:space="preserve">So each GET works with the array reference it obtained, while </w:t>
+      </w:r>
+      <w:r>
+        <w:rPr>
+          <w:rStyle w:val="HTMLCode"/>
+        </w:rPr>
+        <w:t>volatile</w:t>
+      </w:r>
+      <w:r>
+        <w:rPr>
+          <w:sz w:val="20"/>
+          <w:szCs w:val="20"/>
+        </w:rPr>
+        <w:t xml:space="preserve"> ensures that </w:t>
+      </w:r>
+      <w:r>
+        <w:rPr>
+          <w:rStyle w:val="Strong"/>
+          <w:sz w:val="20"/>
+          <w:szCs w:val="20"/>
+        </w:rPr>
+        <w:t>new GETs can see the newly published array</w:t>
+      </w:r>
+      <w:r>
+        <w:rPr>
+          <w:sz w:val="20"/>
+          <w:szCs w:val="20"/>
+        </w:rPr>
+        <w:t>.</w:t>
+      </w:r>
+    </w:p>
+    <w:p>
+      <w:pPr>
+        <w:pStyle w:val="NormalWeb"/>
+        <w:rPr>
+          <w:sz w:val="20"/>
+          <w:szCs w:val="20"/>
+        </w:rPr>
+      </w:pPr>
+    </w:p>
+    <w:p>
+      <w:pPr>
+        <w:spacing w:after="0" w:line="240" w:lineRule="auto"/>
+        <w:rPr>
+          <w:rFonts w:ascii="Times New Roman" w:eastAsia="Times New Roman" w:hAnsi="Times New Roman" w:cs="Times New Roman"/>
+          <w:sz w:val="24"/>
+          <w:szCs w:val="24"/>
+          <w:lang w:eastAsia="en-IN"/>
+        </w:rPr>
+      </w:pPr>
+      <w:r>
+        <w:rPr>
+          <w:rFonts w:ascii="Times New Roman" w:eastAsia="Times New Roman" w:hAnsi="Times New Roman" w:cs="Times New Roman"/>
+          <w:sz w:val="24"/>
+          <w:szCs w:val="24"/>
+          <w:highlight w:val="yellow"/>
+          <w:lang w:eastAsia="en-IN"/>
+        </w:rPr>
+        <w:t>can you explain few pointer for retrantlock in very simple way no essay . how it stops other and what will happen if thread a is reading in between b write with lock</w:t>
+      </w:r>
+    </w:p>
+    <w:p>
+      <w:pPr>
+        <w:spacing w:before="100" w:beforeAutospacing="1" w:after="100" w:afterAutospacing="1" w:line="240" w:lineRule="auto"/>
+        <w:rPr>
+          <w:rFonts w:ascii="Times New Roman" w:eastAsia="Times New Roman" w:hAnsi="Times New Roman" w:cs="Times New Roman"/>
+          <w:sz w:val="24"/>
+          <w:szCs w:val="24"/>
+          <w:lang w:eastAsia="en-IN"/>
+        </w:rPr>
+      </w:pPr>
+      <w:r>
+        <w:rPr>
+          <w:rFonts w:ascii="Times New Roman" w:eastAsia="Times New Roman" w:hAnsi="Times New Roman" w:cs="Times New Roman"/>
+          <w:sz w:val="24"/>
+          <w:szCs w:val="24"/>
+          <w:lang w:eastAsia="en-IN"/>
+        </w:rPr>
+        <w:t>Sure — very simply:</w:t>
+      </w:r>
+    </w:p>
+    <w:p>
+      <w:pPr>
+        <w:spacing w:before="100" w:beforeAutospacing="1" w:after="100" w:afterAutospacing="1" w:line="240" w:lineRule="auto"/>
+        <w:outlineLvl w:val="2"/>
         <w:rPr>
           <w:rFonts w:ascii="Times New Roman" w:eastAsia="Times New Roman" w:hAnsi="Times New Roman" w:cs="Times New Roman"/>
           <w:b/>
@@ -17654,581 +20340,36 @@
           <w:szCs w:val="27"/>
           <w:lang w:eastAsia="en-IN"/>
         </w:rPr>
-        <w:t>Remember</w:t>
-      </w:r>
-    </w:p>
-    <w:p>
-      <w:pPr>
-        <w:tabs>
-          <w:tab w:val="left" w:pos="916"/>
-          <w:tab w:val="left" w:pos="1832"/>
-          <w:tab w:val="left" w:pos="2748"/>
-          <w:tab w:val="left" w:pos="3664"/>
-          <w:tab w:val="left" w:pos="4580"/>
-          <w:tab w:val="left" w:pos="5496"/>
-          <w:tab w:val="left" w:pos="6412"/>
-          <w:tab w:val="left" w:pos="7328"/>
-          <w:tab w:val="left" w:pos="8244"/>
-          <w:tab w:val="left" w:pos="9160"/>
-          <w:tab w:val="left" w:pos="10076"/>
-          <w:tab w:val="left" w:pos="10992"/>
-          <w:tab w:val="left" w:pos="11908"/>
-          <w:tab w:val="left" w:pos="12824"/>
-          <w:tab w:val="left" w:pos="13740"/>
-          <w:tab w:val="left" w:pos="14656"/>
-        </w:tabs>
-        <w:spacing w:after="0" w:line="240" w:lineRule="auto"/>
-        <w:rPr>
-          <w:rFonts w:ascii="Courier New" w:eastAsia="Times New Roman" w:hAnsi="Courier New" w:cs="Courier New"/>
-          <w:sz w:val="20"/>
-          <w:szCs w:val="20"/>
-          <w:lang w:eastAsia="en-IN"/>
-        </w:rPr>
-      </w:pPr>
-      <w:r>
-        <w:rPr>
-          <w:rFonts w:ascii="Courier New" w:eastAsia="Times New Roman" w:hAnsi="Courier New" w:cs="Courier New"/>
-          <w:sz w:val="20"/>
-          <w:szCs w:val="20"/>
-          <w:lang w:eastAsia="en-IN"/>
-        </w:rPr>
-        <w:t>READ</w:t>
-      </w:r>
-    </w:p>
-    <w:p>
-      <w:pPr>
-        <w:tabs>
-          <w:tab w:val="left" w:pos="916"/>
-          <w:tab w:val="left" w:pos="1832"/>
-          <w:tab w:val="left" w:pos="2748"/>
-          <w:tab w:val="left" w:pos="3664"/>
-          <w:tab w:val="left" w:pos="4580"/>
-          <w:tab w:val="left" w:pos="5496"/>
-          <w:tab w:val="left" w:pos="6412"/>
-          <w:tab w:val="left" w:pos="7328"/>
-          <w:tab w:val="left" w:pos="8244"/>
-          <w:tab w:val="left" w:pos="9160"/>
-          <w:tab w:val="left" w:pos="10076"/>
-          <w:tab w:val="left" w:pos="10992"/>
-          <w:tab w:val="left" w:pos="11908"/>
-          <w:tab w:val="left" w:pos="12824"/>
-          <w:tab w:val="left" w:pos="13740"/>
-          <w:tab w:val="left" w:pos="14656"/>
-        </w:tabs>
-        <w:spacing w:after="0" w:line="240" w:lineRule="auto"/>
-        <w:rPr>
-          <w:rFonts w:ascii="Courier New" w:eastAsia="Times New Roman" w:hAnsi="Courier New" w:cs="Courier New"/>
-          <w:sz w:val="20"/>
-          <w:szCs w:val="20"/>
-          <w:lang w:eastAsia="en-IN"/>
-        </w:rPr>
-      </w:pPr>
-      <w:r>
-        <w:rPr>
-          <w:rFonts w:ascii="Courier New" w:eastAsia="Times New Roman" w:hAnsi="Courier New" w:cs="Courier New"/>
-          <w:sz w:val="20"/>
-          <w:szCs w:val="20"/>
-          <w:lang w:eastAsia="en-IN"/>
-        </w:rPr>
-        <w:t xml:space="preserve"> ↓</w:t>
-      </w:r>
-    </w:p>
-    <w:p>
-      <w:pPr>
-        <w:tabs>
-          <w:tab w:val="left" w:pos="916"/>
-          <w:tab w:val="left" w:pos="1832"/>
-          <w:tab w:val="left" w:pos="2748"/>
-          <w:tab w:val="left" w:pos="3664"/>
-          <w:tab w:val="left" w:pos="4580"/>
-          <w:tab w:val="left" w:pos="5496"/>
-          <w:tab w:val="left" w:pos="6412"/>
-          <w:tab w:val="left" w:pos="7328"/>
-          <w:tab w:val="left" w:pos="8244"/>
-          <w:tab w:val="left" w:pos="9160"/>
-          <w:tab w:val="left" w:pos="10076"/>
-          <w:tab w:val="left" w:pos="10992"/>
-          <w:tab w:val="left" w:pos="11908"/>
-          <w:tab w:val="left" w:pos="12824"/>
-          <w:tab w:val="left" w:pos="13740"/>
-          <w:tab w:val="left" w:pos="14656"/>
-        </w:tabs>
-        <w:spacing w:after="0" w:line="240" w:lineRule="auto"/>
-        <w:rPr>
-          <w:rFonts w:ascii="Courier New" w:eastAsia="Times New Roman" w:hAnsi="Courier New" w:cs="Courier New"/>
-          <w:sz w:val="20"/>
-          <w:szCs w:val="20"/>
-          <w:lang w:eastAsia="en-IN"/>
-        </w:rPr>
-      </w:pPr>
-      <w:r>
-        <w:rPr>
-          <w:rFonts w:ascii="Courier New" w:eastAsia="Times New Roman" w:hAnsi="Courier New" w:cs="Courier New"/>
-          <w:sz w:val="20"/>
-          <w:szCs w:val="20"/>
-          <w:lang w:eastAsia="en-IN"/>
-        </w:rPr>
-        <w:t>No copy</w:t>
-      </w:r>
-    </w:p>
-    <w:p>
-      <w:pPr>
-        <w:tabs>
-          <w:tab w:val="left" w:pos="916"/>
-          <w:tab w:val="left" w:pos="1832"/>
-          <w:tab w:val="left" w:pos="2748"/>
-          <w:tab w:val="left" w:pos="3664"/>
-          <w:tab w:val="left" w:pos="4580"/>
-          <w:tab w:val="left" w:pos="5496"/>
-          <w:tab w:val="left" w:pos="6412"/>
-          <w:tab w:val="left" w:pos="7328"/>
-          <w:tab w:val="left" w:pos="8244"/>
-          <w:tab w:val="left" w:pos="9160"/>
-          <w:tab w:val="left" w:pos="10076"/>
-          <w:tab w:val="left" w:pos="10992"/>
-          <w:tab w:val="left" w:pos="11908"/>
-          <w:tab w:val="left" w:pos="12824"/>
-          <w:tab w:val="left" w:pos="13740"/>
-          <w:tab w:val="left" w:pos="14656"/>
-        </w:tabs>
-        <w:spacing w:after="0" w:line="240" w:lineRule="auto"/>
-        <w:rPr>
-          <w:rFonts w:ascii="Courier New" w:eastAsia="Times New Roman" w:hAnsi="Courier New" w:cs="Courier New"/>
-          <w:sz w:val="20"/>
-          <w:szCs w:val="20"/>
-          <w:lang w:eastAsia="en-IN"/>
-        </w:rPr>
-      </w:pPr>
-      <w:r>
-        <w:rPr>
-          <w:rFonts w:ascii="Courier New" w:eastAsia="Times New Roman" w:hAnsi="Courier New" w:cs="Courier New"/>
-          <w:sz w:val="20"/>
-          <w:szCs w:val="20"/>
-          <w:lang w:eastAsia="en-IN"/>
-        </w:rPr>
-        <w:t>No write lock</w:t>
-      </w:r>
-    </w:p>
-    <w:p>
-      <w:pPr>
-        <w:tabs>
-          <w:tab w:val="left" w:pos="916"/>
-          <w:tab w:val="left" w:pos="1832"/>
-          <w:tab w:val="left" w:pos="2748"/>
-          <w:tab w:val="left" w:pos="3664"/>
-          <w:tab w:val="left" w:pos="4580"/>
-          <w:tab w:val="left" w:pos="5496"/>
-          <w:tab w:val="left" w:pos="6412"/>
-          <w:tab w:val="left" w:pos="7328"/>
-          <w:tab w:val="left" w:pos="8244"/>
-          <w:tab w:val="left" w:pos="9160"/>
-          <w:tab w:val="left" w:pos="10076"/>
-          <w:tab w:val="left" w:pos="10992"/>
-          <w:tab w:val="left" w:pos="11908"/>
-          <w:tab w:val="left" w:pos="12824"/>
-          <w:tab w:val="left" w:pos="13740"/>
-          <w:tab w:val="left" w:pos="14656"/>
-        </w:tabs>
-        <w:spacing w:after="0" w:line="240" w:lineRule="auto"/>
-        <w:rPr>
-          <w:rFonts w:ascii="Courier New" w:eastAsia="Times New Roman" w:hAnsi="Courier New" w:cs="Courier New"/>
-          <w:sz w:val="20"/>
-          <w:szCs w:val="20"/>
-          <w:lang w:eastAsia="en-IN"/>
-        </w:rPr>
-      </w:pPr>
-      <w:r>
-        <w:rPr>
-          <w:rFonts w:ascii="Courier New" w:eastAsia="Times New Roman" w:hAnsi="Courier New" w:cs="Courier New"/>
-          <w:sz w:val="20"/>
-          <w:szCs w:val="20"/>
-          <w:lang w:eastAsia="en-IN"/>
-        </w:rPr>
-        <w:t>WRITE</w:t>
-      </w:r>
-    </w:p>
-    <w:p>
-      <w:pPr>
-        <w:tabs>
-          <w:tab w:val="left" w:pos="916"/>
-          <w:tab w:val="left" w:pos="1832"/>
-          <w:tab w:val="left" w:pos="2748"/>
-          <w:tab w:val="left" w:pos="3664"/>
-          <w:tab w:val="left" w:pos="4580"/>
-          <w:tab w:val="left" w:pos="5496"/>
-          <w:tab w:val="left" w:pos="6412"/>
-          <w:tab w:val="left" w:pos="7328"/>
-          <w:tab w:val="left" w:pos="8244"/>
-          <w:tab w:val="left" w:pos="9160"/>
-          <w:tab w:val="left" w:pos="10076"/>
-          <w:tab w:val="left" w:pos="10992"/>
-          <w:tab w:val="left" w:pos="11908"/>
-          <w:tab w:val="left" w:pos="12824"/>
-          <w:tab w:val="left" w:pos="13740"/>
-          <w:tab w:val="left" w:pos="14656"/>
-        </w:tabs>
-        <w:spacing w:after="0" w:line="240" w:lineRule="auto"/>
-        <w:rPr>
-          <w:rFonts w:ascii="Courier New" w:eastAsia="Times New Roman" w:hAnsi="Courier New" w:cs="Courier New"/>
-          <w:sz w:val="20"/>
-          <w:szCs w:val="20"/>
-          <w:lang w:eastAsia="en-IN"/>
-        </w:rPr>
-      </w:pPr>
-      <w:r>
-        <w:rPr>
-          <w:rFonts w:ascii="Courier New" w:eastAsia="Times New Roman" w:hAnsi="Courier New" w:cs="Courier New"/>
-          <w:sz w:val="20"/>
-          <w:szCs w:val="20"/>
-          <w:lang w:eastAsia="en-IN"/>
-        </w:rPr>
-        <w:t xml:space="preserve"> ↓</w:t>
-      </w:r>
-    </w:p>
-    <w:p>
-      <w:pPr>
-        <w:tabs>
-          <w:tab w:val="left" w:pos="916"/>
-          <w:tab w:val="left" w:pos="1832"/>
-          <w:tab w:val="left" w:pos="2748"/>
-          <w:tab w:val="left" w:pos="3664"/>
-          <w:tab w:val="left" w:pos="4580"/>
-          <w:tab w:val="left" w:pos="5496"/>
-          <w:tab w:val="left" w:pos="6412"/>
-          <w:tab w:val="left" w:pos="7328"/>
-          <w:tab w:val="left" w:pos="8244"/>
-          <w:tab w:val="left" w:pos="9160"/>
-          <w:tab w:val="left" w:pos="10076"/>
-          <w:tab w:val="left" w:pos="10992"/>
-          <w:tab w:val="left" w:pos="11908"/>
-          <w:tab w:val="left" w:pos="12824"/>
-          <w:tab w:val="left" w:pos="13740"/>
-          <w:tab w:val="left" w:pos="14656"/>
-        </w:tabs>
-        <w:spacing w:after="0" w:line="240" w:lineRule="auto"/>
-        <w:rPr>
-          <w:rFonts w:ascii="Courier New" w:eastAsia="Times New Roman" w:hAnsi="Courier New" w:cs="Courier New"/>
-          <w:sz w:val="20"/>
-          <w:szCs w:val="20"/>
-          <w:lang w:eastAsia="en-IN"/>
-        </w:rPr>
-      </w:pPr>
-      <w:r>
-        <w:rPr>
-          <w:rFonts w:ascii="Courier New" w:eastAsia="Times New Roman" w:hAnsi="Courier New" w:cs="Courier New"/>
-          <w:sz w:val="20"/>
-          <w:szCs w:val="20"/>
-          <w:lang w:eastAsia="en-IN"/>
-        </w:rPr>
-        <w:t>Lock</w:t>
-      </w:r>
-    </w:p>
-    <w:p>
-      <w:pPr>
-        <w:tabs>
-          <w:tab w:val="left" w:pos="916"/>
-          <w:tab w:val="left" w:pos="1832"/>
-          <w:tab w:val="left" w:pos="2748"/>
-          <w:tab w:val="left" w:pos="3664"/>
-          <w:tab w:val="left" w:pos="4580"/>
-          <w:tab w:val="left" w:pos="5496"/>
-          <w:tab w:val="left" w:pos="6412"/>
-          <w:tab w:val="left" w:pos="7328"/>
-          <w:tab w:val="left" w:pos="8244"/>
-          <w:tab w:val="left" w:pos="9160"/>
-          <w:tab w:val="left" w:pos="10076"/>
-          <w:tab w:val="left" w:pos="10992"/>
-          <w:tab w:val="left" w:pos="11908"/>
-          <w:tab w:val="left" w:pos="12824"/>
-          <w:tab w:val="left" w:pos="13740"/>
-          <w:tab w:val="left" w:pos="14656"/>
-        </w:tabs>
-        <w:spacing w:after="0" w:line="240" w:lineRule="auto"/>
-        <w:rPr>
-          <w:rFonts w:ascii="Courier New" w:eastAsia="Times New Roman" w:hAnsi="Courier New" w:cs="Courier New"/>
-          <w:sz w:val="20"/>
-          <w:szCs w:val="20"/>
-          <w:lang w:eastAsia="en-IN"/>
-        </w:rPr>
-      </w:pPr>
-      <w:r>
-        <w:rPr>
-          <w:rFonts w:ascii="Courier New" w:eastAsia="Times New Roman" w:hAnsi="Courier New" w:cs="Courier New"/>
-          <w:sz w:val="20"/>
-          <w:szCs w:val="20"/>
-          <w:lang w:eastAsia="en-IN"/>
-        </w:rPr>
-        <w:t xml:space="preserve"> ↓</w:t>
-      </w:r>
-    </w:p>
-    <w:p>
-      <w:pPr>
-        <w:tabs>
-          <w:tab w:val="left" w:pos="916"/>
-          <w:tab w:val="left" w:pos="1832"/>
-          <w:tab w:val="left" w:pos="2748"/>
-          <w:tab w:val="left" w:pos="3664"/>
-          <w:tab w:val="left" w:pos="4580"/>
-          <w:tab w:val="left" w:pos="5496"/>
-          <w:tab w:val="left" w:pos="6412"/>
-          <w:tab w:val="left" w:pos="7328"/>
-          <w:tab w:val="left" w:pos="8244"/>
-          <w:tab w:val="left" w:pos="9160"/>
-          <w:tab w:val="left" w:pos="10076"/>
-          <w:tab w:val="left" w:pos="10992"/>
-          <w:tab w:val="left" w:pos="11908"/>
-          <w:tab w:val="left" w:pos="12824"/>
-          <w:tab w:val="left" w:pos="13740"/>
-          <w:tab w:val="left" w:pos="14656"/>
-        </w:tabs>
-        <w:spacing w:after="0" w:line="240" w:lineRule="auto"/>
-        <w:rPr>
-          <w:rFonts w:ascii="Courier New" w:eastAsia="Times New Roman" w:hAnsi="Courier New" w:cs="Courier New"/>
-          <w:sz w:val="20"/>
-          <w:szCs w:val="20"/>
-          <w:lang w:eastAsia="en-IN"/>
-        </w:rPr>
-      </w:pPr>
-      <w:r>
-        <w:rPr>
-          <w:rFonts w:ascii="Courier New" w:eastAsia="Times New Roman" w:hAnsi="Courier New" w:cs="Courier New"/>
-          <w:sz w:val="20"/>
-          <w:szCs w:val="20"/>
-          <w:lang w:eastAsia="en-IN"/>
-        </w:rPr>
-        <w:t>Copy</w:t>
-      </w:r>
-    </w:p>
-    <w:p>
-      <w:pPr>
-        <w:tabs>
-          <w:tab w:val="left" w:pos="916"/>
-          <w:tab w:val="left" w:pos="1832"/>
-          <w:tab w:val="left" w:pos="2748"/>
-          <w:tab w:val="left" w:pos="3664"/>
-          <w:tab w:val="left" w:pos="4580"/>
-          <w:tab w:val="left" w:pos="5496"/>
-          <w:tab w:val="left" w:pos="6412"/>
-          <w:tab w:val="left" w:pos="7328"/>
-          <w:tab w:val="left" w:pos="8244"/>
-          <w:tab w:val="left" w:pos="9160"/>
-          <w:tab w:val="left" w:pos="10076"/>
-          <w:tab w:val="left" w:pos="10992"/>
-          <w:tab w:val="left" w:pos="11908"/>
-          <w:tab w:val="left" w:pos="12824"/>
-          <w:tab w:val="left" w:pos="13740"/>
-          <w:tab w:val="left" w:pos="14656"/>
-        </w:tabs>
-        <w:spacing w:after="0" w:line="240" w:lineRule="auto"/>
-        <w:rPr>
-          <w:rFonts w:ascii="Courier New" w:eastAsia="Times New Roman" w:hAnsi="Courier New" w:cs="Courier New"/>
-          <w:sz w:val="20"/>
-          <w:szCs w:val="20"/>
-          <w:lang w:eastAsia="en-IN"/>
-        </w:rPr>
-      </w:pPr>
-      <w:r>
-        <w:rPr>
-          <w:rFonts w:ascii="Courier New" w:eastAsia="Times New Roman" w:hAnsi="Courier New" w:cs="Courier New"/>
-          <w:sz w:val="20"/>
-          <w:szCs w:val="20"/>
-          <w:lang w:eastAsia="en-IN"/>
-        </w:rPr>
-        <w:t xml:space="preserve"> ↓</w:t>
-      </w:r>
-    </w:p>
-    <w:p>
-      <w:pPr>
-        <w:tabs>
-          <w:tab w:val="left" w:pos="916"/>
-          <w:tab w:val="left" w:pos="1832"/>
-          <w:tab w:val="left" w:pos="2748"/>
-          <w:tab w:val="left" w:pos="3664"/>
-          <w:tab w:val="left" w:pos="4580"/>
-          <w:tab w:val="left" w:pos="5496"/>
-          <w:tab w:val="left" w:pos="6412"/>
-          <w:tab w:val="left" w:pos="7328"/>
-          <w:tab w:val="left" w:pos="8244"/>
-          <w:tab w:val="left" w:pos="9160"/>
-          <w:tab w:val="left" w:pos="10076"/>
-          <w:tab w:val="left" w:pos="10992"/>
-          <w:tab w:val="left" w:pos="11908"/>
-          <w:tab w:val="left" w:pos="12824"/>
-          <w:tab w:val="left" w:pos="13740"/>
-          <w:tab w:val="left" w:pos="14656"/>
-        </w:tabs>
-        <w:spacing w:after="0" w:line="240" w:lineRule="auto"/>
-        <w:rPr>
-          <w:rFonts w:ascii="Courier New" w:eastAsia="Times New Roman" w:hAnsi="Courier New" w:cs="Courier New"/>
-          <w:sz w:val="20"/>
-          <w:szCs w:val="20"/>
-          <w:lang w:eastAsia="en-IN"/>
-        </w:rPr>
-      </w:pPr>
-      <w:r>
-        <w:rPr>
-          <w:rFonts w:ascii="Courier New" w:eastAsia="Times New Roman" w:hAnsi="Courier New" w:cs="Courier New"/>
-          <w:sz w:val="20"/>
-          <w:szCs w:val="20"/>
-          <w:lang w:eastAsia="en-IN"/>
-        </w:rPr>
-        <w:t>Modify</w:t>
-      </w:r>
-    </w:p>
-    <w:p>
-      <w:pPr>
-        <w:tabs>
-          <w:tab w:val="left" w:pos="916"/>
-          <w:tab w:val="left" w:pos="1832"/>
-          <w:tab w:val="left" w:pos="2748"/>
-          <w:tab w:val="left" w:pos="3664"/>
-          <w:tab w:val="left" w:pos="4580"/>
-          <w:tab w:val="left" w:pos="5496"/>
-          <w:tab w:val="left" w:pos="6412"/>
-          <w:tab w:val="left" w:pos="7328"/>
-          <w:tab w:val="left" w:pos="8244"/>
-          <w:tab w:val="left" w:pos="9160"/>
-          <w:tab w:val="left" w:pos="10076"/>
-          <w:tab w:val="left" w:pos="10992"/>
-          <w:tab w:val="left" w:pos="11908"/>
-          <w:tab w:val="left" w:pos="12824"/>
-          <w:tab w:val="left" w:pos="13740"/>
-          <w:tab w:val="left" w:pos="14656"/>
-        </w:tabs>
-        <w:spacing w:after="0" w:line="240" w:lineRule="auto"/>
-        <w:rPr>
-          <w:rFonts w:ascii="Courier New" w:eastAsia="Times New Roman" w:hAnsi="Courier New" w:cs="Courier New"/>
-          <w:sz w:val="20"/>
-          <w:szCs w:val="20"/>
-          <w:lang w:eastAsia="en-IN"/>
-        </w:rPr>
-      </w:pPr>
-      <w:r>
-        <w:rPr>
-          <w:rFonts w:ascii="Courier New" w:eastAsia="Times New Roman" w:hAnsi="Courier New" w:cs="Courier New"/>
-          <w:sz w:val="20"/>
-          <w:szCs w:val="20"/>
-          <w:lang w:eastAsia="en-IN"/>
-        </w:rPr>
-        <w:t xml:space="preserve"> ↓</w:t>
-      </w:r>
-    </w:p>
-    <w:p>
-      <w:pPr>
-        <w:tabs>
-          <w:tab w:val="left" w:pos="916"/>
-          <w:tab w:val="left" w:pos="1832"/>
-          <w:tab w:val="left" w:pos="2748"/>
-          <w:tab w:val="left" w:pos="3664"/>
-          <w:tab w:val="left" w:pos="4580"/>
-          <w:tab w:val="left" w:pos="5496"/>
-          <w:tab w:val="left" w:pos="6412"/>
-          <w:tab w:val="left" w:pos="7328"/>
-          <w:tab w:val="left" w:pos="8244"/>
-          <w:tab w:val="left" w:pos="9160"/>
-          <w:tab w:val="left" w:pos="10076"/>
-          <w:tab w:val="left" w:pos="10992"/>
-          <w:tab w:val="left" w:pos="11908"/>
-          <w:tab w:val="left" w:pos="12824"/>
-          <w:tab w:val="left" w:pos="13740"/>
-          <w:tab w:val="left" w:pos="14656"/>
-        </w:tabs>
-        <w:spacing w:after="0" w:line="240" w:lineRule="auto"/>
-        <w:rPr>
-          <w:rFonts w:ascii="Courier New" w:eastAsia="Times New Roman" w:hAnsi="Courier New" w:cs="Courier New"/>
-          <w:sz w:val="20"/>
-          <w:szCs w:val="20"/>
-          <w:lang w:eastAsia="en-IN"/>
-        </w:rPr>
-      </w:pPr>
-      <w:r>
-        <w:rPr>
-          <w:rFonts w:ascii="Courier New" w:eastAsia="Times New Roman" w:hAnsi="Courier New" w:cs="Courier New"/>
-          <w:sz w:val="20"/>
-          <w:szCs w:val="20"/>
-          <w:lang w:eastAsia="en-IN"/>
-        </w:rPr>
-        <w:t>Replace array</w:t>
-      </w:r>
-    </w:p>
-    <w:p>
-      <w:pPr>
-        <w:tabs>
-          <w:tab w:val="left" w:pos="916"/>
-          <w:tab w:val="left" w:pos="1832"/>
-          <w:tab w:val="left" w:pos="2748"/>
-          <w:tab w:val="left" w:pos="3664"/>
-          <w:tab w:val="left" w:pos="4580"/>
-          <w:tab w:val="left" w:pos="5496"/>
-          <w:tab w:val="left" w:pos="6412"/>
-          <w:tab w:val="left" w:pos="7328"/>
-          <w:tab w:val="left" w:pos="8244"/>
-          <w:tab w:val="left" w:pos="9160"/>
-          <w:tab w:val="left" w:pos="10076"/>
-          <w:tab w:val="left" w:pos="10992"/>
-          <w:tab w:val="left" w:pos="11908"/>
-          <w:tab w:val="left" w:pos="12824"/>
-          <w:tab w:val="left" w:pos="13740"/>
-          <w:tab w:val="left" w:pos="14656"/>
-        </w:tabs>
-        <w:spacing w:after="0" w:line="240" w:lineRule="auto"/>
-        <w:rPr>
-          <w:rFonts w:ascii="Courier New" w:eastAsia="Times New Roman" w:hAnsi="Courier New" w:cs="Courier New"/>
-          <w:sz w:val="20"/>
-          <w:szCs w:val="20"/>
-          <w:lang w:eastAsia="en-IN"/>
-        </w:rPr>
-      </w:pPr>
-      <w:r>
-        <w:rPr>
-          <w:rFonts w:ascii="Courier New" w:eastAsia="Times New Roman" w:hAnsi="Courier New" w:cs="Courier New"/>
-          <w:sz w:val="20"/>
-          <w:szCs w:val="20"/>
-          <w:lang w:eastAsia="en-IN"/>
-        </w:rPr>
-        <w:t xml:space="preserve"> ↓</w:t>
-      </w:r>
-    </w:p>
-    <w:p>
-      <w:pPr>
-        <w:tabs>
-          <w:tab w:val="left" w:pos="916"/>
-          <w:tab w:val="left" w:pos="1832"/>
-          <w:tab w:val="left" w:pos="2748"/>
-          <w:tab w:val="left" w:pos="3664"/>
-          <w:tab w:val="left" w:pos="4580"/>
-          <w:tab w:val="left" w:pos="5496"/>
-          <w:tab w:val="left" w:pos="6412"/>
-          <w:tab w:val="left" w:pos="7328"/>
-          <w:tab w:val="left" w:pos="8244"/>
-          <w:tab w:val="left" w:pos="9160"/>
-          <w:tab w:val="left" w:pos="10076"/>
-          <w:tab w:val="left" w:pos="10992"/>
-          <w:tab w:val="left" w:pos="11908"/>
-          <w:tab w:val="left" w:pos="12824"/>
-          <w:tab w:val="left" w:pos="13740"/>
-          <w:tab w:val="left" w:pos="14656"/>
-        </w:tabs>
-        <w:spacing w:after="0" w:line="240" w:lineRule="auto"/>
-        <w:rPr>
-          <w:rFonts w:ascii="Courier New" w:eastAsia="Times New Roman" w:hAnsi="Courier New" w:cs="Courier New"/>
-          <w:sz w:val="20"/>
-          <w:szCs w:val="20"/>
-          <w:lang w:eastAsia="en-IN"/>
-        </w:rPr>
-      </w:pPr>
-      <w:r>
-        <w:rPr>
-          <w:rFonts w:ascii="Courier New" w:eastAsia="Times New Roman" w:hAnsi="Courier New" w:cs="Courier New"/>
-          <w:sz w:val="20"/>
-          <w:szCs w:val="20"/>
-          <w:lang w:eastAsia="en-IN"/>
-        </w:rPr>
-        <w:t>Unlock</w:t>
-      </w:r>
-    </w:p>
-    <w:p>
-      <w:pPr>
+      </w:pPr>
+      <w:r>
+        <w:rPr>
+          <w:rFonts w:ascii="Courier New" w:eastAsia="Times New Roman" w:hAnsi="Courier New" w:cs="Courier New"/>
+          <w:b/>
+          <w:bCs/>
+          <w:sz w:val="20"/>
+          <w:szCs w:val="20"/>
+          <w:lang w:eastAsia="en-IN"/>
+        </w:rPr>
+        <w:t>ReentrantLock</w:t>
+      </w:r>
+      <w:r>
+        <w:rPr>
+          <w:rFonts w:ascii="Times New Roman" w:eastAsia="Times New Roman" w:hAnsi="Times New Roman" w:cs="Times New Roman"/>
+          <w:b/>
+          <w:bCs/>
+          <w:sz w:val="27"/>
+          <w:szCs w:val="27"/>
+          <w:lang w:eastAsia="en-IN"/>
+        </w:rPr>
+        <w:t xml:space="preserve"> in CopyOnWriteArrayList</w:t>
+      </w:r>
+    </w:p>
+    <w:p>
+      <w:pPr>
+        <w:numPr>
+          <w:ilvl w:val="0"/>
+          <w:numId w:val="1"/>
+        </w:numPr>
         <w:spacing w:before="100" w:beforeAutospacing="1" w:after="100" w:afterAutospacing="1" w:line="240" w:lineRule="auto"/>
         <w:rPr>
           <w:rFonts w:ascii="Times New Roman" w:eastAsia="Times New Roman" w:hAnsi="Times New Roman" w:cs="Times New Roman"/>
@@ -18244,7 +20385,7 @@
           <w:szCs w:val="24"/>
           <w:lang w:eastAsia="en-IN"/>
         </w:rPr>
-        <w:t xml:space="preserve">That's the </w:t>
+        <w:t xml:space="preserve">🔒 </w:t>
       </w:r>
       <w:r>
         <w:rPr>
@@ -18255,7 +20396,7 @@
           <w:szCs w:val="24"/>
           <w:lang w:eastAsia="en-IN"/>
         </w:rPr>
-        <w:t>complete operation-level picture</w:t>
+        <w:t>Only writers use the lock.</w:t>
       </w:r>
       <w:r>
         <w:rPr>
@@ -18264,29 +20405,2282 @@
           <w:szCs w:val="24"/>
           <w:lang w:eastAsia="en-IN"/>
         </w:rPr>
-        <w:t xml:space="preserve"> you need for </w:t>
-      </w:r>
-      <w:r>
-        <w:rPr>
-          <w:rFonts w:ascii="Courier New" w:eastAsia="Times New Roman" w:hAnsi="Courier New" w:cs="Courier New"/>
-          <w:sz w:val="20"/>
-          <w:szCs w:val="20"/>
-          <w:lang w:eastAsia="en-IN"/>
-        </w:rPr>
-        <w:t>CopyOnWriteArrayList</w:t>
-      </w:r>
-      <w:r>
+        <w:t xml:space="preserve"> </w:t>
+      </w:r>
+    </w:p>
+    <w:p>
+      <w:pPr>
+        <w:numPr>
+          <w:ilvl w:val="0"/>
+          <w:numId w:val="1"/>
+        </w:numPr>
+        <w:spacing w:before="100" w:beforeAutospacing="1" w:after="100" w:afterAutospacing="1" w:line="240" w:lineRule="auto"/>
         <w:rPr>
           <w:rFonts w:ascii="Times New Roman" w:eastAsia="Times New Roman" w:hAnsi="Times New Roman" w:cs="Times New Roman"/>
           <w:sz w:val="24"/>
           <w:szCs w:val="24"/>
           <w:lang w:eastAsia="en-IN"/>
         </w:rPr>
+      </w:pPr>
+      <w:r>
+        <w:rPr>
+          <w:rFonts w:ascii="Times New Roman" w:eastAsia="Times New Roman" w:hAnsi="Times New Roman" w:cs="Times New Roman"/>
+          <w:sz w:val="24"/>
+          <w:szCs w:val="24"/>
+          <w:lang w:eastAsia="en-IN"/>
+        </w:rPr>
+        <w:t xml:space="preserve">If </w:t>
+      </w:r>
+      <w:r>
+        <w:rPr>
+          <w:rFonts w:ascii="Times New Roman" w:eastAsia="Times New Roman" w:hAnsi="Times New Roman" w:cs="Times New Roman"/>
+          <w:b/>
+          <w:bCs/>
+          <w:sz w:val="24"/>
+          <w:szCs w:val="24"/>
+          <w:lang w:eastAsia="en-IN"/>
+        </w:rPr>
+        <w:t>Thread A is writing</w:t>
+      </w:r>
+      <w:r>
+        <w:rPr>
+          <w:rFonts w:ascii="Times New Roman" w:eastAsia="Times New Roman" w:hAnsi="Times New Roman" w:cs="Times New Roman"/>
+          <w:sz w:val="24"/>
+          <w:szCs w:val="24"/>
+          <w:lang w:eastAsia="en-IN"/>
+        </w:rPr>
+        <w:t xml:space="preserve">, it gets the lock. </w:t>
+      </w:r>
+    </w:p>
+    <w:p>
+      <w:pPr>
+        <w:numPr>
+          <w:ilvl w:val="0"/>
+          <w:numId w:val="1"/>
+        </w:numPr>
+        <w:spacing w:before="100" w:beforeAutospacing="1" w:after="100" w:afterAutospacing="1" w:line="240" w:lineRule="auto"/>
+        <w:rPr>
+          <w:rFonts w:ascii="Times New Roman" w:eastAsia="Times New Roman" w:hAnsi="Times New Roman" w:cs="Times New Roman"/>
+          <w:sz w:val="24"/>
+          <w:szCs w:val="24"/>
+          <w:lang w:eastAsia="en-IN"/>
+        </w:rPr>
+      </w:pPr>
+      <w:r>
+        <w:rPr>
+          <w:rFonts w:ascii="Times New Roman" w:eastAsia="Times New Roman" w:hAnsi="Times New Roman" w:cs="Times New Roman"/>
+          <w:sz w:val="24"/>
+          <w:szCs w:val="24"/>
+          <w:lang w:eastAsia="en-IN"/>
+        </w:rPr>
+        <w:t xml:space="preserve">If </w:t>
+      </w:r>
+      <w:r>
+        <w:rPr>
+          <w:rFonts w:ascii="Times New Roman" w:eastAsia="Times New Roman" w:hAnsi="Times New Roman" w:cs="Times New Roman"/>
+          <w:b/>
+          <w:bCs/>
+          <w:sz w:val="24"/>
+          <w:szCs w:val="24"/>
+          <w:lang w:eastAsia="en-IN"/>
+        </w:rPr>
+        <w:t>Thread B wants to write</w:t>
+      </w:r>
+      <w:r>
+        <w:rPr>
+          <w:rFonts w:ascii="Times New Roman" w:eastAsia="Times New Roman" w:hAnsi="Times New Roman" w:cs="Times New Roman"/>
+          <w:sz w:val="24"/>
+          <w:szCs w:val="24"/>
+          <w:lang w:eastAsia="en-IN"/>
+        </w:rPr>
+        <w:t xml:space="preserve">, it must </w:t>
+      </w:r>
+      <w:r>
+        <w:rPr>
+          <w:rFonts w:ascii="Times New Roman" w:eastAsia="Times New Roman" w:hAnsi="Times New Roman" w:cs="Times New Roman"/>
+          <w:b/>
+          <w:bCs/>
+          <w:sz w:val="24"/>
+          <w:szCs w:val="24"/>
+          <w:lang w:eastAsia="en-IN"/>
+        </w:rPr>
+        <w:t>wait</w:t>
+      </w:r>
+      <w:r>
+        <w:rPr>
+          <w:rFonts w:ascii="Times New Roman" w:eastAsia="Times New Roman" w:hAnsi="Times New Roman" w:cs="Times New Roman"/>
+          <w:sz w:val="24"/>
+          <w:szCs w:val="24"/>
+          <w:lang w:eastAsia="en-IN"/>
+        </w:rPr>
+        <w:t xml:space="preserve"> until A releases it. </w:t>
+      </w:r>
+    </w:p>
+    <w:p>
+      <w:pPr>
+        <w:numPr>
+          <w:ilvl w:val="0"/>
+          <w:numId w:val="1"/>
+        </w:numPr>
+        <w:spacing w:before="100" w:beforeAutospacing="1" w:after="100" w:afterAutospacing="1" w:line="240" w:lineRule="auto"/>
+        <w:rPr>
+          <w:rFonts w:ascii="Times New Roman" w:eastAsia="Times New Roman" w:hAnsi="Times New Roman" w:cs="Times New Roman"/>
+          <w:sz w:val="24"/>
+          <w:szCs w:val="24"/>
+          <w:lang w:eastAsia="en-IN"/>
+        </w:rPr>
+      </w:pPr>
+      <w:r>
+        <w:rPr>
+          <w:rFonts w:ascii="Times New Roman" w:eastAsia="Times New Roman" w:hAnsi="Times New Roman" w:cs="Times New Roman"/>
+          <w:sz w:val="24"/>
+          <w:szCs w:val="24"/>
+          <w:lang w:eastAsia="en-IN"/>
+        </w:rPr>
+        <w:t xml:space="preserve">This prevents two writers from copying/replacing the array at the same time. </w:t>
+      </w:r>
+    </w:p>
+    <w:p>
+      <w:pPr>
+        <w:spacing w:before="100" w:beforeAutospacing="1" w:after="100" w:afterAutospacing="1" w:line="240" w:lineRule="auto"/>
+        <w:rPr>
+          <w:rFonts w:ascii="Times New Roman" w:eastAsia="Times New Roman" w:hAnsi="Times New Roman" w:cs="Times New Roman"/>
+          <w:sz w:val="24"/>
+          <w:szCs w:val="24"/>
+          <w:lang w:eastAsia="en-IN"/>
+        </w:rPr>
+      </w:pPr>
+      <w:r>
+        <w:rPr>
+          <w:rFonts w:ascii="Times New Roman" w:eastAsia="Times New Roman" w:hAnsi="Times New Roman" w:cs="Times New Roman"/>
+          <w:sz w:val="24"/>
+          <w:szCs w:val="24"/>
+          <w:lang w:eastAsia="en-IN"/>
+        </w:rPr>
+        <w:t>Example:</w:t>
+      </w:r>
+    </w:p>
+    <w:p>
+      <w:pPr>
+        <w:tabs>
+          <w:tab w:val="left" w:pos="916"/>
+          <w:tab w:val="left" w:pos="1832"/>
+          <w:tab w:val="left" w:pos="2748"/>
+          <w:tab w:val="left" w:pos="3664"/>
+          <w:tab w:val="left" w:pos="4580"/>
+          <w:tab w:val="left" w:pos="5496"/>
+          <w:tab w:val="left" w:pos="6412"/>
+          <w:tab w:val="left" w:pos="7328"/>
+          <w:tab w:val="left" w:pos="8244"/>
+          <w:tab w:val="left" w:pos="9160"/>
+          <w:tab w:val="left" w:pos="10076"/>
+          <w:tab w:val="left" w:pos="10992"/>
+          <w:tab w:val="left" w:pos="11908"/>
+          <w:tab w:val="left" w:pos="12824"/>
+          <w:tab w:val="left" w:pos="13740"/>
+          <w:tab w:val="left" w:pos="14656"/>
+        </w:tabs>
+        <w:spacing w:after="0" w:line="240" w:lineRule="auto"/>
+        <w:rPr>
+          <w:rFonts w:ascii="Courier New" w:eastAsia="Times New Roman" w:hAnsi="Courier New" w:cs="Courier New"/>
+          <w:sz w:val="20"/>
+          <w:szCs w:val="20"/>
+          <w:lang w:eastAsia="en-IN"/>
+        </w:rPr>
+      </w:pPr>
+      <w:r>
+        <w:rPr>
+          <w:rFonts w:ascii="Courier New" w:eastAsia="Times New Roman" w:hAnsi="Courier New" w:cs="Courier New"/>
+          <w:sz w:val="20"/>
+          <w:szCs w:val="20"/>
+          <w:lang w:eastAsia="en-IN"/>
+        </w:rPr>
+        <w:t>Initial array</w:t>
+      </w:r>
+    </w:p>
+    <w:p>
+      <w:pPr>
+        <w:tabs>
+          <w:tab w:val="left" w:pos="916"/>
+          <w:tab w:val="left" w:pos="1832"/>
+          <w:tab w:val="left" w:pos="2748"/>
+          <w:tab w:val="left" w:pos="3664"/>
+          <w:tab w:val="left" w:pos="4580"/>
+          <w:tab w:val="left" w:pos="5496"/>
+          <w:tab w:val="left" w:pos="6412"/>
+          <w:tab w:val="left" w:pos="7328"/>
+          <w:tab w:val="left" w:pos="8244"/>
+          <w:tab w:val="left" w:pos="9160"/>
+          <w:tab w:val="left" w:pos="10076"/>
+          <w:tab w:val="left" w:pos="10992"/>
+          <w:tab w:val="left" w:pos="11908"/>
+          <w:tab w:val="left" w:pos="12824"/>
+          <w:tab w:val="left" w:pos="13740"/>
+          <w:tab w:val="left" w:pos="14656"/>
+        </w:tabs>
+        <w:spacing w:after="0" w:line="240" w:lineRule="auto"/>
+        <w:rPr>
+          <w:rFonts w:ascii="Courier New" w:eastAsia="Times New Roman" w:hAnsi="Courier New" w:cs="Courier New"/>
+          <w:sz w:val="20"/>
+          <w:szCs w:val="20"/>
+          <w:lang w:eastAsia="en-IN"/>
+        </w:rPr>
+      </w:pPr>
+      <w:r>
+        <w:rPr>
+          <w:rFonts w:ascii="Courier New" w:eastAsia="Times New Roman" w:hAnsi="Courier New" w:cs="Courier New"/>
+          <w:sz w:val="20"/>
+          <w:szCs w:val="20"/>
+          <w:lang w:eastAsia="en-IN"/>
+        </w:rPr>
+        <w:t>[A, B, C]</w:t>
+      </w:r>
+    </w:p>
+    <w:p>
+      <w:pPr>
+        <w:tabs>
+          <w:tab w:val="left" w:pos="916"/>
+          <w:tab w:val="left" w:pos="1832"/>
+          <w:tab w:val="left" w:pos="2748"/>
+          <w:tab w:val="left" w:pos="3664"/>
+          <w:tab w:val="left" w:pos="4580"/>
+          <w:tab w:val="left" w:pos="5496"/>
+          <w:tab w:val="left" w:pos="6412"/>
+          <w:tab w:val="left" w:pos="7328"/>
+          <w:tab w:val="left" w:pos="8244"/>
+          <w:tab w:val="left" w:pos="9160"/>
+          <w:tab w:val="left" w:pos="10076"/>
+          <w:tab w:val="left" w:pos="10992"/>
+          <w:tab w:val="left" w:pos="11908"/>
+          <w:tab w:val="left" w:pos="12824"/>
+          <w:tab w:val="left" w:pos="13740"/>
+          <w:tab w:val="left" w:pos="14656"/>
+        </w:tabs>
+        <w:spacing w:after="0" w:line="240" w:lineRule="auto"/>
+        <w:rPr>
+          <w:rFonts w:ascii="Courier New" w:eastAsia="Times New Roman" w:hAnsi="Courier New" w:cs="Courier New"/>
+          <w:sz w:val="20"/>
+          <w:szCs w:val="20"/>
+          <w:lang w:eastAsia="en-IN"/>
+        </w:rPr>
+      </w:pPr>
+    </w:p>
+    <w:p>
+      <w:pPr>
+        <w:tabs>
+          <w:tab w:val="left" w:pos="916"/>
+          <w:tab w:val="left" w:pos="1832"/>
+          <w:tab w:val="left" w:pos="2748"/>
+          <w:tab w:val="left" w:pos="3664"/>
+          <w:tab w:val="left" w:pos="4580"/>
+          <w:tab w:val="left" w:pos="5496"/>
+          <w:tab w:val="left" w:pos="6412"/>
+          <w:tab w:val="left" w:pos="7328"/>
+          <w:tab w:val="left" w:pos="8244"/>
+          <w:tab w:val="left" w:pos="9160"/>
+          <w:tab w:val="left" w:pos="10076"/>
+          <w:tab w:val="left" w:pos="10992"/>
+          <w:tab w:val="left" w:pos="11908"/>
+          <w:tab w:val="left" w:pos="12824"/>
+          <w:tab w:val="left" w:pos="13740"/>
+          <w:tab w:val="left" w:pos="14656"/>
+        </w:tabs>
+        <w:spacing w:after="0" w:line="240" w:lineRule="auto"/>
+        <w:rPr>
+          <w:rFonts w:ascii="Courier New" w:eastAsia="Times New Roman" w:hAnsi="Courier New" w:cs="Courier New"/>
+          <w:sz w:val="20"/>
+          <w:szCs w:val="20"/>
+          <w:lang w:eastAsia="en-IN"/>
+        </w:rPr>
+      </w:pPr>
+      <w:r>
+        <w:rPr>
+          <w:rFonts w:ascii="Courier New" w:eastAsia="Times New Roman" w:hAnsi="Courier New" w:cs="Courier New"/>
+          <w:sz w:val="20"/>
+          <w:szCs w:val="20"/>
+          <w:lang w:eastAsia="en-IN"/>
+        </w:rPr>
+        <w:t>Thread A → WRITE(D)</w:t>
+      </w:r>
+    </w:p>
+    <w:p>
+      <w:pPr>
+        <w:tabs>
+          <w:tab w:val="left" w:pos="916"/>
+          <w:tab w:val="left" w:pos="1832"/>
+          <w:tab w:val="left" w:pos="2748"/>
+          <w:tab w:val="left" w:pos="3664"/>
+          <w:tab w:val="left" w:pos="4580"/>
+          <w:tab w:val="left" w:pos="5496"/>
+          <w:tab w:val="left" w:pos="6412"/>
+          <w:tab w:val="left" w:pos="7328"/>
+          <w:tab w:val="left" w:pos="8244"/>
+          <w:tab w:val="left" w:pos="9160"/>
+          <w:tab w:val="left" w:pos="10076"/>
+          <w:tab w:val="left" w:pos="10992"/>
+          <w:tab w:val="left" w:pos="11908"/>
+          <w:tab w:val="left" w:pos="12824"/>
+          <w:tab w:val="left" w:pos="13740"/>
+          <w:tab w:val="left" w:pos="14656"/>
+        </w:tabs>
+        <w:spacing w:after="0" w:line="240" w:lineRule="auto"/>
+        <w:rPr>
+          <w:rFonts w:ascii="Courier New" w:eastAsia="Times New Roman" w:hAnsi="Courier New" w:cs="Courier New"/>
+          <w:sz w:val="20"/>
+          <w:szCs w:val="20"/>
+          <w:lang w:eastAsia="en-IN"/>
+        </w:rPr>
+      </w:pPr>
+      <w:r>
+        <w:rPr>
+          <w:rFonts w:ascii="Courier New" w:eastAsia="Times New Roman" w:hAnsi="Courier New" w:cs="Courier New"/>
+          <w:sz w:val="20"/>
+          <w:szCs w:val="20"/>
+          <w:lang w:eastAsia="en-IN"/>
+        </w:rPr>
+        <w:t xml:space="preserve">    🔒</w:t>
+      </w:r>
+    </w:p>
+    <w:p>
+      <w:pPr>
+        <w:tabs>
+          <w:tab w:val="left" w:pos="916"/>
+          <w:tab w:val="left" w:pos="1832"/>
+          <w:tab w:val="left" w:pos="2748"/>
+          <w:tab w:val="left" w:pos="3664"/>
+          <w:tab w:val="left" w:pos="4580"/>
+          <w:tab w:val="left" w:pos="5496"/>
+          <w:tab w:val="left" w:pos="6412"/>
+          <w:tab w:val="left" w:pos="7328"/>
+          <w:tab w:val="left" w:pos="8244"/>
+          <w:tab w:val="left" w:pos="9160"/>
+          <w:tab w:val="left" w:pos="10076"/>
+          <w:tab w:val="left" w:pos="10992"/>
+          <w:tab w:val="left" w:pos="11908"/>
+          <w:tab w:val="left" w:pos="12824"/>
+          <w:tab w:val="left" w:pos="13740"/>
+          <w:tab w:val="left" w:pos="14656"/>
+        </w:tabs>
+        <w:spacing w:after="0" w:line="240" w:lineRule="auto"/>
+        <w:rPr>
+          <w:rFonts w:ascii="Courier New" w:eastAsia="Times New Roman" w:hAnsi="Courier New" w:cs="Courier New"/>
+          <w:sz w:val="20"/>
+          <w:szCs w:val="20"/>
+          <w:lang w:eastAsia="en-IN"/>
+        </w:rPr>
+      </w:pPr>
+      <w:r>
+        <w:rPr>
+          <w:rFonts w:ascii="Courier New" w:eastAsia="Times New Roman" w:hAnsi="Courier New" w:cs="Courier New"/>
+          <w:sz w:val="20"/>
+          <w:szCs w:val="20"/>
+          <w:lang w:eastAsia="en-IN"/>
+        </w:rPr>
+        <w:t xml:space="preserve">    copy [A,B,C]</w:t>
+      </w:r>
+    </w:p>
+    <w:p>
+      <w:pPr>
+        <w:tabs>
+          <w:tab w:val="left" w:pos="916"/>
+          <w:tab w:val="left" w:pos="1832"/>
+          <w:tab w:val="left" w:pos="2748"/>
+          <w:tab w:val="left" w:pos="3664"/>
+          <w:tab w:val="left" w:pos="4580"/>
+          <w:tab w:val="left" w:pos="5496"/>
+          <w:tab w:val="left" w:pos="6412"/>
+          <w:tab w:val="left" w:pos="7328"/>
+          <w:tab w:val="left" w:pos="8244"/>
+          <w:tab w:val="left" w:pos="9160"/>
+          <w:tab w:val="left" w:pos="10076"/>
+          <w:tab w:val="left" w:pos="10992"/>
+          <w:tab w:val="left" w:pos="11908"/>
+          <w:tab w:val="left" w:pos="12824"/>
+          <w:tab w:val="left" w:pos="13740"/>
+          <w:tab w:val="left" w:pos="14656"/>
+        </w:tabs>
+        <w:spacing w:after="0" w:line="240" w:lineRule="auto"/>
+        <w:rPr>
+          <w:rFonts w:ascii="Courier New" w:eastAsia="Times New Roman" w:hAnsi="Courier New" w:cs="Courier New"/>
+          <w:sz w:val="20"/>
+          <w:szCs w:val="20"/>
+          <w:lang w:eastAsia="en-IN"/>
+        </w:rPr>
+      </w:pPr>
+      <w:r>
+        <w:rPr>
+          <w:rFonts w:ascii="Courier New" w:eastAsia="Times New Roman" w:hAnsi="Courier New" w:cs="Courier New"/>
+          <w:sz w:val="20"/>
+          <w:szCs w:val="20"/>
+          <w:lang w:eastAsia="en-IN"/>
+        </w:rPr>
+        <w:t xml:space="preserve">    create [A,B,C,D]</w:t>
+      </w:r>
+    </w:p>
+    <w:p>
+      <w:pPr>
+        <w:tabs>
+          <w:tab w:val="left" w:pos="916"/>
+          <w:tab w:val="left" w:pos="1832"/>
+          <w:tab w:val="left" w:pos="2748"/>
+          <w:tab w:val="left" w:pos="3664"/>
+          <w:tab w:val="left" w:pos="4580"/>
+          <w:tab w:val="left" w:pos="5496"/>
+          <w:tab w:val="left" w:pos="6412"/>
+          <w:tab w:val="left" w:pos="7328"/>
+          <w:tab w:val="left" w:pos="8244"/>
+          <w:tab w:val="left" w:pos="9160"/>
+          <w:tab w:val="left" w:pos="10076"/>
+          <w:tab w:val="left" w:pos="10992"/>
+          <w:tab w:val="left" w:pos="11908"/>
+          <w:tab w:val="left" w:pos="12824"/>
+          <w:tab w:val="left" w:pos="13740"/>
+          <w:tab w:val="left" w:pos="14656"/>
+        </w:tabs>
+        <w:spacing w:after="0" w:line="240" w:lineRule="auto"/>
+        <w:rPr>
+          <w:rFonts w:ascii="Courier New" w:eastAsia="Times New Roman" w:hAnsi="Courier New" w:cs="Courier New"/>
+          <w:sz w:val="20"/>
+          <w:szCs w:val="20"/>
+          <w:lang w:eastAsia="en-IN"/>
+        </w:rPr>
+      </w:pPr>
+      <w:r>
+        <w:rPr>
+          <w:rFonts w:ascii="Courier New" w:eastAsia="Times New Roman" w:hAnsi="Courier New" w:cs="Courier New"/>
+          <w:sz w:val="20"/>
+          <w:szCs w:val="20"/>
+          <w:lang w:eastAsia="en-IN"/>
+        </w:rPr>
+        <w:t xml:space="preserve">    replace array</w:t>
+      </w:r>
+    </w:p>
+    <w:p>
+      <w:pPr>
+        <w:tabs>
+          <w:tab w:val="left" w:pos="916"/>
+          <w:tab w:val="left" w:pos="1832"/>
+          <w:tab w:val="left" w:pos="2748"/>
+          <w:tab w:val="left" w:pos="3664"/>
+          <w:tab w:val="left" w:pos="4580"/>
+          <w:tab w:val="left" w:pos="5496"/>
+          <w:tab w:val="left" w:pos="6412"/>
+          <w:tab w:val="left" w:pos="7328"/>
+          <w:tab w:val="left" w:pos="8244"/>
+          <w:tab w:val="left" w:pos="9160"/>
+          <w:tab w:val="left" w:pos="10076"/>
+          <w:tab w:val="left" w:pos="10992"/>
+          <w:tab w:val="left" w:pos="11908"/>
+          <w:tab w:val="left" w:pos="12824"/>
+          <w:tab w:val="left" w:pos="13740"/>
+          <w:tab w:val="left" w:pos="14656"/>
+        </w:tabs>
+        <w:spacing w:after="0" w:line="240" w:lineRule="auto"/>
+        <w:rPr>
+          <w:rFonts w:ascii="Courier New" w:eastAsia="Times New Roman" w:hAnsi="Courier New" w:cs="Courier New"/>
+          <w:sz w:val="20"/>
+          <w:szCs w:val="20"/>
+          <w:lang w:eastAsia="en-IN"/>
+        </w:rPr>
+      </w:pPr>
+      <w:r>
+        <w:rPr>
+          <w:rFonts w:ascii="Courier New" w:eastAsia="Times New Roman" w:hAnsi="Courier New" w:cs="Courier New"/>
+          <w:sz w:val="20"/>
+          <w:szCs w:val="20"/>
+          <w:lang w:eastAsia="en-IN"/>
+        </w:rPr>
+        <w:t xml:space="preserve">    🔓</w:t>
+      </w:r>
+    </w:p>
+    <w:p>
+      <w:pPr>
+        <w:tabs>
+          <w:tab w:val="left" w:pos="916"/>
+          <w:tab w:val="left" w:pos="1832"/>
+          <w:tab w:val="left" w:pos="2748"/>
+          <w:tab w:val="left" w:pos="3664"/>
+          <w:tab w:val="left" w:pos="4580"/>
+          <w:tab w:val="left" w:pos="5496"/>
+          <w:tab w:val="left" w:pos="6412"/>
+          <w:tab w:val="left" w:pos="7328"/>
+          <w:tab w:val="left" w:pos="8244"/>
+          <w:tab w:val="left" w:pos="9160"/>
+          <w:tab w:val="left" w:pos="10076"/>
+          <w:tab w:val="left" w:pos="10992"/>
+          <w:tab w:val="left" w:pos="11908"/>
+          <w:tab w:val="left" w:pos="12824"/>
+          <w:tab w:val="left" w:pos="13740"/>
+          <w:tab w:val="left" w:pos="14656"/>
+        </w:tabs>
+        <w:spacing w:after="0" w:line="240" w:lineRule="auto"/>
+        <w:rPr>
+          <w:rFonts w:ascii="Courier New" w:eastAsia="Times New Roman" w:hAnsi="Courier New" w:cs="Courier New"/>
+          <w:sz w:val="20"/>
+          <w:szCs w:val="20"/>
+          <w:lang w:eastAsia="en-IN"/>
+        </w:rPr>
+      </w:pPr>
+    </w:p>
+    <w:p>
+      <w:pPr>
+        <w:tabs>
+          <w:tab w:val="left" w:pos="916"/>
+          <w:tab w:val="left" w:pos="1832"/>
+          <w:tab w:val="left" w:pos="2748"/>
+          <w:tab w:val="left" w:pos="3664"/>
+          <w:tab w:val="left" w:pos="4580"/>
+          <w:tab w:val="left" w:pos="5496"/>
+          <w:tab w:val="left" w:pos="6412"/>
+          <w:tab w:val="left" w:pos="7328"/>
+          <w:tab w:val="left" w:pos="8244"/>
+          <w:tab w:val="left" w:pos="9160"/>
+          <w:tab w:val="left" w:pos="10076"/>
+          <w:tab w:val="left" w:pos="10992"/>
+          <w:tab w:val="left" w:pos="11908"/>
+          <w:tab w:val="left" w:pos="12824"/>
+          <w:tab w:val="left" w:pos="13740"/>
+          <w:tab w:val="left" w:pos="14656"/>
+        </w:tabs>
+        <w:spacing w:after="0" w:line="240" w:lineRule="auto"/>
+        <w:rPr>
+          <w:rFonts w:ascii="Courier New" w:eastAsia="Times New Roman" w:hAnsi="Courier New" w:cs="Courier New"/>
+          <w:sz w:val="20"/>
+          <w:szCs w:val="20"/>
+          <w:lang w:eastAsia="en-IN"/>
+        </w:rPr>
+      </w:pPr>
+      <w:r>
+        <w:rPr>
+          <w:rFonts w:ascii="Courier New" w:eastAsia="Times New Roman" w:hAnsi="Courier New" w:cs="Courier New"/>
+          <w:sz w:val="20"/>
+          <w:szCs w:val="20"/>
+          <w:lang w:eastAsia="en-IN"/>
+        </w:rPr>
+        <w:t>Thread B → WRITE(E)</w:t>
+      </w:r>
+    </w:p>
+    <w:p>
+      <w:pPr>
+        <w:tabs>
+          <w:tab w:val="left" w:pos="916"/>
+          <w:tab w:val="left" w:pos="1832"/>
+          <w:tab w:val="left" w:pos="2748"/>
+          <w:tab w:val="left" w:pos="3664"/>
+          <w:tab w:val="left" w:pos="4580"/>
+          <w:tab w:val="left" w:pos="5496"/>
+          <w:tab w:val="left" w:pos="6412"/>
+          <w:tab w:val="left" w:pos="7328"/>
+          <w:tab w:val="left" w:pos="8244"/>
+          <w:tab w:val="left" w:pos="9160"/>
+          <w:tab w:val="left" w:pos="10076"/>
+          <w:tab w:val="left" w:pos="10992"/>
+          <w:tab w:val="left" w:pos="11908"/>
+          <w:tab w:val="left" w:pos="12824"/>
+          <w:tab w:val="left" w:pos="13740"/>
+          <w:tab w:val="left" w:pos="14656"/>
+        </w:tabs>
+        <w:spacing w:after="0" w:line="240" w:lineRule="auto"/>
+        <w:rPr>
+          <w:rFonts w:ascii="Courier New" w:eastAsia="Times New Roman" w:hAnsi="Courier New" w:cs="Courier New"/>
+          <w:sz w:val="20"/>
+          <w:szCs w:val="20"/>
+          <w:lang w:eastAsia="en-IN"/>
+        </w:rPr>
+      </w:pPr>
+      <w:r>
+        <w:rPr>
+          <w:rFonts w:ascii="Courier New" w:eastAsia="Times New Roman" w:hAnsi="Courier New" w:cs="Courier New"/>
+          <w:sz w:val="20"/>
+          <w:szCs w:val="20"/>
+          <w:lang w:eastAsia="en-IN"/>
+        </w:rPr>
+        <w:t xml:space="preserve">    waits ⏳</w:t>
+      </w:r>
+    </w:p>
+    <w:p>
+      <w:pPr>
+        <w:tabs>
+          <w:tab w:val="left" w:pos="916"/>
+          <w:tab w:val="left" w:pos="1832"/>
+          <w:tab w:val="left" w:pos="2748"/>
+          <w:tab w:val="left" w:pos="3664"/>
+          <w:tab w:val="left" w:pos="4580"/>
+          <w:tab w:val="left" w:pos="5496"/>
+          <w:tab w:val="left" w:pos="6412"/>
+          <w:tab w:val="left" w:pos="7328"/>
+          <w:tab w:val="left" w:pos="8244"/>
+          <w:tab w:val="left" w:pos="9160"/>
+          <w:tab w:val="left" w:pos="10076"/>
+          <w:tab w:val="left" w:pos="10992"/>
+          <w:tab w:val="left" w:pos="11908"/>
+          <w:tab w:val="left" w:pos="12824"/>
+          <w:tab w:val="left" w:pos="13740"/>
+          <w:tab w:val="left" w:pos="14656"/>
+        </w:tabs>
+        <w:spacing w:after="0" w:line="240" w:lineRule="auto"/>
+        <w:rPr>
+          <w:rFonts w:ascii="Courier New" w:eastAsia="Times New Roman" w:hAnsi="Courier New" w:cs="Courier New"/>
+          <w:sz w:val="20"/>
+          <w:szCs w:val="20"/>
+          <w:lang w:eastAsia="en-IN"/>
+        </w:rPr>
+      </w:pPr>
+      <w:r>
+        <w:rPr>
+          <w:rFonts w:ascii="Courier New" w:eastAsia="Times New Roman" w:hAnsi="Courier New" w:cs="Courier New"/>
+          <w:sz w:val="20"/>
+          <w:szCs w:val="20"/>
+          <w:lang w:eastAsia="en-IN"/>
+        </w:rPr>
+        <w:t xml:space="preserve">    🔒</w:t>
+      </w:r>
+    </w:p>
+    <w:p>
+      <w:pPr>
+        <w:tabs>
+          <w:tab w:val="left" w:pos="916"/>
+          <w:tab w:val="left" w:pos="1832"/>
+          <w:tab w:val="left" w:pos="2748"/>
+          <w:tab w:val="left" w:pos="3664"/>
+          <w:tab w:val="left" w:pos="4580"/>
+          <w:tab w:val="left" w:pos="5496"/>
+          <w:tab w:val="left" w:pos="6412"/>
+          <w:tab w:val="left" w:pos="7328"/>
+          <w:tab w:val="left" w:pos="8244"/>
+          <w:tab w:val="left" w:pos="9160"/>
+          <w:tab w:val="left" w:pos="10076"/>
+          <w:tab w:val="left" w:pos="10992"/>
+          <w:tab w:val="left" w:pos="11908"/>
+          <w:tab w:val="left" w:pos="12824"/>
+          <w:tab w:val="left" w:pos="13740"/>
+          <w:tab w:val="left" w:pos="14656"/>
+        </w:tabs>
+        <w:spacing w:after="0" w:line="240" w:lineRule="auto"/>
+        <w:rPr>
+          <w:rFonts w:ascii="Courier New" w:eastAsia="Times New Roman" w:hAnsi="Courier New" w:cs="Courier New"/>
+          <w:sz w:val="20"/>
+          <w:szCs w:val="20"/>
+          <w:lang w:eastAsia="en-IN"/>
+        </w:rPr>
+      </w:pPr>
+      <w:r>
+        <w:rPr>
+          <w:rFonts w:ascii="Courier New" w:eastAsia="Times New Roman" w:hAnsi="Courier New" w:cs="Courier New"/>
+          <w:sz w:val="20"/>
+          <w:szCs w:val="20"/>
+          <w:lang w:eastAsia="en-IN"/>
+        </w:rPr>
+        <w:t xml:space="preserve">    copy [A,B,C,D]</w:t>
+      </w:r>
+    </w:p>
+    <w:p>
+      <w:pPr>
+        <w:tabs>
+          <w:tab w:val="left" w:pos="916"/>
+          <w:tab w:val="left" w:pos="1832"/>
+          <w:tab w:val="left" w:pos="2748"/>
+          <w:tab w:val="left" w:pos="3664"/>
+          <w:tab w:val="left" w:pos="4580"/>
+          <w:tab w:val="left" w:pos="5496"/>
+          <w:tab w:val="left" w:pos="6412"/>
+          <w:tab w:val="left" w:pos="7328"/>
+          <w:tab w:val="left" w:pos="8244"/>
+          <w:tab w:val="left" w:pos="9160"/>
+          <w:tab w:val="left" w:pos="10076"/>
+          <w:tab w:val="left" w:pos="10992"/>
+          <w:tab w:val="left" w:pos="11908"/>
+          <w:tab w:val="left" w:pos="12824"/>
+          <w:tab w:val="left" w:pos="13740"/>
+          <w:tab w:val="left" w:pos="14656"/>
+        </w:tabs>
+        <w:spacing w:after="0" w:line="240" w:lineRule="auto"/>
+        <w:rPr>
+          <w:rFonts w:ascii="Courier New" w:eastAsia="Times New Roman" w:hAnsi="Courier New" w:cs="Courier New"/>
+          <w:sz w:val="20"/>
+          <w:szCs w:val="20"/>
+          <w:lang w:eastAsia="en-IN"/>
+        </w:rPr>
+      </w:pPr>
+      <w:r>
+        <w:rPr>
+          <w:rFonts w:ascii="Courier New" w:eastAsia="Times New Roman" w:hAnsi="Courier New" w:cs="Courier New"/>
+          <w:sz w:val="20"/>
+          <w:szCs w:val="20"/>
+          <w:lang w:eastAsia="en-IN"/>
+        </w:rPr>
+        <w:lastRenderedPageBreak/>
+        <w:t xml:space="preserve">    create [A,B,C,D,E]</w:t>
+      </w:r>
+    </w:p>
+    <w:p>
+      <w:pPr>
+        <w:tabs>
+          <w:tab w:val="left" w:pos="916"/>
+          <w:tab w:val="left" w:pos="1832"/>
+          <w:tab w:val="left" w:pos="2748"/>
+          <w:tab w:val="left" w:pos="3664"/>
+          <w:tab w:val="left" w:pos="4580"/>
+          <w:tab w:val="left" w:pos="5496"/>
+          <w:tab w:val="left" w:pos="6412"/>
+          <w:tab w:val="left" w:pos="7328"/>
+          <w:tab w:val="left" w:pos="8244"/>
+          <w:tab w:val="left" w:pos="9160"/>
+          <w:tab w:val="left" w:pos="10076"/>
+          <w:tab w:val="left" w:pos="10992"/>
+          <w:tab w:val="left" w:pos="11908"/>
+          <w:tab w:val="left" w:pos="12824"/>
+          <w:tab w:val="left" w:pos="13740"/>
+          <w:tab w:val="left" w:pos="14656"/>
+        </w:tabs>
+        <w:spacing w:after="0" w:line="240" w:lineRule="auto"/>
+        <w:rPr>
+          <w:rFonts w:ascii="Courier New" w:eastAsia="Times New Roman" w:hAnsi="Courier New" w:cs="Courier New"/>
+          <w:sz w:val="20"/>
+          <w:szCs w:val="20"/>
+          <w:lang w:eastAsia="en-IN"/>
+        </w:rPr>
+      </w:pPr>
+      <w:r>
+        <w:rPr>
+          <w:rFonts w:ascii="Courier New" w:eastAsia="Times New Roman" w:hAnsi="Courier New" w:cs="Courier New"/>
+          <w:sz w:val="20"/>
+          <w:szCs w:val="20"/>
+          <w:lang w:eastAsia="en-IN"/>
+        </w:rPr>
+        <w:t xml:space="preserve">    replace array</w:t>
+      </w:r>
+    </w:p>
+    <w:p>
+      <w:pPr>
+        <w:tabs>
+          <w:tab w:val="left" w:pos="916"/>
+          <w:tab w:val="left" w:pos="1832"/>
+          <w:tab w:val="left" w:pos="2748"/>
+          <w:tab w:val="left" w:pos="3664"/>
+          <w:tab w:val="left" w:pos="4580"/>
+          <w:tab w:val="left" w:pos="5496"/>
+          <w:tab w:val="left" w:pos="6412"/>
+          <w:tab w:val="left" w:pos="7328"/>
+          <w:tab w:val="left" w:pos="8244"/>
+          <w:tab w:val="left" w:pos="9160"/>
+          <w:tab w:val="left" w:pos="10076"/>
+          <w:tab w:val="left" w:pos="10992"/>
+          <w:tab w:val="left" w:pos="11908"/>
+          <w:tab w:val="left" w:pos="12824"/>
+          <w:tab w:val="left" w:pos="13740"/>
+          <w:tab w:val="left" w:pos="14656"/>
+        </w:tabs>
+        <w:spacing w:after="0" w:line="240" w:lineRule="auto"/>
+        <w:rPr>
+          <w:rFonts w:ascii="Courier New" w:eastAsia="Times New Roman" w:hAnsi="Courier New" w:cs="Courier New"/>
+          <w:sz w:val="20"/>
+          <w:szCs w:val="20"/>
+          <w:lang w:eastAsia="en-IN"/>
+        </w:rPr>
+      </w:pPr>
+      <w:r>
+        <w:rPr>
+          <w:rFonts w:ascii="Courier New" w:eastAsia="Times New Roman" w:hAnsi="Courier New" w:cs="Courier New"/>
+          <w:sz w:val="20"/>
+          <w:szCs w:val="20"/>
+          <w:lang w:eastAsia="en-IN"/>
+        </w:rPr>
+        <w:t xml:space="preserve">    🔓</w:t>
+      </w:r>
+    </w:p>
+    <w:p>
+      <w:pPr>
+        <w:spacing w:before="100" w:beforeAutospacing="1" w:after="100" w:afterAutospacing="1" w:line="240" w:lineRule="auto"/>
+        <w:outlineLvl w:val="2"/>
+        <w:rPr>
+          <w:rFonts w:ascii="Times New Roman" w:eastAsia="Times New Roman" w:hAnsi="Times New Roman" w:cs="Times New Roman"/>
+          <w:b/>
+          <w:bCs/>
+          <w:sz w:val="27"/>
+          <w:szCs w:val="27"/>
+          <w:lang w:eastAsia="en-IN"/>
+        </w:rPr>
+      </w:pPr>
+      <w:r>
+        <w:rPr>
+          <w:rFonts w:ascii="Times New Roman" w:eastAsia="Times New Roman" w:hAnsi="Times New Roman" w:cs="Times New Roman"/>
+          <w:b/>
+          <w:bCs/>
+          <w:sz w:val="27"/>
+          <w:szCs w:val="27"/>
+          <w:lang w:eastAsia="en-IN"/>
+        </w:rPr>
+        <w:t>What if Thread A is READING while Thread B is WRITING?</w:t>
+      </w:r>
+    </w:p>
+    <w:p>
+      <w:pPr>
+        <w:spacing w:before="100" w:beforeAutospacing="1" w:after="100" w:afterAutospacing="1" w:line="240" w:lineRule="auto"/>
+        <w:rPr>
+          <w:rFonts w:ascii="Times New Roman" w:eastAsia="Times New Roman" w:hAnsi="Times New Roman" w:cs="Times New Roman"/>
+          <w:sz w:val="24"/>
+          <w:szCs w:val="24"/>
+          <w:lang w:eastAsia="en-IN"/>
+        </w:rPr>
+      </w:pPr>
+      <w:r>
+        <w:rPr>
+          <w:rFonts w:ascii="Times New Roman" w:eastAsia="Times New Roman" w:hAnsi="Times New Roman" w:cs="Times New Roman"/>
+          <w:b/>
+          <w:bCs/>
+          <w:sz w:val="24"/>
+          <w:szCs w:val="24"/>
+          <w:lang w:eastAsia="en-IN"/>
+        </w:rPr>
+        <w:t>No problem.</w:t>
+      </w:r>
+      <w:r>
+        <w:rPr>
+          <w:rFonts w:ascii="Times New Roman" w:eastAsia="Times New Roman" w:hAnsi="Times New Roman" w:cs="Times New Roman"/>
+          <w:sz w:val="24"/>
+          <w:szCs w:val="24"/>
+          <w:lang w:eastAsia="en-IN"/>
+        </w:rPr>
+        <w:t xml:space="preserve"> The reader does </w:t>
+      </w:r>
+      <w:r>
+        <w:rPr>
+          <w:rFonts w:ascii="Times New Roman" w:eastAsia="Times New Roman" w:hAnsi="Times New Roman" w:cs="Times New Roman"/>
+          <w:b/>
+          <w:bCs/>
+          <w:sz w:val="24"/>
+          <w:szCs w:val="24"/>
+          <w:lang w:eastAsia="en-IN"/>
+        </w:rPr>
+        <w:t>not</w:t>
+      </w:r>
+      <w:r>
+        <w:rPr>
+          <w:rFonts w:ascii="Times New Roman" w:eastAsia="Times New Roman" w:hAnsi="Times New Roman" w:cs="Times New Roman"/>
+          <w:sz w:val="24"/>
+          <w:szCs w:val="24"/>
+          <w:lang w:eastAsia="en-IN"/>
+        </w:rPr>
+        <w:t xml:space="preserve"> take the lock.</w:t>
+      </w:r>
+    </w:p>
+    <w:p>
+      <w:pPr>
+        <w:tabs>
+          <w:tab w:val="left" w:pos="916"/>
+          <w:tab w:val="left" w:pos="1832"/>
+          <w:tab w:val="left" w:pos="2748"/>
+          <w:tab w:val="left" w:pos="3664"/>
+          <w:tab w:val="left" w:pos="4580"/>
+          <w:tab w:val="left" w:pos="5496"/>
+          <w:tab w:val="left" w:pos="6412"/>
+          <w:tab w:val="left" w:pos="7328"/>
+          <w:tab w:val="left" w:pos="8244"/>
+          <w:tab w:val="left" w:pos="9160"/>
+          <w:tab w:val="left" w:pos="10076"/>
+          <w:tab w:val="left" w:pos="10992"/>
+          <w:tab w:val="left" w:pos="11908"/>
+          <w:tab w:val="left" w:pos="12824"/>
+          <w:tab w:val="left" w:pos="13740"/>
+          <w:tab w:val="left" w:pos="14656"/>
+        </w:tabs>
+        <w:spacing w:after="0" w:line="240" w:lineRule="auto"/>
+        <w:rPr>
+          <w:rFonts w:ascii="Courier New" w:eastAsia="Times New Roman" w:hAnsi="Courier New" w:cs="Courier New"/>
+          <w:sz w:val="20"/>
+          <w:szCs w:val="20"/>
+          <w:lang w:eastAsia="en-IN"/>
+        </w:rPr>
+      </w:pPr>
+      <w:r>
+        <w:rPr>
+          <w:rFonts w:ascii="Courier New" w:eastAsia="Times New Roman" w:hAnsi="Courier New" w:cs="Courier New"/>
+          <w:sz w:val="20"/>
+          <w:szCs w:val="20"/>
+          <w:lang w:eastAsia="en-IN"/>
+        </w:rPr>
+        <w:t>Thread A → GET</w:t>
+      </w:r>
+    </w:p>
+    <w:p>
+      <w:pPr>
+        <w:tabs>
+          <w:tab w:val="left" w:pos="916"/>
+          <w:tab w:val="left" w:pos="1832"/>
+          <w:tab w:val="left" w:pos="2748"/>
+          <w:tab w:val="left" w:pos="3664"/>
+          <w:tab w:val="left" w:pos="4580"/>
+          <w:tab w:val="left" w:pos="5496"/>
+          <w:tab w:val="left" w:pos="6412"/>
+          <w:tab w:val="left" w:pos="7328"/>
+          <w:tab w:val="left" w:pos="8244"/>
+          <w:tab w:val="left" w:pos="9160"/>
+          <w:tab w:val="left" w:pos="10076"/>
+          <w:tab w:val="left" w:pos="10992"/>
+          <w:tab w:val="left" w:pos="11908"/>
+          <w:tab w:val="left" w:pos="12824"/>
+          <w:tab w:val="left" w:pos="13740"/>
+          <w:tab w:val="left" w:pos="14656"/>
+        </w:tabs>
+        <w:spacing w:after="0" w:line="240" w:lineRule="auto"/>
+        <w:rPr>
+          <w:rFonts w:ascii="Courier New" w:eastAsia="Times New Roman" w:hAnsi="Courier New" w:cs="Courier New"/>
+          <w:sz w:val="20"/>
+          <w:szCs w:val="20"/>
+          <w:lang w:eastAsia="en-IN"/>
+        </w:rPr>
+      </w:pPr>
+      <w:r>
+        <w:rPr>
+          <w:rFonts w:ascii="Courier New" w:eastAsia="Times New Roman" w:hAnsi="Courier New" w:cs="Courier New"/>
+          <w:sz w:val="20"/>
+          <w:szCs w:val="20"/>
+          <w:lang w:eastAsia="en-IN"/>
+        </w:rPr>
+        <w:t xml:space="preserve">    ↓</w:t>
+      </w:r>
+    </w:p>
+    <w:p>
+      <w:pPr>
+        <w:tabs>
+          <w:tab w:val="left" w:pos="916"/>
+          <w:tab w:val="left" w:pos="1832"/>
+          <w:tab w:val="left" w:pos="2748"/>
+          <w:tab w:val="left" w:pos="3664"/>
+          <w:tab w:val="left" w:pos="4580"/>
+          <w:tab w:val="left" w:pos="5496"/>
+          <w:tab w:val="left" w:pos="6412"/>
+          <w:tab w:val="left" w:pos="7328"/>
+          <w:tab w:val="left" w:pos="8244"/>
+          <w:tab w:val="left" w:pos="9160"/>
+          <w:tab w:val="left" w:pos="10076"/>
+          <w:tab w:val="left" w:pos="10992"/>
+          <w:tab w:val="left" w:pos="11908"/>
+          <w:tab w:val="left" w:pos="12824"/>
+          <w:tab w:val="left" w:pos="13740"/>
+          <w:tab w:val="left" w:pos="14656"/>
+        </w:tabs>
+        <w:spacing w:after="0" w:line="240" w:lineRule="auto"/>
+        <w:rPr>
+          <w:rFonts w:ascii="Courier New" w:eastAsia="Times New Roman" w:hAnsi="Courier New" w:cs="Courier New"/>
+          <w:sz w:val="20"/>
+          <w:szCs w:val="20"/>
+          <w:lang w:eastAsia="en-IN"/>
+        </w:rPr>
+      </w:pPr>
+      <w:r>
+        <w:rPr>
+          <w:rFonts w:ascii="Courier New" w:eastAsia="Times New Roman" w:hAnsi="Courier New" w:cs="Courier New"/>
+          <w:sz w:val="20"/>
+          <w:szCs w:val="20"/>
+          <w:lang w:eastAsia="en-IN"/>
+        </w:rPr>
+        <w:t>reads [A,B,C]</w:t>
+      </w:r>
+    </w:p>
+    <w:p>
+      <w:pPr>
+        <w:tabs>
+          <w:tab w:val="left" w:pos="916"/>
+          <w:tab w:val="left" w:pos="1832"/>
+          <w:tab w:val="left" w:pos="2748"/>
+          <w:tab w:val="left" w:pos="3664"/>
+          <w:tab w:val="left" w:pos="4580"/>
+          <w:tab w:val="left" w:pos="5496"/>
+          <w:tab w:val="left" w:pos="6412"/>
+          <w:tab w:val="left" w:pos="7328"/>
+          <w:tab w:val="left" w:pos="8244"/>
+          <w:tab w:val="left" w:pos="9160"/>
+          <w:tab w:val="left" w:pos="10076"/>
+          <w:tab w:val="left" w:pos="10992"/>
+          <w:tab w:val="left" w:pos="11908"/>
+          <w:tab w:val="left" w:pos="12824"/>
+          <w:tab w:val="left" w:pos="13740"/>
+          <w:tab w:val="left" w:pos="14656"/>
+        </w:tabs>
+        <w:spacing w:after="0" w:line="240" w:lineRule="auto"/>
+        <w:rPr>
+          <w:rFonts w:ascii="Courier New" w:eastAsia="Times New Roman" w:hAnsi="Courier New" w:cs="Courier New"/>
+          <w:sz w:val="20"/>
+          <w:szCs w:val="20"/>
+          <w:lang w:eastAsia="en-IN"/>
+        </w:rPr>
+      </w:pPr>
+    </w:p>
+    <w:p>
+      <w:pPr>
+        <w:tabs>
+          <w:tab w:val="left" w:pos="916"/>
+          <w:tab w:val="left" w:pos="1832"/>
+          <w:tab w:val="left" w:pos="2748"/>
+          <w:tab w:val="left" w:pos="3664"/>
+          <w:tab w:val="left" w:pos="4580"/>
+          <w:tab w:val="left" w:pos="5496"/>
+          <w:tab w:val="left" w:pos="6412"/>
+          <w:tab w:val="left" w:pos="7328"/>
+          <w:tab w:val="left" w:pos="8244"/>
+          <w:tab w:val="left" w:pos="9160"/>
+          <w:tab w:val="left" w:pos="10076"/>
+          <w:tab w:val="left" w:pos="10992"/>
+          <w:tab w:val="left" w:pos="11908"/>
+          <w:tab w:val="left" w:pos="12824"/>
+          <w:tab w:val="left" w:pos="13740"/>
+          <w:tab w:val="left" w:pos="14656"/>
+        </w:tabs>
+        <w:spacing w:after="0" w:line="240" w:lineRule="auto"/>
+        <w:rPr>
+          <w:rFonts w:ascii="Courier New" w:eastAsia="Times New Roman" w:hAnsi="Courier New" w:cs="Courier New"/>
+          <w:sz w:val="20"/>
+          <w:szCs w:val="20"/>
+          <w:lang w:eastAsia="en-IN"/>
+        </w:rPr>
+      </w:pPr>
+      <w:r>
+        <w:rPr>
+          <w:rFonts w:ascii="Courier New" w:eastAsia="Times New Roman" w:hAnsi="Courier New" w:cs="Courier New"/>
+          <w:sz w:val="20"/>
+          <w:szCs w:val="20"/>
+          <w:lang w:eastAsia="en-IN"/>
+        </w:rPr>
+        <w:t>Thread B → WRITE(D)</w:t>
+      </w:r>
+    </w:p>
+    <w:p>
+      <w:pPr>
+        <w:tabs>
+          <w:tab w:val="left" w:pos="916"/>
+          <w:tab w:val="left" w:pos="1832"/>
+          <w:tab w:val="left" w:pos="2748"/>
+          <w:tab w:val="left" w:pos="3664"/>
+          <w:tab w:val="left" w:pos="4580"/>
+          <w:tab w:val="left" w:pos="5496"/>
+          <w:tab w:val="left" w:pos="6412"/>
+          <w:tab w:val="left" w:pos="7328"/>
+          <w:tab w:val="left" w:pos="8244"/>
+          <w:tab w:val="left" w:pos="9160"/>
+          <w:tab w:val="left" w:pos="10076"/>
+          <w:tab w:val="left" w:pos="10992"/>
+          <w:tab w:val="left" w:pos="11908"/>
+          <w:tab w:val="left" w:pos="12824"/>
+          <w:tab w:val="left" w:pos="13740"/>
+          <w:tab w:val="left" w:pos="14656"/>
+        </w:tabs>
+        <w:spacing w:after="0" w:line="240" w:lineRule="auto"/>
+        <w:rPr>
+          <w:rFonts w:ascii="Courier New" w:eastAsia="Times New Roman" w:hAnsi="Courier New" w:cs="Courier New"/>
+          <w:sz w:val="20"/>
+          <w:szCs w:val="20"/>
+          <w:lang w:eastAsia="en-IN"/>
+        </w:rPr>
+      </w:pPr>
+      <w:r>
+        <w:rPr>
+          <w:rFonts w:ascii="Courier New" w:eastAsia="Times New Roman" w:hAnsi="Courier New" w:cs="Courier New"/>
+          <w:sz w:val="20"/>
+          <w:szCs w:val="20"/>
+          <w:lang w:eastAsia="en-IN"/>
+        </w:rPr>
+        <w:t xml:space="preserve">    ↓</w:t>
+      </w:r>
+    </w:p>
+    <w:p>
+      <w:pPr>
+        <w:tabs>
+          <w:tab w:val="left" w:pos="916"/>
+          <w:tab w:val="left" w:pos="1832"/>
+          <w:tab w:val="left" w:pos="2748"/>
+          <w:tab w:val="left" w:pos="3664"/>
+          <w:tab w:val="left" w:pos="4580"/>
+          <w:tab w:val="left" w:pos="5496"/>
+          <w:tab w:val="left" w:pos="6412"/>
+          <w:tab w:val="left" w:pos="7328"/>
+          <w:tab w:val="left" w:pos="8244"/>
+          <w:tab w:val="left" w:pos="9160"/>
+          <w:tab w:val="left" w:pos="10076"/>
+          <w:tab w:val="left" w:pos="10992"/>
+          <w:tab w:val="left" w:pos="11908"/>
+          <w:tab w:val="left" w:pos="12824"/>
+          <w:tab w:val="left" w:pos="13740"/>
+          <w:tab w:val="left" w:pos="14656"/>
+        </w:tabs>
+        <w:spacing w:after="0" w:line="240" w:lineRule="auto"/>
+        <w:rPr>
+          <w:rFonts w:ascii="Courier New" w:eastAsia="Times New Roman" w:hAnsi="Courier New" w:cs="Courier New"/>
+          <w:sz w:val="20"/>
+          <w:szCs w:val="20"/>
+          <w:lang w:eastAsia="en-IN"/>
+        </w:rPr>
+      </w:pPr>
+      <w:r>
+        <w:rPr>
+          <w:rFonts w:ascii="Courier New" w:eastAsia="Times New Roman" w:hAnsi="Courier New" w:cs="Courier New"/>
+          <w:sz w:val="20"/>
+          <w:szCs w:val="20"/>
+          <w:lang w:eastAsia="en-IN"/>
+        </w:rPr>
+        <w:t xml:space="preserve">   🔒</w:t>
+      </w:r>
+    </w:p>
+    <w:p>
+      <w:pPr>
+        <w:tabs>
+          <w:tab w:val="left" w:pos="916"/>
+          <w:tab w:val="left" w:pos="1832"/>
+          <w:tab w:val="left" w:pos="2748"/>
+          <w:tab w:val="left" w:pos="3664"/>
+          <w:tab w:val="left" w:pos="4580"/>
+          <w:tab w:val="left" w:pos="5496"/>
+          <w:tab w:val="left" w:pos="6412"/>
+          <w:tab w:val="left" w:pos="7328"/>
+          <w:tab w:val="left" w:pos="8244"/>
+          <w:tab w:val="left" w:pos="9160"/>
+          <w:tab w:val="left" w:pos="10076"/>
+          <w:tab w:val="left" w:pos="10992"/>
+          <w:tab w:val="left" w:pos="11908"/>
+          <w:tab w:val="left" w:pos="12824"/>
+          <w:tab w:val="left" w:pos="13740"/>
+          <w:tab w:val="left" w:pos="14656"/>
+        </w:tabs>
+        <w:spacing w:after="0" w:line="240" w:lineRule="auto"/>
+        <w:rPr>
+          <w:rFonts w:ascii="Courier New" w:eastAsia="Times New Roman" w:hAnsi="Courier New" w:cs="Courier New"/>
+          <w:sz w:val="20"/>
+          <w:szCs w:val="20"/>
+          <w:lang w:eastAsia="en-IN"/>
+        </w:rPr>
+      </w:pPr>
+      <w:r>
+        <w:rPr>
+          <w:rFonts w:ascii="Courier New" w:eastAsia="Times New Roman" w:hAnsi="Courier New" w:cs="Courier New"/>
+          <w:sz w:val="20"/>
+          <w:szCs w:val="20"/>
+          <w:lang w:eastAsia="en-IN"/>
+        </w:rPr>
+        <w:t xml:space="preserve">   copy [A,B,C]</w:t>
+      </w:r>
+    </w:p>
+    <w:p>
+      <w:pPr>
+        <w:tabs>
+          <w:tab w:val="left" w:pos="916"/>
+          <w:tab w:val="left" w:pos="1832"/>
+          <w:tab w:val="left" w:pos="2748"/>
+          <w:tab w:val="left" w:pos="3664"/>
+          <w:tab w:val="left" w:pos="4580"/>
+          <w:tab w:val="left" w:pos="5496"/>
+          <w:tab w:val="left" w:pos="6412"/>
+          <w:tab w:val="left" w:pos="7328"/>
+          <w:tab w:val="left" w:pos="8244"/>
+          <w:tab w:val="left" w:pos="9160"/>
+          <w:tab w:val="left" w:pos="10076"/>
+          <w:tab w:val="left" w:pos="10992"/>
+          <w:tab w:val="left" w:pos="11908"/>
+          <w:tab w:val="left" w:pos="12824"/>
+          <w:tab w:val="left" w:pos="13740"/>
+          <w:tab w:val="left" w:pos="14656"/>
+        </w:tabs>
+        <w:spacing w:after="0" w:line="240" w:lineRule="auto"/>
+        <w:rPr>
+          <w:rFonts w:ascii="Courier New" w:eastAsia="Times New Roman" w:hAnsi="Courier New" w:cs="Courier New"/>
+          <w:sz w:val="20"/>
+          <w:szCs w:val="20"/>
+          <w:lang w:eastAsia="en-IN"/>
+        </w:rPr>
+      </w:pPr>
+      <w:r>
+        <w:rPr>
+          <w:rFonts w:ascii="Courier New" w:eastAsia="Times New Roman" w:hAnsi="Courier New" w:cs="Courier New"/>
+          <w:sz w:val="20"/>
+          <w:szCs w:val="20"/>
+          <w:lang w:eastAsia="en-IN"/>
+        </w:rPr>
+        <w:t xml:space="preserve">   create [A,B,C,D]</w:t>
+      </w:r>
+    </w:p>
+    <w:p>
+      <w:pPr>
+        <w:tabs>
+          <w:tab w:val="left" w:pos="916"/>
+          <w:tab w:val="left" w:pos="1832"/>
+          <w:tab w:val="left" w:pos="2748"/>
+          <w:tab w:val="left" w:pos="3664"/>
+          <w:tab w:val="left" w:pos="4580"/>
+          <w:tab w:val="left" w:pos="5496"/>
+          <w:tab w:val="left" w:pos="6412"/>
+          <w:tab w:val="left" w:pos="7328"/>
+          <w:tab w:val="left" w:pos="8244"/>
+          <w:tab w:val="left" w:pos="9160"/>
+          <w:tab w:val="left" w:pos="10076"/>
+          <w:tab w:val="left" w:pos="10992"/>
+          <w:tab w:val="left" w:pos="11908"/>
+          <w:tab w:val="left" w:pos="12824"/>
+          <w:tab w:val="left" w:pos="13740"/>
+          <w:tab w:val="left" w:pos="14656"/>
+        </w:tabs>
+        <w:spacing w:after="0" w:line="240" w:lineRule="auto"/>
+        <w:rPr>
+          <w:rFonts w:ascii="Courier New" w:eastAsia="Times New Roman" w:hAnsi="Courier New" w:cs="Courier New"/>
+          <w:sz w:val="20"/>
+          <w:szCs w:val="20"/>
+          <w:lang w:eastAsia="en-IN"/>
+        </w:rPr>
+      </w:pPr>
+      <w:r>
+        <w:rPr>
+          <w:rFonts w:ascii="Courier New" w:eastAsia="Times New Roman" w:hAnsi="Courier New" w:cs="Courier New"/>
+          <w:sz w:val="20"/>
+          <w:szCs w:val="20"/>
+          <w:lang w:eastAsia="en-IN"/>
+        </w:rPr>
+        <w:t xml:space="preserve">   replace array</w:t>
+      </w:r>
+    </w:p>
+    <w:p>
+      <w:pPr>
+        <w:tabs>
+          <w:tab w:val="left" w:pos="916"/>
+          <w:tab w:val="left" w:pos="1832"/>
+          <w:tab w:val="left" w:pos="2748"/>
+          <w:tab w:val="left" w:pos="3664"/>
+          <w:tab w:val="left" w:pos="4580"/>
+          <w:tab w:val="left" w:pos="5496"/>
+          <w:tab w:val="left" w:pos="6412"/>
+          <w:tab w:val="left" w:pos="7328"/>
+          <w:tab w:val="left" w:pos="8244"/>
+          <w:tab w:val="left" w:pos="9160"/>
+          <w:tab w:val="left" w:pos="10076"/>
+          <w:tab w:val="left" w:pos="10992"/>
+          <w:tab w:val="left" w:pos="11908"/>
+          <w:tab w:val="left" w:pos="12824"/>
+          <w:tab w:val="left" w:pos="13740"/>
+          <w:tab w:val="left" w:pos="14656"/>
+        </w:tabs>
+        <w:spacing w:after="0" w:line="240" w:lineRule="auto"/>
+        <w:rPr>
+          <w:rFonts w:ascii="Courier New" w:eastAsia="Times New Roman" w:hAnsi="Courier New" w:cs="Courier New"/>
+          <w:sz w:val="20"/>
+          <w:szCs w:val="20"/>
+          <w:lang w:eastAsia="en-IN"/>
+        </w:rPr>
+      </w:pPr>
+      <w:r>
+        <w:rPr>
+          <w:rFonts w:ascii="Courier New" w:eastAsia="Times New Roman" w:hAnsi="Courier New" w:cs="Courier New"/>
+          <w:sz w:val="20"/>
+          <w:szCs w:val="20"/>
+          <w:lang w:eastAsia="en-IN"/>
+        </w:rPr>
+        <w:t xml:space="preserve">   🔓</w:t>
+      </w:r>
+    </w:p>
+    <w:p>
+      <w:pPr>
+        <w:spacing w:before="100" w:beforeAutospacing="1" w:after="100" w:afterAutospacing="1" w:line="240" w:lineRule="auto"/>
+        <w:rPr>
+          <w:rFonts w:ascii="Times New Roman" w:eastAsia="Times New Roman" w:hAnsi="Times New Roman" w:cs="Times New Roman"/>
+          <w:sz w:val="24"/>
+          <w:szCs w:val="24"/>
+          <w:lang w:eastAsia="en-IN"/>
+        </w:rPr>
+      </w:pPr>
+      <w:r>
+        <w:rPr>
+          <w:rFonts w:ascii="Times New Roman" w:eastAsia="Times New Roman" w:hAnsi="Times New Roman" w:cs="Times New Roman"/>
+          <w:sz w:val="24"/>
+          <w:szCs w:val="24"/>
+          <w:lang w:eastAsia="en-IN"/>
+        </w:rPr>
+        <w:t>Thread A can continue reading its old array:</w:t>
+      </w:r>
+    </w:p>
+    <w:p>
+      <w:pPr>
+        <w:tabs>
+          <w:tab w:val="left" w:pos="916"/>
+          <w:tab w:val="left" w:pos="1832"/>
+          <w:tab w:val="left" w:pos="2748"/>
+          <w:tab w:val="left" w:pos="3664"/>
+          <w:tab w:val="left" w:pos="4580"/>
+          <w:tab w:val="left" w:pos="5496"/>
+          <w:tab w:val="left" w:pos="6412"/>
+          <w:tab w:val="left" w:pos="7328"/>
+          <w:tab w:val="left" w:pos="8244"/>
+          <w:tab w:val="left" w:pos="9160"/>
+          <w:tab w:val="left" w:pos="10076"/>
+          <w:tab w:val="left" w:pos="10992"/>
+          <w:tab w:val="left" w:pos="11908"/>
+          <w:tab w:val="left" w:pos="12824"/>
+          <w:tab w:val="left" w:pos="13740"/>
+          <w:tab w:val="left" w:pos="14656"/>
+        </w:tabs>
+        <w:spacing w:after="0" w:line="240" w:lineRule="auto"/>
+        <w:rPr>
+          <w:rFonts w:ascii="Courier New" w:eastAsia="Times New Roman" w:hAnsi="Courier New" w:cs="Courier New"/>
+          <w:sz w:val="20"/>
+          <w:szCs w:val="20"/>
+          <w:lang w:eastAsia="en-IN"/>
+        </w:rPr>
+      </w:pPr>
+      <w:r>
+        <w:rPr>
+          <w:rFonts w:ascii="Courier New" w:eastAsia="Times New Roman" w:hAnsi="Courier New" w:cs="Courier New"/>
+          <w:sz w:val="20"/>
+          <w:szCs w:val="20"/>
+          <w:lang w:eastAsia="en-IN"/>
+        </w:rPr>
+        <w:t>Thread A → [A,B,C]</w:t>
+      </w:r>
+    </w:p>
+    <w:p>
+      <w:pPr>
+        <w:tabs>
+          <w:tab w:val="left" w:pos="916"/>
+          <w:tab w:val="left" w:pos="1832"/>
+          <w:tab w:val="left" w:pos="2748"/>
+          <w:tab w:val="left" w:pos="3664"/>
+          <w:tab w:val="left" w:pos="4580"/>
+          <w:tab w:val="left" w:pos="5496"/>
+          <w:tab w:val="left" w:pos="6412"/>
+          <w:tab w:val="left" w:pos="7328"/>
+          <w:tab w:val="left" w:pos="8244"/>
+          <w:tab w:val="left" w:pos="9160"/>
+          <w:tab w:val="left" w:pos="10076"/>
+          <w:tab w:val="left" w:pos="10992"/>
+          <w:tab w:val="left" w:pos="11908"/>
+          <w:tab w:val="left" w:pos="12824"/>
+          <w:tab w:val="left" w:pos="13740"/>
+          <w:tab w:val="left" w:pos="14656"/>
+        </w:tabs>
+        <w:spacing w:after="0" w:line="240" w:lineRule="auto"/>
+        <w:rPr>
+          <w:rFonts w:ascii="Courier New" w:eastAsia="Times New Roman" w:hAnsi="Courier New" w:cs="Courier New"/>
+          <w:sz w:val="20"/>
+          <w:szCs w:val="20"/>
+          <w:lang w:eastAsia="en-IN"/>
+        </w:rPr>
+      </w:pPr>
+      <w:r>
+        <w:rPr>
+          <w:rFonts w:ascii="Courier New" w:eastAsia="Times New Roman" w:hAnsi="Courier New" w:cs="Courier New"/>
+          <w:sz w:val="20"/>
+          <w:szCs w:val="20"/>
+          <w:lang w:eastAsia="en-IN"/>
+        </w:rPr>
+        <w:t>Thread B → creates [A,B,C,D]</w:t>
+      </w:r>
+    </w:p>
+    <w:p>
+      <w:pPr>
+        <w:spacing w:before="100" w:beforeAutospacing="1" w:after="100" w:afterAutospacing="1" w:line="240" w:lineRule="auto"/>
+        <w:rPr>
+          <w:rFonts w:ascii="Times New Roman" w:eastAsia="Times New Roman" w:hAnsi="Times New Roman" w:cs="Times New Roman"/>
+          <w:sz w:val="24"/>
+          <w:szCs w:val="24"/>
+          <w:lang w:eastAsia="en-IN"/>
+        </w:rPr>
+      </w:pPr>
+      <w:r>
+        <w:rPr>
+          <w:rFonts w:ascii="Times New Roman" w:eastAsia="Times New Roman" w:hAnsi="Times New Roman" w:cs="Times New Roman"/>
+          <w:sz w:val="24"/>
+          <w:szCs w:val="24"/>
+          <w:lang w:eastAsia="en-IN"/>
+        </w:rPr>
+        <w:t>They don't interfere.</w:t>
+      </w:r>
+    </w:p>
+    <w:p>
+      <w:pPr>
+        <w:spacing w:before="100" w:beforeAutospacing="1" w:after="100" w:afterAutospacing="1" w:line="240" w:lineRule="auto"/>
+        <w:outlineLvl w:val="2"/>
+        <w:rPr>
+          <w:rFonts w:ascii="Times New Roman" w:eastAsia="Times New Roman" w:hAnsi="Times New Roman" w:cs="Times New Roman"/>
+          <w:b/>
+          <w:bCs/>
+          <w:sz w:val="27"/>
+          <w:szCs w:val="27"/>
+          <w:lang w:eastAsia="en-IN"/>
+        </w:rPr>
+      </w:pPr>
+      <w:r>
+        <w:rPr>
+          <w:rFonts w:ascii="Times New Roman" w:eastAsia="Times New Roman" w:hAnsi="Times New Roman" w:cs="Times New Roman"/>
+          <w:b/>
+          <w:bCs/>
+          <w:sz w:val="27"/>
+          <w:szCs w:val="27"/>
+          <w:lang w:eastAsia="en-IN"/>
+        </w:rPr>
+        <w:t>The key idea</w:t>
+      </w:r>
+    </w:p>
+    <w:p>
+      <w:pPr>
+        <w:tabs>
+          <w:tab w:val="left" w:pos="916"/>
+          <w:tab w:val="left" w:pos="1832"/>
+          <w:tab w:val="left" w:pos="2748"/>
+          <w:tab w:val="left" w:pos="3664"/>
+          <w:tab w:val="left" w:pos="4580"/>
+          <w:tab w:val="left" w:pos="5496"/>
+          <w:tab w:val="left" w:pos="6412"/>
+          <w:tab w:val="left" w:pos="7328"/>
+          <w:tab w:val="left" w:pos="8244"/>
+          <w:tab w:val="left" w:pos="9160"/>
+          <w:tab w:val="left" w:pos="10076"/>
+          <w:tab w:val="left" w:pos="10992"/>
+          <w:tab w:val="left" w:pos="11908"/>
+          <w:tab w:val="left" w:pos="12824"/>
+          <w:tab w:val="left" w:pos="13740"/>
+          <w:tab w:val="left" w:pos="14656"/>
+        </w:tabs>
+        <w:spacing w:after="0" w:line="240" w:lineRule="auto"/>
+        <w:rPr>
+          <w:rFonts w:ascii="Courier New" w:eastAsia="Times New Roman" w:hAnsi="Courier New" w:cs="Courier New"/>
+          <w:sz w:val="20"/>
+          <w:szCs w:val="20"/>
+          <w:lang w:eastAsia="en-IN"/>
+        </w:rPr>
+      </w:pPr>
+      <w:r>
+        <w:rPr>
+          <w:rFonts w:ascii="Courier New" w:eastAsia="Times New Roman" w:hAnsi="Courier New" w:cs="Courier New"/>
+          <w:sz w:val="20"/>
+          <w:szCs w:val="20"/>
+          <w:lang w:eastAsia="en-IN"/>
+        </w:rPr>
+        <w:t>ReentrantLock</w:t>
+      </w:r>
+    </w:p>
+    <w:p>
+      <w:pPr>
+        <w:tabs>
+          <w:tab w:val="left" w:pos="916"/>
+          <w:tab w:val="left" w:pos="1832"/>
+          <w:tab w:val="left" w:pos="2748"/>
+          <w:tab w:val="left" w:pos="3664"/>
+          <w:tab w:val="left" w:pos="4580"/>
+          <w:tab w:val="left" w:pos="5496"/>
+          <w:tab w:val="left" w:pos="6412"/>
+          <w:tab w:val="left" w:pos="7328"/>
+          <w:tab w:val="left" w:pos="8244"/>
+          <w:tab w:val="left" w:pos="9160"/>
+          <w:tab w:val="left" w:pos="10076"/>
+          <w:tab w:val="left" w:pos="10992"/>
+          <w:tab w:val="left" w:pos="11908"/>
+          <w:tab w:val="left" w:pos="12824"/>
+          <w:tab w:val="left" w:pos="13740"/>
+          <w:tab w:val="left" w:pos="14656"/>
+        </w:tabs>
+        <w:spacing w:after="0" w:line="240" w:lineRule="auto"/>
+        <w:rPr>
+          <w:rFonts w:ascii="Courier New" w:eastAsia="Times New Roman" w:hAnsi="Courier New" w:cs="Courier New"/>
+          <w:sz w:val="20"/>
+          <w:szCs w:val="20"/>
+          <w:lang w:eastAsia="en-IN"/>
+        </w:rPr>
+      </w:pPr>
+      <w:r>
+        <w:rPr>
+          <w:rFonts w:ascii="Courier New" w:eastAsia="Times New Roman" w:hAnsi="Courier New" w:cs="Courier New"/>
+          <w:sz w:val="20"/>
+          <w:szCs w:val="20"/>
+          <w:lang w:eastAsia="en-IN"/>
+        </w:rPr>
+        <w:t xml:space="preserve">     ↓</w:t>
+      </w:r>
+    </w:p>
+    <w:p>
+      <w:pPr>
+        <w:tabs>
+          <w:tab w:val="left" w:pos="916"/>
+          <w:tab w:val="left" w:pos="1832"/>
+          <w:tab w:val="left" w:pos="2748"/>
+          <w:tab w:val="left" w:pos="3664"/>
+          <w:tab w:val="left" w:pos="4580"/>
+          <w:tab w:val="left" w:pos="5496"/>
+          <w:tab w:val="left" w:pos="6412"/>
+          <w:tab w:val="left" w:pos="7328"/>
+          <w:tab w:val="left" w:pos="8244"/>
+          <w:tab w:val="left" w:pos="9160"/>
+          <w:tab w:val="left" w:pos="10076"/>
+          <w:tab w:val="left" w:pos="10992"/>
+          <w:tab w:val="left" w:pos="11908"/>
+          <w:tab w:val="left" w:pos="12824"/>
+          <w:tab w:val="left" w:pos="13740"/>
+          <w:tab w:val="left" w:pos="14656"/>
+        </w:tabs>
+        <w:spacing w:after="0" w:line="240" w:lineRule="auto"/>
+        <w:rPr>
+          <w:rFonts w:ascii="Courier New" w:eastAsia="Times New Roman" w:hAnsi="Courier New" w:cs="Courier New"/>
+          <w:sz w:val="20"/>
+          <w:szCs w:val="20"/>
+          <w:lang w:eastAsia="en-IN"/>
+        </w:rPr>
+      </w:pPr>
+      <w:r>
+        <w:rPr>
+          <w:rFonts w:ascii="Courier New" w:eastAsia="Times New Roman" w:hAnsi="Courier New" w:cs="Courier New"/>
+          <w:sz w:val="20"/>
+          <w:szCs w:val="20"/>
+          <w:lang w:eastAsia="en-IN"/>
+        </w:rPr>
+        <w:t>protects WRITERS from WRITERS</w:t>
+      </w:r>
+    </w:p>
+    <w:p>
+      <w:pPr>
+        <w:tabs>
+          <w:tab w:val="left" w:pos="916"/>
+          <w:tab w:val="left" w:pos="1832"/>
+          <w:tab w:val="left" w:pos="2748"/>
+          <w:tab w:val="left" w:pos="3664"/>
+          <w:tab w:val="left" w:pos="4580"/>
+          <w:tab w:val="left" w:pos="5496"/>
+          <w:tab w:val="left" w:pos="6412"/>
+          <w:tab w:val="left" w:pos="7328"/>
+          <w:tab w:val="left" w:pos="8244"/>
+          <w:tab w:val="left" w:pos="9160"/>
+          <w:tab w:val="left" w:pos="10076"/>
+          <w:tab w:val="left" w:pos="10992"/>
+          <w:tab w:val="left" w:pos="11908"/>
+          <w:tab w:val="left" w:pos="12824"/>
+          <w:tab w:val="left" w:pos="13740"/>
+          <w:tab w:val="left" w:pos="14656"/>
+        </w:tabs>
+        <w:spacing w:after="0" w:line="240" w:lineRule="auto"/>
+        <w:rPr>
+          <w:rFonts w:ascii="Courier New" w:eastAsia="Times New Roman" w:hAnsi="Courier New" w:cs="Courier New"/>
+          <w:sz w:val="20"/>
+          <w:szCs w:val="20"/>
+          <w:lang w:eastAsia="en-IN"/>
+        </w:rPr>
+      </w:pPr>
+    </w:p>
+    <w:p>
+      <w:pPr>
+        <w:tabs>
+          <w:tab w:val="left" w:pos="916"/>
+          <w:tab w:val="left" w:pos="1832"/>
+          <w:tab w:val="left" w:pos="2748"/>
+          <w:tab w:val="left" w:pos="3664"/>
+          <w:tab w:val="left" w:pos="4580"/>
+          <w:tab w:val="left" w:pos="5496"/>
+          <w:tab w:val="left" w:pos="6412"/>
+          <w:tab w:val="left" w:pos="7328"/>
+          <w:tab w:val="left" w:pos="8244"/>
+          <w:tab w:val="left" w:pos="9160"/>
+          <w:tab w:val="left" w:pos="10076"/>
+          <w:tab w:val="left" w:pos="10992"/>
+          <w:tab w:val="left" w:pos="11908"/>
+          <w:tab w:val="left" w:pos="12824"/>
+          <w:tab w:val="left" w:pos="13740"/>
+          <w:tab w:val="left" w:pos="14656"/>
+        </w:tabs>
+        <w:spacing w:after="0" w:line="240" w:lineRule="auto"/>
+        <w:rPr>
+          <w:rFonts w:ascii="Courier New" w:eastAsia="Times New Roman" w:hAnsi="Courier New" w:cs="Courier New"/>
+          <w:sz w:val="20"/>
+          <w:szCs w:val="20"/>
+          <w:lang w:eastAsia="en-IN"/>
+        </w:rPr>
+      </w:pPr>
+      <w:r>
+        <w:rPr>
+          <w:rFonts w:ascii="Courier New" w:eastAsia="Times New Roman" w:hAnsi="Courier New" w:cs="Courier New"/>
+          <w:sz w:val="20"/>
+          <w:szCs w:val="20"/>
+          <w:lang w:eastAsia="en-IN"/>
+        </w:rPr>
+        <w:t>volatile array</w:t>
+      </w:r>
+    </w:p>
+    <w:p>
+      <w:pPr>
+        <w:tabs>
+          <w:tab w:val="left" w:pos="916"/>
+          <w:tab w:val="left" w:pos="1832"/>
+          <w:tab w:val="left" w:pos="2748"/>
+          <w:tab w:val="left" w:pos="3664"/>
+          <w:tab w:val="left" w:pos="4580"/>
+          <w:tab w:val="left" w:pos="5496"/>
+          <w:tab w:val="left" w:pos="6412"/>
+          <w:tab w:val="left" w:pos="7328"/>
+          <w:tab w:val="left" w:pos="8244"/>
+          <w:tab w:val="left" w:pos="9160"/>
+          <w:tab w:val="left" w:pos="10076"/>
+          <w:tab w:val="left" w:pos="10992"/>
+          <w:tab w:val="left" w:pos="11908"/>
+          <w:tab w:val="left" w:pos="12824"/>
+          <w:tab w:val="left" w:pos="13740"/>
+          <w:tab w:val="left" w:pos="14656"/>
+        </w:tabs>
+        <w:spacing w:after="0" w:line="240" w:lineRule="auto"/>
+        <w:rPr>
+          <w:rFonts w:ascii="Courier New" w:eastAsia="Times New Roman" w:hAnsi="Courier New" w:cs="Courier New"/>
+          <w:sz w:val="20"/>
+          <w:szCs w:val="20"/>
+          <w:lang w:eastAsia="en-IN"/>
+        </w:rPr>
+      </w:pPr>
+      <w:r>
+        <w:rPr>
+          <w:rFonts w:ascii="Courier New" w:eastAsia="Times New Roman" w:hAnsi="Courier New" w:cs="Courier New"/>
+          <w:sz w:val="20"/>
+          <w:szCs w:val="20"/>
+          <w:lang w:eastAsia="en-IN"/>
+        </w:rPr>
+        <w:t xml:space="preserve">     ↓</w:t>
+      </w:r>
+    </w:p>
+    <w:p>
+      <w:pPr>
+        <w:tabs>
+          <w:tab w:val="left" w:pos="916"/>
+          <w:tab w:val="left" w:pos="1832"/>
+          <w:tab w:val="left" w:pos="2748"/>
+          <w:tab w:val="left" w:pos="3664"/>
+          <w:tab w:val="left" w:pos="4580"/>
+          <w:tab w:val="left" w:pos="5496"/>
+          <w:tab w:val="left" w:pos="6412"/>
+          <w:tab w:val="left" w:pos="7328"/>
+          <w:tab w:val="left" w:pos="8244"/>
+          <w:tab w:val="left" w:pos="9160"/>
+          <w:tab w:val="left" w:pos="10076"/>
+          <w:tab w:val="left" w:pos="10992"/>
+          <w:tab w:val="left" w:pos="11908"/>
+          <w:tab w:val="left" w:pos="12824"/>
+          <w:tab w:val="left" w:pos="13740"/>
+          <w:tab w:val="left" w:pos="14656"/>
+        </w:tabs>
+        <w:spacing w:after="0" w:line="240" w:lineRule="auto"/>
+        <w:rPr>
+          <w:rFonts w:ascii="Courier New" w:eastAsia="Times New Roman" w:hAnsi="Courier New" w:cs="Courier New"/>
+          <w:sz w:val="20"/>
+          <w:szCs w:val="20"/>
+          <w:lang w:eastAsia="en-IN"/>
+        </w:rPr>
+      </w:pPr>
+      <w:r>
+        <w:rPr>
+          <w:rFonts w:ascii="Courier New" w:eastAsia="Times New Roman" w:hAnsi="Courier New" w:cs="Courier New"/>
+          <w:sz w:val="20"/>
+          <w:szCs w:val="20"/>
+          <w:lang w:eastAsia="en-IN"/>
+        </w:rPr>
+        <w:t>makes new array visible to READERS</w:t>
+      </w:r>
+    </w:p>
+    <w:p>
+      <w:pPr>
+        <w:spacing w:before="100" w:beforeAutospacing="1" w:after="100" w:afterAutospacing="1" w:line="240" w:lineRule="auto"/>
+        <w:rPr>
+          <w:rFonts w:ascii="Times New Roman" w:eastAsia="Times New Roman" w:hAnsi="Times New Roman" w:cs="Times New Roman"/>
+          <w:sz w:val="24"/>
+          <w:szCs w:val="24"/>
+          <w:lang w:eastAsia="en-IN"/>
+        </w:rPr>
+      </w:pPr>
+      <w:r>
+        <w:rPr>
+          <w:rFonts w:ascii="Times New Roman" w:eastAsia="Times New Roman" w:hAnsi="Times New Roman" w:cs="Times New Roman"/>
+          <w:sz w:val="24"/>
+          <w:szCs w:val="24"/>
+          <w:lang w:eastAsia="en-IN"/>
+        </w:rPr>
+        <w:t>So:</w:t>
+      </w:r>
+    </w:p>
+    <w:p>
+      <w:pPr>
+        <w:spacing w:before="100" w:beforeAutospacing="1" w:after="100" w:afterAutospacing="1" w:line="240" w:lineRule="auto"/>
+        <w:rPr>
+          <w:rFonts w:ascii="Times New Roman" w:eastAsia="Times New Roman" w:hAnsi="Times New Roman" w:cs="Times New Roman"/>
+          <w:sz w:val="24"/>
+          <w:szCs w:val="24"/>
+          <w:lang w:eastAsia="en-IN"/>
+        </w:rPr>
+      </w:pPr>
+      <w:r>
+        <w:rPr>
+          <w:rFonts w:ascii="Times New Roman" w:eastAsia="Times New Roman" w:hAnsi="Times New Roman" w:cs="Times New Roman"/>
+          <w:b/>
+          <w:bCs/>
+          <w:sz w:val="24"/>
+          <w:szCs w:val="24"/>
+          <w:lang w:eastAsia="en-IN"/>
+        </w:rPr>
+        <w:t>Reader + Writer → ✅ allowed concurrently</w:t>
+      </w:r>
+    </w:p>
+    <w:p>
+      <w:pPr>
+        <w:spacing w:before="100" w:beforeAutospacing="1" w:after="100" w:afterAutospacing="1" w:line="240" w:lineRule="auto"/>
+        <w:rPr>
+          <w:rFonts w:ascii="Times New Roman" w:eastAsia="Times New Roman" w:hAnsi="Times New Roman" w:cs="Times New Roman"/>
+          <w:sz w:val="24"/>
+          <w:szCs w:val="24"/>
+          <w:lang w:eastAsia="en-IN"/>
+        </w:rPr>
+      </w:pPr>
+      <w:r>
+        <w:rPr>
+          <w:rFonts w:ascii="Times New Roman" w:eastAsia="Times New Roman" w:hAnsi="Times New Roman" w:cs="Times New Roman"/>
+          <w:b/>
+          <w:bCs/>
+          <w:sz w:val="24"/>
+          <w:szCs w:val="24"/>
+          <w:lang w:eastAsia="en-IN"/>
+        </w:rPr>
+        <w:lastRenderedPageBreak/>
+        <w:t>Writer + Writer → 🔒 one waits</w:t>
+      </w:r>
+    </w:p>
+    <w:p>
+      <w:pPr>
+        <w:pBdr>
+          <w:bottom w:val="single" w:sz="6" w:space="1" w:color="auto"/>
+        </w:pBdr>
+        <w:spacing w:before="100" w:beforeAutospacing="1" w:after="100" w:afterAutospacing="1" w:line="240" w:lineRule="auto"/>
+        <w:rPr>
+          <w:rFonts w:ascii="Times New Roman" w:eastAsia="Times New Roman" w:hAnsi="Times New Roman" w:cs="Times New Roman"/>
+          <w:sz w:val="24"/>
+          <w:szCs w:val="24"/>
+          <w:lang w:eastAsia="en-IN"/>
+        </w:rPr>
+      </w:pPr>
+      <w:r>
+        <w:rPr>
+          <w:rFonts w:ascii="Times New Roman" w:eastAsia="Times New Roman" w:hAnsi="Times New Roman" w:cs="Times New Roman"/>
+          <w:b/>
+          <w:bCs/>
+          <w:sz w:val="24"/>
+          <w:szCs w:val="24"/>
+          <w:lang w:eastAsia="en-IN"/>
+        </w:rPr>
+        <w:t>Reader + Reader → ✅ allowed concurrently</w:t>
+      </w:r>
+    </w:p>
+    <w:p>
+      <w:pPr>
+        <w:pStyle w:val="NormalWeb"/>
+        <w:rPr>
+          <w:sz w:val="20"/>
+          <w:szCs w:val="20"/>
+        </w:rPr>
+      </w:pPr>
+    </w:p>
+    <w:p>
+      <w:pPr>
+        <w:pStyle w:val="NormalWeb"/>
+        <w:rPr>
+          <w:sz w:val="20"/>
+          <w:szCs w:val="20"/>
+        </w:rPr>
+      </w:pPr>
+    </w:p>
+    <w:p>
+      <w:pPr>
+        <w:pStyle w:val="NormalWeb"/>
+      </w:pPr>
+      <w:r>
+        <w:t xml:space="preserve">No — </w:t>
+      </w:r>
+      <w:r>
+        <w:rPr>
+          <w:rStyle w:val="Strong"/>
+        </w:rPr>
+        <w:t xml:space="preserve">that is not considered a problem in </w:t>
+      </w:r>
+      <w:r>
+        <w:rPr>
+          <w:rStyle w:val="HTMLCode"/>
+          <w:b/>
+          <w:bCs/>
+        </w:rPr>
+        <w:t>CopyOnWriteArrayList</w:t>
+      </w:r>
+      <w:r>
+        <w:t>. It's intentional.</w:t>
+      </w:r>
+    </w:p>
+    <w:p>
+      <w:pPr>
+        <w:pStyle w:val="NormalWeb"/>
+      </w:pPr>
+      <w:r>
+        <w:t xml:space="preserve">Think of it as a </w:t>
+      </w:r>
+      <w:r>
+        <w:rPr>
+          <w:rStyle w:val="Strong"/>
+        </w:rPr>
+        <w:t>snapshot</w:t>
+      </w:r>
+      <w:r>
+        <w:t>:</w:t>
+      </w:r>
+    </w:p>
+    <w:p>
+      <w:pPr>
+        <w:pStyle w:val="HTMLPreformatted"/>
+        <w:rPr>
+          <w:rStyle w:val="HTMLCode"/>
+        </w:rPr>
+      </w:pPr>
+      <w:r>
+        <w:rPr>
+          <w:rStyle w:val="HTMLCode"/>
+        </w:rPr>
+        <w:t>Before write:</w:t>
+      </w:r>
+    </w:p>
+    <w:p>
+      <w:pPr>
+        <w:pStyle w:val="HTMLPreformatted"/>
+        <w:rPr>
+          <w:rStyle w:val="HTMLCode"/>
+        </w:rPr>
+      </w:pPr>
+    </w:p>
+    <w:p>
+      <w:pPr>
+        <w:pStyle w:val="HTMLPreformatted"/>
+        <w:rPr>
+          <w:rStyle w:val="HTMLCode"/>
+        </w:rPr>
+      </w:pPr>
+      <w:r>
+        <w:rPr>
+          <w:rStyle w:val="HTMLCode"/>
+        </w:rPr>
+        <w:t>Actual list → [A,B,C]</w:t>
+      </w:r>
+    </w:p>
+    <w:p>
+      <w:pPr>
+        <w:pStyle w:val="HTMLPreformatted"/>
+        <w:rPr>
+          <w:rStyle w:val="HTMLCode"/>
+        </w:rPr>
+      </w:pPr>
+    </w:p>
+    <w:p>
+      <w:pPr>
+        <w:pStyle w:val="HTMLPreformatted"/>
+        <w:rPr>
+          <w:rStyle w:val="HTMLCode"/>
+        </w:rPr>
+      </w:pPr>
+      <w:r>
+        <w:rPr>
+          <w:rStyle w:val="HTMLCode"/>
+        </w:rPr>
+        <w:t>Thread A GET</w:t>
+      </w:r>
+    </w:p>
+    <w:p>
+      <w:pPr>
+        <w:pStyle w:val="HTMLPreformatted"/>
+        <w:rPr>
+          <w:rStyle w:val="HTMLCode"/>
+        </w:rPr>
+      </w:pPr>
+      <w:r>
+        <w:rPr>
+          <w:rStyle w:val="HTMLCode"/>
+        </w:rPr>
+        <w:t xml:space="preserve">    ↓</w:t>
+      </w:r>
+    </w:p>
+    <w:p>
+      <w:pPr>
+        <w:pStyle w:val="HTMLPreformatted"/>
+      </w:pPr>
+      <w:r>
+        <w:rPr>
+          <w:rStyle w:val="HTMLCode"/>
+        </w:rPr>
+        <w:t xml:space="preserve">    [A,B,C]   ← Thread A's snapshot</w:t>
+      </w:r>
+    </w:p>
+    <w:p>
+      <w:pPr>
+        <w:pStyle w:val="NormalWeb"/>
+      </w:pPr>
+      <w:r>
+        <w:t>Then Thread B writes:</w:t>
+      </w:r>
+    </w:p>
+    <w:p>
+      <w:pPr>
+        <w:pStyle w:val="HTMLPreformatted"/>
+        <w:rPr>
+          <w:rStyle w:val="HTMLCode"/>
+        </w:rPr>
+      </w:pPr>
+      <w:r>
+        <w:rPr>
+          <w:rStyle w:val="HTMLCode"/>
+        </w:rPr>
+        <w:t>Thread B</w:t>
+      </w:r>
+    </w:p>
+    <w:p>
+      <w:pPr>
+        <w:pStyle w:val="HTMLPreformatted"/>
+        <w:rPr>
+          <w:rStyle w:val="HTMLCode"/>
+        </w:rPr>
+      </w:pPr>
+      <w:r>
+        <w:rPr>
+          <w:rStyle w:val="HTMLCode"/>
+        </w:rPr>
+        <w:t xml:space="preserve">   ↓</w:t>
+      </w:r>
+    </w:p>
+    <w:p>
+      <w:pPr>
+        <w:pStyle w:val="HTMLPreformatted"/>
+        <w:rPr>
+          <w:rStyle w:val="HTMLCode"/>
+        </w:rPr>
+      </w:pPr>
+      <w:r>
+        <w:rPr>
+          <w:rStyle w:val="HTMLCode"/>
+        </w:rPr>
+        <w:t>🔒</w:t>
+      </w:r>
+    </w:p>
+    <w:p>
+      <w:pPr>
+        <w:pStyle w:val="HTMLPreformatted"/>
+        <w:rPr>
+          <w:rStyle w:val="HTMLCode"/>
+        </w:rPr>
+      </w:pPr>
+      <w:r>
+        <w:rPr>
+          <w:rStyle w:val="HTMLCode"/>
+        </w:rPr>
+        <w:t>copy [A,B,C]</w:t>
+      </w:r>
+    </w:p>
+    <w:p>
+      <w:pPr>
+        <w:pStyle w:val="HTMLPreformatted"/>
+        <w:rPr>
+          <w:rStyle w:val="HTMLCode"/>
+        </w:rPr>
+      </w:pPr>
+      <w:r>
+        <w:rPr>
+          <w:rStyle w:val="HTMLCode"/>
+        </w:rPr>
+        <w:t xml:space="preserve">   ↓</w:t>
+      </w:r>
+    </w:p>
+    <w:p>
+      <w:pPr>
+        <w:pStyle w:val="HTMLPreformatted"/>
+        <w:rPr>
+          <w:rStyle w:val="HTMLCode"/>
+        </w:rPr>
+      </w:pPr>
+      <w:r>
+        <w:rPr>
+          <w:rStyle w:val="HTMLCode"/>
+        </w:rPr>
+        <w:t>[A,B,C,D]</w:t>
+      </w:r>
+    </w:p>
+    <w:p>
+      <w:pPr>
+        <w:pStyle w:val="HTMLPreformatted"/>
+        <w:rPr>
+          <w:rStyle w:val="HTMLCode"/>
+        </w:rPr>
+      </w:pPr>
+      <w:r>
+        <w:rPr>
+          <w:rStyle w:val="HTMLCode"/>
+        </w:rPr>
+        <w:t xml:space="preserve">   ↓</w:t>
+      </w:r>
+    </w:p>
+    <w:p>
+      <w:pPr>
+        <w:pStyle w:val="HTMLPreformatted"/>
+        <w:rPr>
+          <w:rStyle w:val="HTMLCode"/>
+        </w:rPr>
+      </w:pPr>
+      <w:r>
+        <w:rPr>
+          <w:rStyle w:val="HTMLCode"/>
+        </w:rPr>
+        <w:t>volatile array = [A,B,C,D]</w:t>
+      </w:r>
+    </w:p>
+    <w:p>
+      <w:pPr>
+        <w:pStyle w:val="HTMLPreformatted"/>
+        <w:rPr>
+          <w:rStyle w:val="HTMLCode"/>
+        </w:rPr>
+      </w:pPr>
+      <w:r>
+        <w:rPr>
+          <w:rStyle w:val="HTMLCode"/>
+        </w:rPr>
+        <w:t xml:space="preserve">   ↓</w:t>
+      </w:r>
+    </w:p>
+    <w:p>
+      <w:pPr>
+        <w:pStyle w:val="HTMLPreformatted"/>
+      </w:pPr>
+      <w:r>
+        <w:rPr>
+          <w:rStyle w:val="HTMLCode"/>
+        </w:rPr>
+        <w:t>🔓</w:t>
+      </w:r>
+    </w:p>
+    <w:p>
+      <w:pPr>
+        <w:pStyle w:val="NormalWeb"/>
+      </w:pPr>
+      <w:r>
+        <w:t>Now:</w:t>
+      </w:r>
+    </w:p>
+    <w:p>
+      <w:pPr>
+        <w:pStyle w:val="HTMLPreformatted"/>
+        <w:rPr>
+          <w:rStyle w:val="HTMLCode"/>
+        </w:rPr>
+      </w:pPr>
+      <w:r>
+        <w:rPr>
+          <w:rStyle w:val="HTMLCode"/>
+        </w:rPr>
+        <w:t>Actual list → [A,B,C,D]</w:t>
+      </w:r>
+    </w:p>
+    <w:p>
+      <w:pPr>
+        <w:pStyle w:val="HTMLPreformatted"/>
+        <w:rPr>
+          <w:rStyle w:val="HTMLCode"/>
+        </w:rPr>
+      </w:pPr>
+    </w:p>
+    <w:p>
+      <w:pPr>
+        <w:pStyle w:val="HTMLPreformatted"/>
+      </w:pPr>
+      <w:r>
+        <w:rPr>
+          <w:rStyle w:val="HTMLCode"/>
+        </w:rPr>
+        <w:t>Thread A → [A,B,C]   ← old snapshot</w:t>
+      </w:r>
+    </w:p>
+    <w:p>
+      <w:pPr>
+        <w:pStyle w:val="NormalWeb"/>
+      </w:pPr>
+      <w:r>
+        <w:t xml:space="preserve">Thread A </w:t>
+      </w:r>
+      <w:r>
+        <w:rPr>
+          <w:rStyle w:val="Strong"/>
+        </w:rPr>
+        <w:t>doesn't suddenly switch to D</w:t>
+      </w:r>
+      <w:r>
         <w:t>.</w:t>
       </w:r>
     </w:p>
     <w:p>
       <w:pPr>
+        <w:pStyle w:val="Heading3"/>
+      </w:pPr>
+      <w:r>
+        <w:lastRenderedPageBreak/>
+        <w:t>Is that okay?</w:t>
+      </w:r>
+    </w:p>
+    <w:p>
+      <w:pPr>
+        <w:pStyle w:val="NormalWeb"/>
+      </w:pPr>
+      <w:r>
+        <w:t>Yes. The design guarantees:</w:t>
+      </w:r>
+    </w:p>
+    <w:p>
+      <w:pPr>
+        <w:pStyle w:val="NormalWeb"/>
+      </w:pPr>
+      <w:r>
+        <w:rPr>
+          <w:rStyle w:val="Strong"/>
+        </w:rPr>
+        <w:t>An iterator/reader sees a consistent snapshot of the array at the time it obtained it.</w:t>
+      </w:r>
+    </w:p>
+    <w:p>
+      <w:pPr>
+        <w:pStyle w:val="NormalWeb"/>
+      </w:pPr>
+      <w:r>
+        <w:t xml:space="preserve">This is actually one of the main advantages of </w:t>
+      </w:r>
+      <w:r>
+        <w:rPr>
+          <w:rStyle w:val="HTMLCode"/>
+        </w:rPr>
+        <w:t>CopyOnWriteArrayList</w:t>
+      </w:r>
+      <w:r>
+        <w:t>.</w:t>
+      </w:r>
+    </w:p>
+    <w:p>
+      <w:pPr>
+        <w:pStyle w:val="NormalWeb"/>
+      </w:pPr>
+      <w:r>
+        <w:t xml:space="preserve">If Thread A needs the </w:t>
+      </w:r>
+      <w:r>
+        <w:rPr>
+          <w:rStyle w:val="Strong"/>
+        </w:rPr>
+        <w:t>latest data</w:t>
+      </w:r>
+      <w:r>
+        <w:t>, it must perform another read:</w:t>
+      </w:r>
+    </w:p>
+    <w:p>
+      <w:pPr>
+        <w:pStyle w:val="HTMLPreformatted"/>
+        <w:rPr>
+          <w:rStyle w:val="HTMLCode"/>
+        </w:rPr>
+      </w:pPr>
+      <w:r>
+        <w:rPr>
+          <w:rStyle w:val="HTMLCode"/>
+        </w:rPr>
+        <w:t>Thread A → GET again</w:t>
+      </w:r>
+    </w:p>
+    <w:p>
+      <w:pPr>
+        <w:pStyle w:val="HTMLPreformatted"/>
+        <w:rPr>
+          <w:rStyle w:val="HTMLCode"/>
+        </w:rPr>
+      </w:pPr>
+      <w:r>
+        <w:rPr>
+          <w:rStyle w:val="HTMLCode"/>
+        </w:rPr>
+        <w:t xml:space="preserve">              ↓</w:t>
+      </w:r>
+    </w:p>
+    <w:p>
+      <w:pPr>
+        <w:pStyle w:val="HTMLPreformatted"/>
+      </w:pPr>
+      <w:r>
+        <w:rPr>
+          <w:rStyle w:val="HTMLCode"/>
+        </w:rPr>
+        <w:t xml:space="preserve">         [A,B,C,D] ✅</w:t>
+      </w:r>
+    </w:p>
+    <w:p>
+      <w:pPr>
+        <w:pStyle w:val="NormalWeb"/>
+      </w:pPr>
+      <w:r>
+        <w:t>So:</w:t>
+      </w:r>
+    </w:p>
+    <w:p>
+      <w:pPr>
+        <w:pStyle w:val="HTMLPreformatted"/>
+        <w:rPr>
+          <w:rStyle w:val="HTMLCode"/>
+        </w:rPr>
+      </w:pPr>
+      <w:r>
+        <w:rPr>
+          <w:rStyle w:val="HTMLCode"/>
+        </w:rPr>
+        <w:t>Old reader → old snapshot ✅</w:t>
+      </w:r>
+    </w:p>
+    <w:p>
+      <w:pPr>
+        <w:pStyle w:val="HTMLPreformatted"/>
+      </w:pPr>
+      <w:r>
+        <w:rPr>
+          <w:rStyle w:val="HTMLCode"/>
+        </w:rPr>
+        <w:t>New reader → latest array ✅</w:t>
+      </w:r>
+    </w:p>
+    <w:p>
+      <w:pPr>
+        <w:pStyle w:val="NormalWeb"/>
+      </w:pPr>
+      <w:r>
+        <w:t>The important distinction is:</w:t>
+      </w:r>
+    </w:p>
+    <w:p>
+      <w:pPr>
+        <w:pStyle w:val="NormalWeb"/>
+      </w:pPr>
+      <w:r>
+        <w:rPr>
+          <w:rStyle w:val="Strong"/>
+        </w:rPr>
+        <w:t>"old data" ≠ "incorrect data"</w:t>
+      </w:r>
+    </w:p>
+    <w:p>
+      <w:pPr>
+        <w:pStyle w:val="NormalWeb"/>
+      </w:pPr>
+      <w:r>
+        <w:t xml:space="preserve">Thread A has a </w:t>
+      </w:r>
+      <w:r>
+        <w:rPr>
+          <w:rStyle w:val="Strong"/>
+        </w:rPr>
+        <w:t>valid snapshot</w:t>
+      </w:r>
+      <w:r>
+        <w:t>, just not the latest snapshot.</w:t>
+      </w:r>
+    </w:p>
+    <w:p>
+      <w:pPr>
+        <w:pStyle w:val="NormalWeb"/>
         <w:rPr>
           <w:sz w:val="20"/>
           <w:szCs w:val="20"/>
@@ -18303,6 +22697,163 @@
     </w:sectPr>
   </w:body>
 </w:document>
+</file>
+
+<file path=word/numbering.xml><?xml version="1.0" encoding="utf-8"?>
+<w:numbering xmlns:wpc="http://schemas.microsoft.com/office/word/2010/wordprocessingCanvas" xmlns:mc="http://schemas.openxmlformats.org/markup-compatibility/2006" xmlns:o="urn:schemas-microsoft-com:office:office" xmlns:r="http://schemas.openxmlformats.org/officeDocument/2006/relationships" xmlns:m="http://schemas.openxmlformats.org/officeDocument/2006/math" xmlns:v="urn:schemas-microsoft-com:vml" xmlns:wp14="http://schemas.microsoft.com/office/word/2010/wordprocessingDrawing" xmlns:wp="http://schemas.openxmlformats.org/drawingml/2006/wordprocessingDrawing" xmlns:w10="urn:schemas-microsoft-com:office:word" xmlns:w="http://schemas.openxmlformats.org/wordprocessingml/2006/main" xmlns:w14="http://schemas.microsoft.com/office/word/2010/wordml" xmlns:wpg="http://schemas.microsoft.com/office/word/2010/wordprocessingGroup" xmlns:wpi="http://schemas.microsoft.com/office/word/2010/wordprocessingInk" xmlns:wne="http://schemas.microsoft.com/office/word/2006/wordml" xmlns:wps="http://schemas.microsoft.com/office/word/2010/wordprocessingShape" mc:Ignorable="w14 wp14">
+  <w:abstractNum w:abstractNumId="0">
+    <w:nsid w:val="1A6F3852"/>
+    <w:multiLevelType w:val="multilevel"/>
+    <w:tmpl w:val="E2BE3050"/>
+    <w:lvl w:ilvl="0">
+      <w:start w:val="1"/>
+      <w:numFmt w:val="bullet"/>
+      <w:lvlText w:val=""/>
+      <w:lvlJc w:val="left"/>
+      <w:pPr>
+        <w:tabs>
+          <w:tab w:val="num" w:pos="720"/>
+        </w:tabs>
+        <w:ind w:left="720" w:hanging="360"/>
+      </w:pPr>
+      <w:rPr>
+        <w:rFonts w:ascii="Symbol" w:hAnsi="Symbol" w:hint="default"/>
+        <w:sz w:val="20"/>
+      </w:rPr>
+    </w:lvl>
+    <w:lvl w:ilvl="1" w:tentative="1">
+      <w:start w:val="1"/>
+      <w:numFmt w:val="bullet"/>
+      <w:lvlText w:val="o"/>
+      <w:lvlJc w:val="left"/>
+      <w:pPr>
+        <w:tabs>
+          <w:tab w:val="num" w:pos="1440"/>
+        </w:tabs>
+        <w:ind w:left="1440" w:hanging="360"/>
+      </w:pPr>
+      <w:rPr>
+        <w:rFonts w:ascii="Courier New" w:hAnsi="Courier New" w:hint="default"/>
+        <w:sz w:val="20"/>
+      </w:rPr>
+    </w:lvl>
+    <w:lvl w:ilvl="2" w:tentative="1">
+      <w:start w:val="1"/>
+      <w:numFmt w:val="bullet"/>
+      <w:lvlText w:val=""/>
+      <w:lvlJc w:val="left"/>
+      <w:pPr>
+        <w:tabs>
+          <w:tab w:val="num" w:pos="2160"/>
+        </w:tabs>
+        <w:ind w:left="2160" w:hanging="360"/>
+      </w:pPr>
+      <w:rPr>
+        <w:rFonts w:ascii="Wingdings" w:hAnsi="Wingdings" w:hint="default"/>
+        <w:sz w:val="20"/>
+      </w:rPr>
+    </w:lvl>
+    <w:lvl w:ilvl="3" w:tentative="1">
+      <w:start w:val="1"/>
+      <w:numFmt w:val="bullet"/>
+      <w:lvlText w:val=""/>
+      <w:lvlJc w:val="left"/>
+      <w:pPr>
+        <w:tabs>
+          <w:tab w:val="num" w:pos="2880"/>
+        </w:tabs>
+        <w:ind w:left="2880" w:hanging="360"/>
+      </w:pPr>
+      <w:rPr>
+        <w:rFonts w:ascii="Wingdings" w:hAnsi="Wingdings" w:hint="default"/>
+        <w:sz w:val="20"/>
+      </w:rPr>
+    </w:lvl>
+    <w:lvl w:ilvl="4" w:tentative="1">
+      <w:start w:val="1"/>
+      <w:numFmt w:val="bullet"/>
+      <w:lvlText w:val=""/>
+      <w:lvlJc w:val="left"/>
+      <w:pPr>
+        <w:tabs>
+          <w:tab w:val="num" w:pos="3600"/>
+        </w:tabs>
+        <w:ind w:left="3600" w:hanging="360"/>
+      </w:pPr>
+      <w:rPr>
+        <w:rFonts w:ascii="Wingdings" w:hAnsi="Wingdings" w:hint="default"/>
+        <w:sz w:val="20"/>
+      </w:rPr>
+    </w:lvl>
+    <w:lvl w:ilvl="5" w:tentative="1">
+      <w:start w:val="1"/>
+      <w:numFmt w:val="bullet"/>
+      <w:lvlText w:val=""/>
+      <w:lvlJc w:val="left"/>
+      <w:pPr>
+        <w:tabs>
+          <w:tab w:val="num" w:pos="4320"/>
+        </w:tabs>
+        <w:ind w:left="4320" w:hanging="360"/>
+      </w:pPr>
+      <w:rPr>
+        <w:rFonts w:ascii="Wingdings" w:hAnsi="Wingdings" w:hint="default"/>
+        <w:sz w:val="20"/>
+      </w:rPr>
+    </w:lvl>
+    <w:lvl w:ilvl="6" w:tentative="1">
+      <w:start w:val="1"/>
+      <w:numFmt w:val="bullet"/>
+      <w:lvlText w:val=""/>
+      <w:lvlJc w:val="left"/>
+      <w:pPr>
+        <w:tabs>
+          <w:tab w:val="num" w:pos="5040"/>
+        </w:tabs>
+        <w:ind w:left="5040" w:hanging="360"/>
+      </w:pPr>
+      <w:rPr>
+        <w:rFonts w:ascii="Wingdings" w:hAnsi="Wingdings" w:hint="default"/>
+        <w:sz w:val="20"/>
+      </w:rPr>
+    </w:lvl>
+    <w:lvl w:ilvl="7" w:tentative="1">
+      <w:start w:val="1"/>
+      <w:numFmt w:val="bullet"/>
+      <w:lvlText w:val=""/>
+      <w:lvlJc w:val="left"/>
+      <w:pPr>
+        <w:tabs>
+          <w:tab w:val="num" w:pos="5760"/>
+        </w:tabs>
+        <w:ind w:left="5760" w:hanging="360"/>
+      </w:pPr>
+      <w:rPr>
+        <w:rFonts w:ascii="Wingdings" w:hAnsi="Wingdings" w:hint="default"/>
+        <w:sz w:val="20"/>
+      </w:rPr>
+    </w:lvl>
+    <w:lvl w:ilvl="8" w:tentative="1">
+      <w:start w:val="1"/>
+      <w:numFmt w:val="bullet"/>
+      <w:lvlText w:val=""/>
+      <w:lvlJc w:val="left"/>
+      <w:pPr>
+        <w:tabs>
+          <w:tab w:val="num" w:pos="6480"/>
+        </w:tabs>
+        <w:ind w:left="6480" w:hanging="360"/>
+      </w:pPr>
+      <w:rPr>
+        <w:rFonts w:ascii="Wingdings" w:hAnsi="Wingdings" w:hint="default"/>
+        <w:sz w:val="20"/>
+      </w:rPr>
+    </w:lvl>
+  </w:abstractNum>
+  <w:num w:numId="1">
+    <w:abstractNumId w:val="0"/>
+  </w:num>
+</w:numbering>
 </file>
 
 <file path=word/styles.xml><?xml version="1.0" encoding="utf-8"?>
@@ -18526,6 +23077,31 @@
       <w:lang w:eastAsia="en-IN"/>
     </w:rPr>
   </w:style>
+  <w:style w:type="paragraph" w:styleId="Heading4">
+    <w:name w:val="heading 4"/>
+    <w:basedOn w:val="Normal"/>
+    <w:next w:val="Normal"/>
+    <w:link w:val="Heading4Char"/>
+    <w:uiPriority w:val="9"/>
+    <w:semiHidden/>
+    <w:unhideWhenUsed/>
+    <w:qFormat/>
+    <w:rsid w:val="005513CF"/>
+    <w:pPr>
+      <w:keepNext/>
+      <w:keepLines/>
+      <w:spacing w:before="200" w:after="0"/>
+      <w:outlineLvl w:val="3"/>
+    </w:pPr>
+    <w:rPr>
+      <w:rFonts w:asciiTheme="majorHAnsi" w:eastAsiaTheme="majorEastAsia" w:hAnsiTheme="majorHAnsi" w:cstheme="majorBidi"/>
+      <w:b/>
+      <w:bCs/>
+      <w:i/>
+      <w:iCs/>
+      <w:color w:val="4F81BD" w:themeColor="accent1"/>
+    </w:rPr>
+  </w:style>
   <w:style w:type="character" w:default="1" w:styleId="DefaultParagraphFont">
     <w:name w:val="Default Paragraph Font"/>
     <w:uiPriority w:val="1"/>
@@ -18603,7 +23179,6 @@
     <w:name w:val="Normal (Web)"/>
     <w:basedOn w:val="Normal"/>
     <w:uiPriority w:val="99"/>
-    <w:semiHidden/>
     <w:unhideWhenUsed/>
     <w:rsid w:val="000C1F92"/>
     <w:pPr>
@@ -18688,6 +23263,22 @@
       <w:rFonts w:ascii="Courier New" w:eastAsia="Times New Roman" w:hAnsi="Courier New" w:cs="Courier New"/>
       <w:sz w:val="20"/>
       <w:szCs w:val="20"/>
+    </w:rPr>
+  </w:style>
+  <w:style w:type="character" w:customStyle="1" w:styleId="Heading4Char">
+    <w:name w:val="Heading 4 Char"/>
+    <w:basedOn w:val="DefaultParagraphFont"/>
+    <w:link w:val="Heading4"/>
+    <w:uiPriority w:val="9"/>
+    <w:semiHidden/>
+    <w:rsid w:val="005513CF"/>
+    <w:rPr>
+      <w:rFonts w:asciiTheme="majorHAnsi" w:eastAsiaTheme="majorEastAsia" w:hAnsiTheme="majorHAnsi" w:cstheme="majorBidi"/>
+      <w:b/>
+      <w:bCs/>
+      <w:i/>
+      <w:iCs/>
+      <w:color w:val="4F81BD" w:themeColor="accent1"/>
     </w:rPr>
   </w:style>
 </w:styles>
@@ -18914,6 +23505,31 @@
       <w:lang w:eastAsia="en-IN"/>
     </w:rPr>
   </w:style>
+  <w:style w:type="paragraph" w:styleId="Heading4">
+    <w:name w:val="heading 4"/>
+    <w:basedOn w:val="Normal"/>
+    <w:next w:val="Normal"/>
+    <w:link w:val="Heading4Char"/>
+    <w:uiPriority w:val="9"/>
+    <w:semiHidden/>
+    <w:unhideWhenUsed/>
+    <w:qFormat/>
+    <w:rsid w:val="005513CF"/>
+    <w:pPr>
+      <w:keepNext/>
+      <w:keepLines/>
+      <w:spacing w:before="200" w:after="0"/>
+      <w:outlineLvl w:val="3"/>
+    </w:pPr>
+    <w:rPr>
+      <w:rFonts w:asciiTheme="majorHAnsi" w:eastAsiaTheme="majorEastAsia" w:hAnsiTheme="majorHAnsi" w:cstheme="majorBidi"/>
+      <w:b/>
+      <w:bCs/>
+      <w:i/>
+      <w:iCs/>
+      <w:color w:val="4F81BD" w:themeColor="accent1"/>
+    </w:rPr>
+  </w:style>
   <w:style w:type="character" w:default="1" w:styleId="DefaultParagraphFont">
     <w:name w:val="Default Paragraph Font"/>
     <w:uiPriority w:val="1"/>
@@ -18991,7 +23607,6 @@
     <w:name w:val="Normal (Web)"/>
     <w:basedOn w:val="Normal"/>
     <w:uiPriority w:val="99"/>
-    <w:semiHidden/>
     <w:unhideWhenUsed/>
     <w:rsid w:val="000C1F92"/>
     <w:pPr>
@@ -19076,6 +23691,22 @@
       <w:rFonts w:ascii="Courier New" w:eastAsia="Times New Roman" w:hAnsi="Courier New" w:cs="Courier New"/>
       <w:sz w:val="20"/>
       <w:szCs w:val="20"/>
+    </w:rPr>
+  </w:style>
+  <w:style w:type="character" w:customStyle="1" w:styleId="Heading4Char">
+    <w:name w:val="Heading 4 Char"/>
+    <w:basedOn w:val="DefaultParagraphFont"/>
+    <w:link w:val="Heading4"/>
+    <w:uiPriority w:val="9"/>
+    <w:semiHidden/>
+    <w:rsid w:val="005513CF"/>
+    <w:rPr>
+      <w:rFonts w:asciiTheme="majorHAnsi" w:eastAsiaTheme="majorEastAsia" w:hAnsiTheme="majorHAnsi" w:cstheme="majorBidi"/>
+      <w:b/>
+      <w:bCs/>
+      <w:i/>
+      <w:iCs/>
+      <w:color w:val="4F81BD" w:themeColor="accent1"/>
     </w:rPr>
   </w:style>
 </w:styles>
